--- a/Cloud&Containers.docx
+++ b/Cloud&Containers.docx
@@ -64,6 +64,9 @@
         </w:rPr>
       </w:pPr>
       <w:r>
+        <w:rPr>
+          <w:noProof/>
+        </w:rPr>
         <w:drawing>
           <wp:inline distT="0" distB="0" distL="0" distR="0" wp14:anchorId="154477ED" wp14:editId="7EB98BF8">
             <wp:extent cx="4915153" cy="1695537"/>
@@ -141,6 +144,7 @@
         <w:rPr>
           <w:b/>
           <w:bCs/>
+          <w:noProof/>
           <w:lang w:val="en-US"/>
         </w:rPr>
         <w:drawing>
@@ -245,6 +249,9 @@
         <w:br/>
       </w:r>
       <w:r>
+        <w:rPr>
+          <w:noProof/>
+        </w:rPr>
         <w:drawing>
           <wp:inline distT="0" distB="0" distL="0" distR="0" wp14:anchorId="74530B87" wp14:editId="30EE378D">
             <wp:extent cx="4330923" cy="1568531"/>
@@ -311,6 +318,9 @@
         <w:t xml:space="preserve">docker build -t flask-welcome-app </w:t>
       </w:r>
       <w:r>
+        <w:rPr>
+          <w:noProof/>
+        </w:rPr>
         <w:drawing>
           <wp:inline distT="0" distB="0" distL="0" distR="0" wp14:anchorId="7D474D97" wp14:editId="337886BA">
             <wp:extent cx="5112013" cy="273064"/>
@@ -364,6 +374,9 @@
     </w:p>
     <w:p>
       <w:r>
+        <w:rPr>
+          <w:noProof/>
+        </w:rPr>
         <w:drawing>
           <wp:inline distT="0" distB="0" distL="0" distR="0" wp14:anchorId="48FC4B37" wp14:editId="5140C352">
             <wp:extent cx="5731510" cy="909320"/>
@@ -452,6 +465,9 @@
         <w:ind w:left="720"/>
       </w:pPr>
       <w:r>
+        <w:rPr>
+          <w:noProof/>
+        </w:rPr>
         <w:drawing>
           <wp:inline distT="0" distB="0" distL="0" distR="0" wp14:anchorId="39CC287B" wp14:editId="6839D218">
             <wp:extent cx="5581937" cy="895396"/>
@@ -508,6 +524,917 @@
         <w:t xml:space="preserve"> Flask Application!"</w:t>
       </w:r>
     </w:p>
+    <w:p>
+      <w:r>
+        <w:drawing>
+          <wp:inline distT="0" distB="0" distL="0" distR="0" wp14:anchorId="595CBE8F" wp14:editId="56075A3A">
+            <wp:extent cx="5454930" cy="3321221"/>
+            <wp:effectExtent l="0" t="0" r="0" b="0"/>
+            <wp:docPr id="789842081" name="Picture 1"/>
+            <wp:cNvGraphicFramePr>
+              <a:graphicFrameLocks xmlns:a="http://schemas.openxmlformats.org/drawingml/2006/main" noChangeAspect="1"/>
+            </wp:cNvGraphicFramePr>
+            <a:graphic xmlns:a="http://schemas.openxmlformats.org/drawingml/2006/main">
+              <a:graphicData uri="http://schemas.openxmlformats.org/drawingml/2006/picture">
+                <pic:pic xmlns:pic="http://schemas.openxmlformats.org/drawingml/2006/picture">
+                  <pic:nvPicPr>
+                    <pic:cNvPr id="789842081" name=""/>
+                    <pic:cNvPicPr/>
+                  </pic:nvPicPr>
+                  <pic:blipFill>
+                    <a:blip r:embed="rId13"/>
+                    <a:stretch>
+                      <a:fillRect/>
+                    </a:stretch>
+                  </pic:blipFill>
+                  <pic:spPr>
+                    <a:xfrm>
+                      <a:off x="0" y="0"/>
+                      <a:ext cx="5454930" cy="3321221"/>
+                    </a:xfrm>
+                    <a:prstGeom prst="rect">
+                      <a:avLst/>
+                    </a:prstGeom>
+                  </pic:spPr>
+                </pic:pic>
+              </a:graphicData>
+            </a:graphic>
+          </wp:inline>
+        </w:drawing>
+      </w:r>
+    </w:p>
+    <w:p>
+      <w:r>
+        <w:drawing>
+          <wp:inline distT="0" distB="0" distL="0" distR="0" wp14:anchorId="4EBB0637" wp14:editId="77EA461E">
+            <wp:extent cx="4381725" cy="1663786"/>
+            <wp:effectExtent l="0" t="0" r="0" b="0"/>
+            <wp:docPr id="1803870072" name="Picture 1"/>
+            <wp:cNvGraphicFramePr>
+              <a:graphicFrameLocks xmlns:a="http://schemas.openxmlformats.org/drawingml/2006/main" noChangeAspect="1"/>
+            </wp:cNvGraphicFramePr>
+            <a:graphic xmlns:a="http://schemas.openxmlformats.org/drawingml/2006/main">
+              <a:graphicData uri="http://schemas.openxmlformats.org/drawingml/2006/picture">
+                <pic:pic xmlns:pic="http://schemas.openxmlformats.org/drawingml/2006/picture">
+                  <pic:nvPicPr>
+                    <pic:cNvPr id="1803870072" name=""/>
+                    <pic:cNvPicPr/>
+                  </pic:nvPicPr>
+                  <pic:blipFill>
+                    <a:blip r:embed="rId14"/>
+                    <a:stretch>
+                      <a:fillRect/>
+                    </a:stretch>
+                  </pic:blipFill>
+                  <pic:spPr>
+                    <a:xfrm>
+                      <a:off x="0" y="0"/>
+                      <a:ext cx="4381725" cy="1663786"/>
+                    </a:xfrm>
+                    <a:prstGeom prst="rect">
+                      <a:avLst/>
+                    </a:prstGeom>
+                  </pic:spPr>
+                </pic:pic>
+              </a:graphicData>
+            </a:graphic>
+          </wp:inline>
+        </w:drawing>
+      </w:r>
+    </w:p>
+    <w:p/>
+    <w:p/>
+    <w:p/>
+    <w:p/>
+    <w:p>
+      <w:pPr>
+        <w:jc w:val="center"/>
+        <w:rPr>
+          <w:b/>
+          <w:bCs/>
+          <w:lang w:val="en-US"/>
+        </w:rPr>
+      </w:pPr>
+      <w:r>
+        <w:rPr>
+          <w:b/>
+          <w:bCs/>
+          <w:lang w:val="en-US"/>
+        </w:rPr>
+        <w:lastRenderedPageBreak/>
+        <w:t xml:space="preserve">Task </w:t>
+      </w:r>
+      <w:r>
+        <w:rPr>
+          <w:b/>
+          <w:bCs/>
+          <w:lang w:val="en-US"/>
+        </w:rPr>
+        <w:t>2</w:t>
+      </w:r>
+    </w:p>
+    <w:p>
+      <w:pPr>
+        <w:rPr>
+          <w:b/>
+          <w:bCs/>
+        </w:rPr>
+      </w:pPr>
+      <w:r>
+        <w:rPr>
+          <w:b/>
+          <w:bCs/>
+        </w:rPr>
+        <w:t>1. app.py (Flask Application)</w:t>
+      </w:r>
+    </w:p>
+    <w:p>
+      <w:pPr>
+        <w:rPr>
+          <w:b/>
+          <w:bCs/>
+        </w:rPr>
+      </w:pPr>
+      <w:r>
+        <w:rPr>
+          <w:b/>
+          <w:bCs/>
+        </w:rPr>
+        <w:drawing>
+          <wp:inline distT="0" distB="0" distL="0" distR="0" wp14:anchorId="45D9CCEC" wp14:editId="4F97481C">
+            <wp:extent cx="5639090" cy="4076910"/>
+            <wp:effectExtent l="0" t="0" r="0" b="0"/>
+            <wp:docPr id="1762550686" name="Picture 1"/>
+            <wp:cNvGraphicFramePr>
+              <a:graphicFrameLocks xmlns:a="http://schemas.openxmlformats.org/drawingml/2006/main" noChangeAspect="1"/>
+            </wp:cNvGraphicFramePr>
+            <a:graphic xmlns:a="http://schemas.openxmlformats.org/drawingml/2006/main">
+              <a:graphicData uri="http://schemas.openxmlformats.org/drawingml/2006/picture">
+                <pic:pic xmlns:pic="http://schemas.openxmlformats.org/drawingml/2006/picture">
+                  <pic:nvPicPr>
+                    <pic:cNvPr id="1762550686" name=""/>
+                    <pic:cNvPicPr/>
+                  </pic:nvPicPr>
+                  <pic:blipFill>
+                    <a:blip r:embed="rId15"/>
+                    <a:stretch>
+                      <a:fillRect/>
+                    </a:stretch>
+                  </pic:blipFill>
+                  <pic:spPr>
+                    <a:xfrm>
+                      <a:off x="0" y="0"/>
+                      <a:ext cx="5639090" cy="4076910"/>
+                    </a:xfrm>
+                    <a:prstGeom prst="rect">
+                      <a:avLst/>
+                    </a:prstGeom>
+                  </pic:spPr>
+                </pic:pic>
+              </a:graphicData>
+            </a:graphic>
+          </wp:inline>
+        </w:drawing>
+      </w:r>
+    </w:p>
+    <w:p>
+      <w:pPr>
+        <w:rPr>
+          <w:b/>
+          <w:bCs/>
+        </w:rPr>
+      </w:pPr>
+      <w:r>
+        <w:rPr>
+          <w:b/>
+          <w:bCs/>
+        </w:rPr>
+        <w:t>2. requirements.txt (Python Dependencies)</w:t>
+      </w:r>
+    </w:p>
+    <w:p>
+      <w:r>
+        <w:t>f</w:t>
+      </w:r>
+      <w:r>
+        <w:t>lask</w:t>
+      </w:r>
+      <w:r>
+        <w:t xml:space="preserve"> &amp; </w:t>
+      </w:r>
+      <w:proofErr w:type="spellStart"/>
+      <w:r>
+        <w:t>redis</w:t>
+      </w:r>
+      <w:proofErr w:type="spellEnd"/>
+    </w:p>
+    <w:p>
+      <w:r>
+        <w:drawing>
+          <wp:inline distT="0" distB="0" distL="0" distR="0" wp14:anchorId="0C65B915" wp14:editId="357A0A22">
+            <wp:extent cx="1378021" cy="635033"/>
+            <wp:effectExtent l="0" t="0" r="0" b="0"/>
+            <wp:docPr id="400996503" name="Picture 1"/>
+            <wp:cNvGraphicFramePr>
+              <a:graphicFrameLocks xmlns:a="http://schemas.openxmlformats.org/drawingml/2006/main" noChangeAspect="1"/>
+            </wp:cNvGraphicFramePr>
+            <a:graphic xmlns:a="http://schemas.openxmlformats.org/drawingml/2006/main">
+              <a:graphicData uri="http://schemas.openxmlformats.org/drawingml/2006/picture">
+                <pic:pic xmlns:pic="http://schemas.openxmlformats.org/drawingml/2006/picture">
+                  <pic:nvPicPr>
+                    <pic:cNvPr id="400996503" name=""/>
+                    <pic:cNvPicPr/>
+                  </pic:nvPicPr>
+                  <pic:blipFill>
+                    <a:blip r:embed="rId16"/>
+                    <a:stretch>
+                      <a:fillRect/>
+                    </a:stretch>
+                  </pic:blipFill>
+                  <pic:spPr>
+                    <a:xfrm>
+                      <a:off x="0" y="0"/>
+                      <a:ext cx="1378021" cy="635033"/>
+                    </a:xfrm>
+                    <a:prstGeom prst="rect">
+                      <a:avLst/>
+                    </a:prstGeom>
+                  </pic:spPr>
+                </pic:pic>
+              </a:graphicData>
+            </a:graphic>
+          </wp:inline>
+        </w:drawing>
+      </w:r>
+    </w:p>
+    <w:p>
+      <w:pPr>
+        <w:rPr>
+          <w:b/>
+          <w:bCs/>
+        </w:rPr>
+      </w:pPr>
+      <w:r>
+        <w:rPr>
+          <w:b/>
+          <w:bCs/>
+        </w:rPr>
+        <w:t xml:space="preserve">3. </w:t>
+      </w:r>
+      <w:proofErr w:type="spellStart"/>
+      <w:r>
+        <w:rPr>
+          <w:b/>
+          <w:bCs/>
+        </w:rPr>
+        <w:t>Dockerfile</w:t>
+      </w:r>
+      <w:proofErr w:type="spellEnd"/>
+      <w:r>
+        <w:rPr>
+          <w:b/>
+          <w:bCs/>
+        </w:rPr>
+        <w:t xml:space="preserve"> (Containerizing the Flask App)</w:t>
+      </w:r>
+    </w:p>
+    <w:p>
+      <w:r>
+        <w:rPr>
+          <w:noProof/>
+        </w:rPr>
+        <w:drawing>
+          <wp:inline distT="0" distB="0" distL="0" distR="0" wp14:anchorId="3C28D7B2" wp14:editId="05E797C4">
+            <wp:extent cx="4330923" cy="1568531"/>
+            <wp:effectExtent l="0" t="0" r="0" b="0"/>
+            <wp:docPr id="889983339" name="Picture 1"/>
+            <wp:cNvGraphicFramePr>
+              <a:graphicFrameLocks xmlns:a="http://schemas.openxmlformats.org/drawingml/2006/main" noChangeAspect="1"/>
+            </wp:cNvGraphicFramePr>
+            <a:graphic xmlns:a="http://schemas.openxmlformats.org/drawingml/2006/main">
+              <a:graphicData uri="http://schemas.openxmlformats.org/drawingml/2006/picture">
+                <pic:pic xmlns:pic="http://schemas.openxmlformats.org/drawingml/2006/picture">
+                  <pic:nvPicPr>
+                    <pic:cNvPr id="346209691" name=""/>
+                    <pic:cNvPicPr/>
+                  </pic:nvPicPr>
+                  <pic:blipFill>
+                    <a:blip r:embed="rId8"/>
+                    <a:stretch>
+                      <a:fillRect/>
+                    </a:stretch>
+                  </pic:blipFill>
+                  <pic:spPr>
+                    <a:xfrm>
+                      <a:off x="0" y="0"/>
+                      <a:ext cx="4330923" cy="1568531"/>
+                    </a:xfrm>
+                    <a:prstGeom prst="rect">
+                      <a:avLst/>
+                    </a:prstGeom>
+                  </pic:spPr>
+                </pic:pic>
+              </a:graphicData>
+            </a:graphic>
+          </wp:inline>
+        </w:drawing>
+      </w:r>
+    </w:p>
+    <w:p/>
+    <w:p/>
+    <w:p>
+      <w:pPr>
+        <w:rPr>
+          <w:b/>
+          <w:bCs/>
+        </w:rPr>
+      </w:pPr>
+      <w:r>
+        <w:rPr>
+          <w:b/>
+          <w:bCs/>
+        </w:rPr>
+        <w:lastRenderedPageBreak/>
+        <w:t xml:space="preserve">4. </w:t>
+      </w:r>
+      <w:proofErr w:type="spellStart"/>
+      <w:proofErr w:type="gramStart"/>
+      <w:r>
+        <w:rPr>
+          <w:b/>
+          <w:bCs/>
+        </w:rPr>
+        <w:t>compose.y</w:t>
+      </w:r>
+      <w:r>
+        <w:rPr>
+          <w:b/>
+          <w:bCs/>
+        </w:rPr>
+        <w:t>a</w:t>
+      </w:r>
+      <w:r>
+        <w:rPr>
+          <w:b/>
+          <w:bCs/>
+        </w:rPr>
+        <w:t>ml</w:t>
+      </w:r>
+      <w:proofErr w:type="spellEnd"/>
+      <w:proofErr w:type="gramEnd"/>
+      <w:r>
+        <w:rPr>
+          <w:b/>
+          <w:bCs/>
+        </w:rPr>
+        <w:t xml:space="preserve"> (Defining the Services)</w:t>
+      </w:r>
+    </w:p>
+    <w:p>
+      <w:r>
+        <w:drawing>
+          <wp:inline distT="0" distB="0" distL="0" distR="0" wp14:anchorId="2ACF68C3" wp14:editId="71F2C0D3">
+            <wp:extent cx="3511730" cy="3397425"/>
+            <wp:effectExtent l="0" t="0" r="0" b="0"/>
+            <wp:docPr id="400589532" name="Picture 1"/>
+            <wp:cNvGraphicFramePr>
+              <a:graphicFrameLocks xmlns:a="http://schemas.openxmlformats.org/drawingml/2006/main" noChangeAspect="1"/>
+            </wp:cNvGraphicFramePr>
+            <a:graphic xmlns:a="http://schemas.openxmlformats.org/drawingml/2006/main">
+              <a:graphicData uri="http://schemas.openxmlformats.org/drawingml/2006/picture">
+                <pic:pic xmlns:pic="http://schemas.openxmlformats.org/drawingml/2006/picture">
+                  <pic:nvPicPr>
+                    <pic:cNvPr id="400589532" name=""/>
+                    <pic:cNvPicPr/>
+                  </pic:nvPicPr>
+                  <pic:blipFill>
+                    <a:blip r:embed="rId17"/>
+                    <a:stretch>
+                      <a:fillRect/>
+                    </a:stretch>
+                  </pic:blipFill>
+                  <pic:spPr>
+                    <a:xfrm>
+                      <a:off x="0" y="0"/>
+                      <a:ext cx="3511730" cy="3397425"/>
+                    </a:xfrm>
+                    <a:prstGeom prst="rect">
+                      <a:avLst/>
+                    </a:prstGeom>
+                  </pic:spPr>
+                </pic:pic>
+              </a:graphicData>
+            </a:graphic>
+          </wp:inline>
+        </w:drawing>
+      </w:r>
+    </w:p>
+    <w:p/>
+    <w:p>
+      <w:pPr>
+        <w:rPr>
+          <w:b/>
+          <w:bCs/>
+        </w:rPr>
+      </w:pPr>
+      <w:r>
+        <w:rPr>
+          <w:b/>
+          <w:bCs/>
+        </w:rPr>
+        <w:t>5. Test and Run the Application</w:t>
+      </w:r>
+    </w:p>
+    <w:p>
+      <w:pPr>
+        <w:numPr>
+          <w:ilvl w:val="0"/>
+          <w:numId w:val="2"/>
+        </w:numPr>
+      </w:pPr>
+      <w:r>
+        <w:rPr>
+          <w:b/>
+          <w:bCs/>
+        </w:rPr>
+        <w:t>Start the containers:</w:t>
+      </w:r>
+    </w:p>
+    <w:p>
+      <w:pPr>
+        <w:ind w:left="360"/>
+      </w:pPr>
+      <w:r>
+        <w:t xml:space="preserve">        </w:t>
+      </w:r>
+      <w:r>
+        <w:t xml:space="preserve">docker-compose up </w:t>
+      </w:r>
+      <w:r>
+        <w:t>–</w:t>
+      </w:r>
+      <w:r>
+        <w:t>build</w:t>
+      </w:r>
+    </w:p>
+    <w:p>
+      <w:r>
+        <w:t xml:space="preserve">        </w:t>
+      </w:r>
+      <w:r>
+        <w:drawing>
+          <wp:inline distT="0" distB="0" distL="0" distR="0" wp14:anchorId="564CC3A0" wp14:editId="59F9BB13">
+            <wp:extent cx="4476980" cy="215911"/>
+            <wp:effectExtent l="0" t="0" r="0" b="0"/>
+            <wp:docPr id="799862632" name="Picture 1"/>
+            <wp:cNvGraphicFramePr>
+              <a:graphicFrameLocks xmlns:a="http://schemas.openxmlformats.org/drawingml/2006/main" noChangeAspect="1"/>
+            </wp:cNvGraphicFramePr>
+            <a:graphic xmlns:a="http://schemas.openxmlformats.org/drawingml/2006/main">
+              <a:graphicData uri="http://schemas.openxmlformats.org/drawingml/2006/picture">
+                <pic:pic xmlns:pic="http://schemas.openxmlformats.org/drawingml/2006/picture">
+                  <pic:nvPicPr>
+                    <pic:cNvPr id="799862632" name=""/>
+                    <pic:cNvPicPr/>
+                  </pic:nvPicPr>
+                  <pic:blipFill>
+                    <a:blip r:embed="rId18"/>
+                    <a:stretch>
+                      <a:fillRect/>
+                    </a:stretch>
+                  </pic:blipFill>
+                  <pic:spPr>
+                    <a:xfrm>
+                      <a:off x="0" y="0"/>
+                      <a:ext cx="4476980" cy="215911"/>
+                    </a:xfrm>
+                    <a:prstGeom prst="rect">
+                      <a:avLst/>
+                    </a:prstGeom>
+                  </pic:spPr>
+                </pic:pic>
+              </a:graphicData>
+            </a:graphic>
+          </wp:inline>
+        </w:drawing>
+      </w:r>
+    </w:p>
+    <w:p>
+      <w:r>
+        <w:t xml:space="preserve">        </w:t>
+      </w:r>
+      <w:r>
+        <w:drawing>
+          <wp:inline distT="0" distB="0" distL="0" distR="0" wp14:anchorId="411A9F8A" wp14:editId="35675922">
+            <wp:extent cx="3314870" cy="977950"/>
+            <wp:effectExtent l="0" t="0" r="0" b="0"/>
+            <wp:docPr id="500897202" name="Picture 1"/>
+            <wp:cNvGraphicFramePr>
+              <a:graphicFrameLocks xmlns:a="http://schemas.openxmlformats.org/drawingml/2006/main" noChangeAspect="1"/>
+            </wp:cNvGraphicFramePr>
+            <a:graphic xmlns:a="http://schemas.openxmlformats.org/drawingml/2006/main">
+              <a:graphicData uri="http://schemas.openxmlformats.org/drawingml/2006/picture">
+                <pic:pic xmlns:pic="http://schemas.openxmlformats.org/drawingml/2006/picture">
+                  <pic:nvPicPr>
+                    <pic:cNvPr id="500897202" name=""/>
+                    <pic:cNvPicPr/>
+                  </pic:nvPicPr>
+                  <pic:blipFill>
+                    <a:blip r:embed="rId19"/>
+                    <a:stretch>
+                      <a:fillRect/>
+                    </a:stretch>
+                  </pic:blipFill>
+                  <pic:spPr>
+                    <a:xfrm>
+                      <a:off x="0" y="0"/>
+                      <a:ext cx="3314870" cy="977950"/>
+                    </a:xfrm>
+                    <a:prstGeom prst="rect">
+                      <a:avLst/>
+                    </a:prstGeom>
+                  </pic:spPr>
+                </pic:pic>
+              </a:graphicData>
+            </a:graphic>
+          </wp:inline>
+        </w:drawing>
+      </w:r>
+    </w:p>
+    <w:p>
+      <w:r>
+        <w:t xml:space="preserve">        </w:t>
+      </w:r>
+      <w:r>
+        <w:drawing>
+          <wp:inline distT="0" distB="0" distL="0" distR="0" wp14:anchorId="5ACEAEC1" wp14:editId="4612FE5A">
+            <wp:extent cx="4178515" cy="1873346"/>
+            <wp:effectExtent l="0" t="0" r="0" b="0"/>
+            <wp:docPr id="1204719336" name="Picture 1"/>
+            <wp:cNvGraphicFramePr>
+              <a:graphicFrameLocks xmlns:a="http://schemas.openxmlformats.org/drawingml/2006/main" noChangeAspect="1"/>
+            </wp:cNvGraphicFramePr>
+            <a:graphic xmlns:a="http://schemas.openxmlformats.org/drawingml/2006/main">
+              <a:graphicData uri="http://schemas.openxmlformats.org/drawingml/2006/picture">
+                <pic:pic xmlns:pic="http://schemas.openxmlformats.org/drawingml/2006/picture">
+                  <pic:nvPicPr>
+                    <pic:cNvPr id="1204719336" name=""/>
+                    <pic:cNvPicPr/>
+                  </pic:nvPicPr>
+                  <pic:blipFill>
+                    <a:blip r:embed="rId20"/>
+                    <a:stretch>
+                      <a:fillRect/>
+                    </a:stretch>
+                  </pic:blipFill>
+                  <pic:spPr>
+                    <a:xfrm>
+                      <a:off x="0" y="0"/>
+                      <a:ext cx="4178515" cy="1873346"/>
+                    </a:xfrm>
+                    <a:prstGeom prst="rect">
+                      <a:avLst/>
+                    </a:prstGeom>
+                  </pic:spPr>
+                </pic:pic>
+              </a:graphicData>
+            </a:graphic>
+          </wp:inline>
+        </w:drawing>
+      </w:r>
+    </w:p>
+    <w:p/>
+    <w:p>
+      <w:pPr>
+        <w:numPr>
+          <w:ilvl w:val="0"/>
+          <w:numId w:val="2"/>
+        </w:numPr>
+      </w:pPr>
+      <w:r>
+        <w:rPr>
+          <w:b/>
+          <w:bCs/>
+        </w:rPr>
+        <w:lastRenderedPageBreak/>
+        <w:t>Verify it works:</w:t>
+      </w:r>
+      <w:r>
+        <w:t xml:space="preserve"> Open your web browser and navigate to </w:t>
+      </w:r>
+      <w:hyperlink r:id="rId21" w:history="1">
+        <w:r>
+          <w:rPr>
+            <w:rStyle w:val="Hyperlink"/>
+            <w:b/>
+            <w:bCs/>
+          </w:rPr>
+          <w:t>http://</w:t>
+        </w:r>
+        <w:r>
+          <w:rPr>
+            <w:rStyle w:val="Hyperlink"/>
+            <w:b/>
+            <w:bCs/>
+          </w:rPr>
+          <w:t>127.0.0.1</w:t>
+        </w:r>
+        <w:r>
+          <w:rPr>
+            <w:rStyle w:val="Hyperlink"/>
+            <w:b/>
+            <w:bCs/>
+          </w:rPr>
+          <w:t>:5000</w:t>
+        </w:r>
+      </w:hyperlink>
+      <w:r>
+        <w:t>.</w:t>
+      </w:r>
+    </w:p>
+    <w:p>
+      <w:pPr>
+        <w:numPr>
+          <w:ilvl w:val="0"/>
+          <w:numId w:val="2"/>
+        </w:numPr>
+      </w:pPr>
+      <w:r>
+        <w:rPr>
+          <w:b/>
+          <w:bCs/>
+        </w:rPr>
+        <w:t>Test the counter:</w:t>
+      </w:r>
+      <w:r>
+        <w:t xml:space="preserve"> </w:t>
+      </w:r>
+      <w:r>
+        <w:t>it’s</w:t>
+      </w:r>
+      <w:r>
+        <w:t xml:space="preserve"> saying </w:t>
+      </w:r>
+      <w:r>
+        <w:rPr>
+          <w:i/>
+          <w:iCs/>
+        </w:rPr>
+        <w:t>“Hello</w:t>
+      </w:r>
+      <w:r>
+        <w:rPr>
+          <w:i/>
+          <w:iCs/>
+        </w:rPr>
+        <w:t xml:space="preserve"> World</w:t>
+      </w:r>
+      <w:r>
+        <w:rPr>
+          <w:i/>
+          <w:iCs/>
+        </w:rPr>
+        <w:t xml:space="preserve">! This page has been viewed 1 </w:t>
+      </w:r>
+      <w:proofErr w:type="gramStart"/>
+      <w:r>
+        <w:rPr>
+          <w:i/>
+          <w:iCs/>
+        </w:rPr>
+        <w:t>times</w:t>
+      </w:r>
+      <w:proofErr w:type="gramEnd"/>
+      <w:r>
+        <w:rPr>
+          <w:i/>
+          <w:iCs/>
+        </w:rPr>
+        <w:t>.”</w:t>
+      </w:r>
+      <w:r>
+        <w:t xml:space="preserve"> </w:t>
+      </w:r>
+    </w:p>
+    <w:p>
+      <w:pPr>
+        <w:ind w:left="720"/>
+      </w:pPr>
+      <w:r>
+        <w:drawing>
+          <wp:inline distT="0" distB="0" distL="0" distR="0" wp14:anchorId="37705286" wp14:editId="6B1AAB42">
+            <wp:extent cx="3829247" cy="1124008"/>
+            <wp:effectExtent l="0" t="0" r="0" b="0"/>
+            <wp:docPr id="703300297" name="Picture 1"/>
+            <wp:cNvGraphicFramePr>
+              <a:graphicFrameLocks xmlns:a="http://schemas.openxmlformats.org/drawingml/2006/main" noChangeAspect="1"/>
+            </wp:cNvGraphicFramePr>
+            <a:graphic xmlns:a="http://schemas.openxmlformats.org/drawingml/2006/main">
+              <a:graphicData uri="http://schemas.openxmlformats.org/drawingml/2006/picture">
+                <pic:pic xmlns:pic="http://schemas.openxmlformats.org/drawingml/2006/picture">
+                  <pic:nvPicPr>
+                    <pic:cNvPr id="703300297" name=""/>
+                    <pic:cNvPicPr/>
+                  </pic:nvPicPr>
+                  <pic:blipFill>
+                    <a:blip r:embed="rId22"/>
+                    <a:stretch>
+                      <a:fillRect/>
+                    </a:stretch>
+                  </pic:blipFill>
+                  <pic:spPr>
+                    <a:xfrm>
+                      <a:off x="0" y="0"/>
+                      <a:ext cx="3829247" cy="1124008"/>
+                    </a:xfrm>
+                    <a:prstGeom prst="rect">
+                      <a:avLst/>
+                    </a:prstGeom>
+                  </pic:spPr>
+                </pic:pic>
+              </a:graphicData>
+            </a:graphic>
+          </wp:inline>
+        </w:drawing>
+      </w:r>
+    </w:p>
+    <w:p>
+      <w:pPr>
+        <w:numPr>
+          <w:ilvl w:val="0"/>
+          <w:numId w:val="2"/>
+        </w:numPr>
+      </w:pPr>
+      <w:r>
+        <w:rPr>
+          <w:b/>
+          <w:bCs/>
+        </w:rPr>
+        <w:t>Refresh the page</w:t>
+      </w:r>
+      <w:r>
+        <w:t xml:space="preserve"> a few times to confirm that the counter increments properly.</w:t>
+      </w:r>
+    </w:p>
+    <w:p>
+      <w:pPr>
+        <w:ind w:left="720"/>
+        <w:rPr>
+          <w:b/>
+          <w:bCs/>
+        </w:rPr>
+      </w:pPr>
+      <w:r>
+        <w:rPr>
+          <w:b/>
+          <w:bCs/>
+        </w:rPr>
+        <w:drawing>
+          <wp:inline distT="0" distB="0" distL="0" distR="0" wp14:anchorId="2C82405C" wp14:editId="1BEBE4E9">
+            <wp:extent cx="4191215" cy="990651"/>
+            <wp:effectExtent l="0" t="0" r="0" b="0"/>
+            <wp:docPr id="1902087629" name="Picture 1"/>
+            <wp:cNvGraphicFramePr>
+              <a:graphicFrameLocks xmlns:a="http://schemas.openxmlformats.org/drawingml/2006/main" noChangeAspect="1"/>
+            </wp:cNvGraphicFramePr>
+            <a:graphic xmlns:a="http://schemas.openxmlformats.org/drawingml/2006/main">
+              <a:graphicData uri="http://schemas.openxmlformats.org/drawingml/2006/picture">
+                <pic:pic xmlns:pic="http://schemas.openxmlformats.org/drawingml/2006/picture">
+                  <pic:nvPicPr>
+                    <pic:cNvPr id="1902087629" name=""/>
+                    <pic:cNvPicPr/>
+                  </pic:nvPicPr>
+                  <pic:blipFill>
+                    <a:blip r:embed="rId23"/>
+                    <a:stretch>
+                      <a:fillRect/>
+                    </a:stretch>
+                  </pic:blipFill>
+                  <pic:spPr>
+                    <a:xfrm>
+                      <a:off x="0" y="0"/>
+                      <a:ext cx="4191215" cy="990651"/>
+                    </a:xfrm>
+                    <a:prstGeom prst="rect">
+                      <a:avLst/>
+                    </a:prstGeom>
+                  </pic:spPr>
+                </pic:pic>
+              </a:graphicData>
+            </a:graphic>
+          </wp:inline>
+        </w:drawing>
+      </w:r>
+    </w:p>
+    <w:p>
+      <w:pPr>
+        <w:numPr>
+          <w:ilvl w:val="0"/>
+          <w:numId w:val="2"/>
+        </w:numPr>
+      </w:pPr>
+      <w:r>
+        <w:rPr>
+          <w:b/>
+          <w:bCs/>
+        </w:rPr>
+        <w:t>Stop the app:</w:t>
+      </w:r>
+      <w:r>
+        <w:t xml:space="preserve"> To stop the containers, press Ctrl + C in your terminal, or run</w:t>
+      </w:r>
+      <w:r>
+        <w:t xml:space="preserve"> </w:t>
+      </w:r>
+      <w:r>
+        <w:t>docker-compose down</w:t>
+      </w:r>
+    </w:p>
+    <w:p>
+      <w:pPr>
+        <w:ind w:left="720"/>
+      </w:pPr>
+      <w:r>
+        <w:drawing>
+          <wp:inline distT="0" distB="0" distL="0" distR="0" wp14:anchorId="0A254831" wp14:editId="534F29FC">
+            <wp:extent cx="3778444" cy="863644"/>
+            <wp:effectExtent l="0" t="0" r="0" b="0"/>
+            <wp:docPr id="357100432" name="Picture 1"/>
+            <wp:cNvGraphicFramePr>
+              <a:graphicFrameLocks xmlns:a="http://schemas.openxmlformats.org/drawingml/2006/main" noChangeAspect="1"/>
+            </wp:cNvGraphicFramePr>
+            <a:graphic xmlns:a="http://schemas.openxmlformats.org/drawingml/2006/main">
+              <a:graphicData uri="http://schemas.openxmlformats.org/drawingml/2006/picture">
+                <pic:pic xmlns:pic="http://schemas.openxmlformats.org/drawingml/2006/picture">
+                  <pic:nvPicPr>
+                    <pic:cNvPr id="357100432" name=""/>
+                    <pic:cNvPicPr/>
+                  </pic:nvPicPr>
+                  <pic:blipFill>
+                    <a:blip r:embed="rId24"/>
+                    <a:stretch>
+                      <a:fillRect/>
+                    </a:stretch>
+                  </pic:blipFill>
+                  <pic:spPr>
+                    <a:xfrm>
+                      <a:off x="0" y="0"/>
+                      <a:ext cx="3778444" cy="863644"/>
+                    </a:xfrm>
+                    <a:prstGeom prst="rect">
+                      <a:avLst/>
+                    </a:prstGeom>
+                  </pic:spPr>
+                </pic:pic>
+              </a:graphicData>
+            </a:graphic>
+          </wp:inline>
+        </w:drawing>
+      </w:r>
+    </w:p>
+    <w:p>
+      <w:pPr>
+        <w:ind w:left="720"/>
+      </w:pPr>
+      <w:r>
+        <w:drawing>
+          <wp:inline distT="0" distB="0" distL="0" distR="0" wp14:anchorId="47A1F04D" wp14:editId="2A8CA2CD">
+            <wp:extent cx="4197566" cy="1428823"/>
+            <wp:effectExtent l="0" t="0" r="0" b="0"/>
+            <wp:docPr id="1965173227" name="Picture 1"/>
+            <wp:cNvGraphicFramePr>
+              <a:graphicFrameLocks xmlns:a="http://schemas.openxmlformats.org/drawingml/2006/main" noChangeAspect="1"/>
+            </wp:cNvGraphicFramePr>
+            <a:graphic xmlns:a="http://schemas.openxmlformats.org/drawingml/2006/main">
+              <a:graphicData uri="http://schemas.openxmlformats.org/drawingml/2006/picture">
+                <pic:pic xmlns:pic="http://schemas.openxmlformats.org/drawingml/2006/picture">
+                  <pic:nvPicPr>
+                    <pic:cNvPr id="1965173227" name=""/>
+                    <pic:cNvPicPr/>
+                  </pic:nvPicPr>
+                  <pic:blipFill>
+                    <a:blip r:embed="rId25"/>
+                    <a:stretch>
+                      <a:fillRect/>
+                    </a:stretch>
+                  </pic:blipFill>
+                  <pic:spPr>
+                    <a:xfrm>
+                      <a:off x="0" y="0"/>
+                      <a:ext cx="4197566" cy="1428823"/>
+                    </a:xfrm>
+                    <a:prstGeom prst="rect">
+                      <a:avLst/>
+                    </a:prstGeom>
+                  </pic:spPr>
+                </pic:pic>
+              </a:graphicData>
+            </a:graphic>
+          </wp:inline>
+        </w:drawing>
+      </w:r>
+    </w:p>
+    <w:p/>
     <w:p/>
     <w:p/>
     <w:sectPr>
@@ -523,6 +1450,119 @@
 <file path=word/numbering.xml><?xml version="1.0" encoding="utf-8"?>
 <w:numbering xmlns:wpc="http://schemas.microsoft.com/office/word/2010/wordprocessingCanvas" xmlns:cx="http://schemas.microsoft.com/office/drawing/2014/chartex" xmlns:cx1="http://schemas.microsoft.com/office/drawing/2015/9/8/chartex" xmlns:cx2="http://schemas.microsoft.com/office/drawing/2015/10/21/chartex" xmlns:cx3="http://schemas.microsoft.com/office/drawing/2016/5/9/chartex" xmlns:cx4="http://schemas.microsoft.com/office/drawing/2016/5/10/chartex" xmlns:cx5="http://schemas.microsoft.com/office/drawing/2016/5/11/chartex" xmlns:cx6="http://schemas.microsoft.com/office/drawing/2016/5/12/chartex" xmlns:cx7="http://schemas.microsoft.com/office/drawing/2016/5/13/chartex" xmlns:cx8="http://schemas.microsoft.com/office/drawing/2016/5/14/chartex" xmlns:mc="http://schemas.openxmlformats.org/markup-compatibility/2006" xmlns:aink="http://schemas.microsoft.com/office/drawing/2016/ink" xmlns:am3d="http://schemas.microsoft.com/office/drawing/2017/model3d" xmlns:o="urn:schemas-microsoft-com:office:office" xmlns:oel="http://schemas.microsoft.com/office/2019/extlst" xmlns:r="http://schemas.openxmlformats.org/officeDocument/2006/relationships" xmlns:m="http://schemas.openxmlformats.org/officeDocument/2006/math" xmlns:v="urn:schemas-microsoft-com:vml" xmlns:wp14="http://schemas.microsoft.com/office/word/2010/wordprocessingDrawing" xmlns:wp="http://schemas.openxmlformats.org/drawingml/2006/wordprocessingDrawing" xmlns:w10="urn:schemas-microsoft-com:office:word" xmlns:w="http://schemas.openxmlformats.org/wordprocessingml/2006/main" xmlns:w14="http://schemas.microsoft.com/office/word/2010/wordml" xmlns:w15="http://schemas.microsoft.com/office/word/2012/wordml" xmlns:w16cex="http://schemas.microsoft.com/office/word/2018/wordml/cex" xmlns:w16cid="http://schemas.microsoft.com/office/word/2016/wordml/cid" xmlns:w16="http://schemas.microsoft.com/office/word/2018/wordml" xmlns:w16du="http://schemas.microsoft.com/office/word/2023/wordml/word16du" xmlns:w16sdtdh="http://schemas.microsoft.com/office/word/2020/wordml/sdtdatahash" xmlns:w16sdtfl="http://schemas.microsoft.com/office/word/2024/wordml/sdtformatlock" xmlns:w16se="http://schemas.microsoft.com/office/word/2015/wordml/symex" xmlns:wpg="http://schemas.microsoft.com/office/word/2010/wordprocessingGroup" xmlns:wpi="http://schemas.microsoft.com/office/word/2010/wordprocessingInk" xmlns:wne="http://schemas.microsoft.com/office/word/2006/wordml" xmlns:wps="http://schemas.microsoft.com/office/word/2010/wordprocessingShape" mc:Ignorable="w14 w15 w16se w16cid w16 w16cex w16sdtdh w16sdtfl w16du wp14">
   <w:abstractNum w:abstractNumId="0" w15:restartNumberingAfterBreak="0">
+    <w:nsid w:val="311815CD"/>
+    <w:multiLevelType w:val="multilevel"/>
+    <w:tmpl w:val="30602F4C"/>
+    <w:lvl w:ilvl="0">
+      <w:start w:val="1"/>
+      <w:numFmt w:val="decimal"/>
+      <w:lvlText w:val="%1."/>
+      <w:lvlJc w:val="left"/>
+      <w:pPr>
+        <w:tabs>
+          <w:tab w:val="num" w:pos="720"/>
+        </w:tabs>
+        <w:ind w:left="720" w:hanging="360"/>
+      </w:pPr>
+    </w:lvl>
+    <w:lvl w:ilvl="1" w:tentative="1">
+      <w:start w:val="1"/>
+      <w:numFmt w:val="decimal"/>
+      <w:lvlText w:val="%2."/>
+      <w:lvlJc w:val="left"/>
+      <w:pPr>
+        <w:tabs>
+          <w:tab w:val="num" w:pos="1440"/>
+        </w:tabs>
+        <w:ind w:left="1440" w:hanging="360"/>
+      </w:pPr>
+    </w:lvl>
+    <w:lvl w:ilvl="2" w:tentative="1">
+      <w:start w:val="1"/>
+      <w:numFmt w:val="decimal"/>
+      <w:lvlText w:val="%3."/>
+      <w:lvlJc w:val="left"/>
+      <w:pPr>
+        <w:tabs>
+          <w:tab w:val="num" w:pos="2160"/>
+        </w:tabs>
+        <w:ind w:left="2160" w:hanging="360"/>
+      </w:pPr>
+    </w:lvl>
+    <w:lvl w:ilvl="3" w:tentative="1">
+      <w:start w:val="1"/>
+      <w:numFmt w:val="decimal"/>
+      <w:lvlText w:val="%4."/>
+      <w:lvlJc w:val="left"/>
+      <w:pPr>
+        <w:tabs>
+          <w:tab w:val="num" w:pos="2880"/>
+        </w:tabs>
+        <w:ind w:left="2880" w:hanging="360"/>
+      </w:pPr>
+    </w:lvl>
+    <w:lvl w:ilvl="4" w:tentative="1">
+      <w:start w:val="1"/>
+      <w:numFmt w:val="decimal"/>
+      <w:lvlText w:val="%5."/>
+      <w:lvlJc w:val="left"/>
+      <w:pPr>
+        <w:tabs>
+          <w:tab w:val="num" w:pos="3600"/>
+        </w:tabs>
+        <w:ind w:left="3600" w:hanging="360"/>
+      </w:pPr>
+    </w:lvl>
+    <w:lvl w:ilvl="5" w:tentative="1">
+      <w:start w:val="1"/>
+      <w:numFmt w:val="decimal"/>
+      <w:lvlText w:val="%6."/>
+      <w:lvlJc w:val="left"/>
+      <w:pPr>
+        <w:tabs>
+          <w:tab w:val="num" w:pos="4320"/>
+        </w:tabs>
+        <w:ind w:left="4320" w:hanging="360"/>
+      </w:pPr>
+    </w:lvl>
+    <w:lvl w:ilvl="6" w:tentative="1">
+      <w:start w:val="1"/>
+      <w:numFmt w:val="decimal"/>
+      <w:lvlText w:val="%7."/>
+      <w:lvlJc w:val="left"/>
+      <w:pPr>
+        <w:tabs>
+          <w:tab w:val="num" w:pos="5040"/>
+        </w:tabs>
+        <w:ind w:left="5040" w:hanging="360"/>
+      </w:pPr>
+    </w:lvl>
+    <w:lvl w:ilvl="7" w:tentative="1">
+      <w:start w:val="1"/>
+      <w:numFmt w:val="decimal"/>
+      <w:lvlText w:val="%8."/>
+      <w:lvlJc w:val="left"/>
+      <w:pPr>
+        <w:tabs>
+          <w:tab w:val="num" w:pos="5760"/>
+        </w:tabs>
+        <w:ind w:left="5760" w:hanging="360"/>
+      </w:pPr>
+    </w:lvl>
+    <w:lvl w:ilvl="8" w:tentative="1">
+      <w:start w:val="1"/>
+      <w:numFmt w:val="decimal"/>
+      <w:lvlText w:val="%9."/>
+      <w:lvlJc w:val="left"/>
+      <w:pPr>
+        <w:tabs>
+          <w:tab w:val="num" w:pos="6480"/>
+        </w:tabs>
+        <w:ind w:left="6480" w:hanging="360"/>
+      </w:pPr>
+    </w:lvl>
+  </w:abstractNum>
+  <w:abstractNum w:abstractNumId="1" w15:restartNumberingAfterBreak="0">
     <w:nsid w:val="446A5360"/>
     <w:multiLevelType w:val="multilevel"/>
     <w:tmpl w:val="C84E0766"/>
@@ -636,6 +1676,9 @@
     </w:lvl>
   </w:abstractNum>
   <w:num w:numId="1" w16cid:durableId="282469142">
+    <w:abstractNumId w:val="1"/>
+  </w:num>
+  <w:num w:numId="2" w16cid:durableId="1634480584">
     <w:abstractNumId w:val="0"/>
   </w:num>
 </w:numbering>

--- a/Cloud&Containers.docx
+++ b/Cloud&Containers.docx
@@ -526,6 +526,9 @@
     </w:p>
     <w:p>
       <w:r>
+        <w:rPr>
+          <w:noProof/>
+        </w:rPr>
         <w:drawing>
           <wp:inline distT="0" distB="0" distL="0" distR="0" wp14:anchorId="595CBE8F" wp14:editId="56075A3A">
             <wp:extent cx="5454930" cy="3321221"/>
@@ -565,6 +568,9 @@
     </w:p>
     <w:p>
       <w:r>
+        <w:rPr>
+          <w:noProof/>
+        </w:rPr>
         <w:drawing>
           <wp:inline distT="0" distB="0" distL="0" distR="0" wp14:anchorId="4EBB0637" wp14:editId="77EA461E">
             <wp:extent cx="4381725" cy="1663786"/>
@@ -659,6 +665,7 @@
         <w:rPr>
           <w:b/>
           <w:bCs/>
+          <w:noProof/>
         </w:rPr>
         <w:drawing>
           <wp:inline distT="0" distB="0" distL="0" distR="0" wp14:anchorId="45D9CCEC" wp14:editId="4F97481C">
@@ -730,6 +737,9 @@
     </w:p>
     <w:p>
       <w:r>
+        <w:rPr>
+          <w:noProof/>
+        </w:rPr>
         <w:drawing>
           <wp:inline distT="0" distB="0" distL="0" distR="0" wp14:anchorId="0C65B915" wp14:editId="357A0A22">
             <wp:extent cx="1378021" cy="635033"/>
@@ -892,6 +902,9 @@
     </w:p>
     <w:p>
       <w:r>
+        <w:rPr>
+          <w:noProof/>
+        </w:rPr>
         <w:drawing>
           <wp:inline distT="0" distB="0" distL="0" distR="0" wp14:anchorId="2ACF68C3" wp14:editId="71F2C0D3">
             <wp:extent cx="3511730" cy="3397425"/>
@@ -982,6 +995,9 @@
         <w:t xml:space="preserve">        </w:t>
       </w:r>
       <w:r>
+        <w:rPr>
+          <w:noProof/>
+        </w:rPr>
         <w:drawing>
           <wp:inline distT="0" distB="0" distL="0" distR="0" wp14:anchorId="564CC3A0" wp14:editId="59F9BB13">
             <wp:extent cx="4476980" cy="215911"/>
@@ -1024,6 +1040,9 @@
         <w:t xml:space="preserve">        </w:t>
       </w:r>
       <w:r>
+        <w:rPr>
+          <w:noProof/>
+        </w:rPr>
         <w:drawing>
           <wp:inline distT="0" distB="0" distL="0" distR="0" wp14:anchorId="411A9F8A" wp14:editId="35675922">
             <wp:extent cx="3314870" cy="977950"/>
@@ -1066,6 +1085,9 @@
         <w:t xml:space="preserve">        </w:t>
       </w:r>
       <w:r>
+        <w:rPr>
+          <w:noProof/>
+        </w:rPr>
         <w:drawing>
           <wp:inline distT="0" distB="0" distL="0" distR="0" wp14:anchorId="5ACEAEC1" wp14:editId="4612FE5A">
             <wp:extent cx="4178515" cy="1873346"/>
@@ -1129,23 +1151,7 @@
             <w:b/>
             <w:bCs/>
           </w:rPr>
-          <w:t>http://</w:t>
-        </w:r>
-        <w:r>
-          <w:rPr>
-            <w:rStyle w:val="Hyperlink"/>
-            <w:b/>
-            <w:bCs/>
-          </w:rPr>
-          <w:t>127.0.0.1</w:t>
-        </w:r>
-        <w:r>
-          <w:rPr>
-            <w:rStyle w:val="Hyperlink"/>
-            <w:b/>
-            <w:bCs/>
-          </w:rPr>
-          <w:t>:5000</w:t>
+          <w:t>http://127.0.0.1:5000</w:t>
         </w:r>
       </w:hyperlink>
       <w:r>
@@ -1221,10 +1227,13 @@
         <w:ind w:left="720"/>
       </w:pPr>
       <w:r>
+        <w:rPr>
+          <w:noProof/>
+        </w:rPr>
         <w:drawing>
-          <wp:inline distT="0" distB="0" distL="0" distR="0" wp14:anchorId="37705286" wp14:editId="6B1AAB42">
-            <wp:extent cx="3829247" cy="1124008"/>
-            <wp:effectExtent l="0" t="0" r="0" b="0"/>
+          <wp:inline distT="0" distB="0" distL="0" distR="0" wp14:anchorId="37705286" wp14:editId="0A473DD6">
+            <wp:extent cx="3829049" cy="996950"/>
+            <wp:effectExtent l="0" t="0" r="635" b="0"/>
             <wp:docPr id="703300297" name="Picture 1"/>
             <wp:cNvGraphicFramePr>
               <a:graphicFrameLocks xmlns:a="http://schemas.openxmlformats.org/drawingml/2006/main" noChangeAspect="1"/>
@@ -1245,7 +1254,7 @@
                   <pic:spPr>
                     <a:xfrm>
                       <a:off x="0" y="0"/>
-                      <a:ext cx="3829247" cy="1124008"/>
+                      <a:ext cx="3831783" cy="997662"/>
                     </a:xfrm>
                     <a:prstGeom prst="rect">
                       <a:avLst/>
@@ -1288,11 +1297,12 @@
         <w:rPr>
           <w:b/>
           <w:bCs/>
+          <w:noProof/>
         </w:rPr>
         <w:drawing>
-          <wp:inline distT="0" distB="0" distL="0" distR="0" wp14:anchorId="2C82405C" wp14:editId="1BEBE4E9">
-            <wp:extent cx="4191215" cy="990651"/>
-            <wp:effectExtent l="0" t="0" r="0" b="0"/>
+          <wp:inline distT="0" distB="0" distL="0" distR="0" wp14:anchorId="2C82405C" wp14:editId="1E0EB5F8">
+            <wp:extent cx="4190999" cy="876300"/>
+            <wp:effectExtent l="0" t="0" r="635" b="0"/>
             <wp:docPr id="1902087629" name="Picture 1"/>
             <wp:cNvGraphicFramePr>
               <a:graphicFrameLocks xmlns:a="http://schemas.openxmlformats.org/drawingml/2006/main" noChangeAspect="1"/>
@@ -1313,7 +1323,7 @@
                   <pic:spPr>
                     <a:xfrm>
                       <a:off x="0" y="0"/>
-                      <a:ext cx="4191215" cy="990651"/>
+                      <a:ext cx="4195021" cy="877141"/>
                     </a:xfrm>
                     <a:prstGeom prst="rect">
                       <a:avLst/>
@@ -1355,9 +1365,12 @@
         <w:ind w:left="720"/>
       </w:pPr>
       <w:r>
+        <w:rPr>
+          <w:noProof/>
+        </w:rPr>
         <w:drawing>
-          <wp:inline distT="0" distB="0" distL="0" distR="0" wp14:anchorId="0A254831" wp14:editId="534F29FC">
-            <wp:extent cx="3778444" cy="863644"/>
+          <wp:inline distT="0" distB="0" distL="0" distR="0" wp14:anchorId="0A254831" wp14:editId="4EDA8511">
+            <wp:extent cx="3778250" cy="819150"/>
             <wp:effectExtent l="0" t="0" r="0" b="0"/>
             <wp:docPr id="357100432" name="Picture 1"/>
             <wp:cNvGraphicFramePr>
@@ -1379,7 +1392,7 @@
                   <pic:spPr>
                     <a:xfrm>
                       <a:off x="0" y="0"/>
-                      <a:ext cx="3778444" cy="863644"/>
+                      <a:ext cx="3778450" cy="819193"/>
                     </a:xfrm>
                     <a:prstGeom prst="rect">
                       <a:avLst/>
@@ -1397,9 +1410,12 @@
         <w:ind w:left="720"/>
       </w:pPr>
       <w:r>
+        <w:rPr>
+          <w:noProof/>
+        </w:rPr>
         <w:drawing>
-          <wp:inline distT="0" distB="0" distL="0" distR="0" wp14:anchorId="47A1F04D" wp14:editId="2A8CA2CD">
-            <wp:extent cx="4197566" cy="1428823"/>
+          <wp:inline distT="0" distB="0" distL="0" distR="0" wp14:anchorId="47A1F04D" wp14:editId="7682D7F9">
+            <wp:extent cx="4197350" cy="1333500"/>
             <wp:effectExtent l="0" t="0" r="0" b="0"/>
             <wp:docPr id="1965173227" name="Picture 1"/>
             <wp:cNvGraphicFramePr>
@@ -1421,7 +1437,7 @@
                   <pic:spPr>
                     <a:xfrm>
                       <a:off x="0" y="0"/>
-                      <a:ext cx="4197566" cy="1428823"/>
+                      <a:ext cx="4197568" cy="1333569"/>
                     </a:xfrm>
                     <a:prstGeom prst="rect">
                       <a:avLst/>
@@ -1434,8 +1450,1179 @@
         </w:drawing>
       </w:r>
     </w:p>
+    <w:p>
+      <w:pPr>
+        <w:ind w:left="720"/>
+      </w:pPr>
+      <w:r>
+        <w:rPr>
+          <w:noProof/>
+        </w:rPr>
+        <w:drawing>
+          <wp:inline distT="0" distB="0" distL="0" distR="0" wp14:anchorId="307F9B56" wp14:editId="6AA2D496">
+            <wp:extent cx="5067300" cy="2584450"/>
+            <wp:effectExtent l="0" t="0" r="0" b="6350"/>
+            <wp:docPr id="1474023394" name="Picture 1"/>
+            <wp:cNvGraphicFramePr>
+              <a:graphicFrameLocks xmlns:a="http://schemas.openxmlformats.org/drawingml/2006/main" noChangeAspect="1"/>
+            </wp:cNvGraphicFramePr>
+            <a:graphic xmlns:a="http://schemas.openxmlformats.org/drawingml/2006/main">
+              <a:graphicData uri="http://schemas.openxmlformats.org/drawingml/2006/picture">
+                <pic:pic xmlns:pic="http://schemas.openxmlformats.org/drawingml/2006/picture">
+                  <pic:nvPicPr>
+                    <pic:cNvPr id="1474023394" name=""/>
+                    <pic:cNvPicPr/>
+                  </pic:nvPicPr>
+                  <pic:blipFill>
+                    <a:blip r:embed="rId26"/>
+                    <a:stretch>
+                      <a:fillRect/>
+                    </a:stretch>
+                  </pic:blipFill>
+                  <pic:spPr>
+                    <a:xfrm>
+                      <a:off x="0" y="0"/>
+                      <a:ext cx="5067561" cy="2584583"/>
+                    </a:xfrm>
+                    <a:prstGeom prst="rect">
+                      <a:avLst/>
+                    </a:prstGeom>
+                  </pic:spPr>
+                </pic:pic>
+              </a:graphicData>
+            </a:graphic>
+          </wp:inline>
+        </w:drawing>
+      </w:r>
+    </w:p>
+    <w:p>
+      <w:r>
+        <w:lastRenderedPageBreak/>
+        <w:t xml:space="preserve">            </w:t>
+      </w:r>
+      <w:r>
+        <w:rPr>
+          <w:noProof/>
+        </w:rPr>
+        <w:drawing>
+          <wp:inline distT="0" distB="0" distL="0" distR="0" wp14:anchorId="486FF5C0" wp14:editId="7D78FEAA">
+            <wp:extent cx="4845050" cy="1765300"/>
+            <wp:effectExtent l="0" t="0" r="0" b="6350"/>
+            <wp:docPr id="119066294" name="Picture 1"/>
+            <wp:cNvGraphicFramePr>
+              <a:graphicFrameLocks xmlns:a="http://schemas.openxmlformats.org/drawingml/2006/main" noChangeAspect="1"/>
+            </wp:cNvGraphicFramePr>
+            <a:graphic xmlns:a="http://schemas.openxmlformats.org/drawingml/2006/main">
+              <a:graphicData uri="http://schemas.openxmlformats.org/drawingml/2006/picture">
+                <pic:pic xmlns:pic="http://schemas.openxmlformats.org/drawingml/2006/picture">
+                  <pic:nvPicPr>
+                    <pic:cNvPr id="119066294" name=""/>
+                    <pic:cNvPicPr/>
+                  </pic:nvPicPr>
+                  <pic:blipFill>
+                    <a:blip r:embed="rId27"/>
+                    <a:stretch>
+                      <a:fillRect/>
+                    </a:stretch>
+                  </pic:blipFill>
+                  <pic:spPr>
+                    <a:xfrm>
+                      <a:off x="0" y="0"/>
+                      <a:ext cx="4845305" cy="1765393"/>
+                    </a:xfrm>
+                    <a:prstGeom prst="rect">
+                      <a:avLst/>
+                    </a:prstGeom>
+                  </pic:spPr>
+                </pic:pic>
+              </a:graphicData>
+            </a:graphic>
+          </wp:inline>
+        </w:drawing>
+      </w:r>
+    </w:p>
     <w:p/>
+    <w:p>
+      <w:pPr>
+        <w:jc w:val="center"/>
+        <w:rPr>
+          <w:b/>
+          <w:bCs/>
+          <w:lang w:val="en-US"/>
+        </w:rPr>
+      </w:pPr>
+      <w:r>
+        <w:rPr>
+          <w:b/>
+          <w:bCs/>
+          <w:lang w:val="en-US"/>
+        </w:rPr>
+        <w:t xml:space="preserve">Task </w:t>
+      </w:r>
+      <w:r>
+        <w:rPr>
+          <w:b/>
+          <w:bCs/>
+          <w:lang w:val="en-US"/>
+        </w:rPr>
+        <w:t>3</w:t>
+      </w:r>
+    </w:p>
+    <w:p>
+      <w:pPr>
+        <w:rPr>
+          <w:b/>
+          <w:bCs/>
+        </w:rPr>
+      </w:pPr>
+      <w:r>
+        <w:rPr>
+          <w:b/>
+          <w:bCs/>
+        </w:rPr>
+        <w:t>1. Create MySQL Container &amp; 2. Create a Docker Volume</w:t>
+      </w:r>
+    </w:p>
+    <w:p>
+      <w:r>
+        <w:t>Execute</w:t>
+      </w:r>
+      <w:r>
+        <w:t>d</w:t>
+      </w:r>
+      <w:r>
+        <w:t xml:space="preserve"> the following command in </w:t>
+      </w:r>
+      <w:r>
+        <w:t>the</w:t>
+      </w:r>
+      <w:r>
+        <w:t xml:space="preserve"> terminal to </w:t>
+      </w:r>
+      <w:r>
+        <w:rPr>
+          <w:b/>
+          <w:bCs/>
+        </w:rPr>
+        <w:t>create the volume</w:t>
+      </w:r>
+      <w:r>
+        <w:t>:</w:t>
+      </w:r>
+    </w:p>
+    <w:p>
+      <w:r>
+        <w:rPr>
+          <w:i/>
+          <w:iCs/>
+        </w:rPr>
+        <w:t>(Verify it exists by running docker volume ls.)</w:t>
+      </w:r>
+      <w:r>
+        <w:t xml:space="preserve"> </w:t>
+      </w:r>
+    </w:p>
+    <w:p>
+      <w:r>
+        <w:drawing>
+          <wp:inline distT="0" distB="0" distL="0" distR="0" wp14:anchorId="30827E4B" wp14:editId="1933CD6E">
+            <wp:extent cx="5296172" cy="920797"/>
+            <wp:effectExtent l="0" t="0" r="0" b="0"/>
+            <wp:docPr id="682351920" name="Picture 1"/>
+            <wp:cNvGraphicFramePr>
+              <a:graphicFrameLocks xmlns:a="http://schemas.openxmlformats.org/drawingml/2006/main" noChangeAspect="1"/>
+            </wp:cNvGraphicFramePr>
+            <a:graphic xmlns:a="http://schemas.openxmlformats.org/drawingml/2006/main">
+              <a:graphicData uri="http://schemas.openxmlformats.org/drawingml/2006/picture">
+                <pic:pic xmlns:pic="http://schemas.openxmlformats.org/drawingml/2006/picture">
+                  <pic:nvPicPr>
+                    <pic:cNvPr id="682351920" name=""/>
+                    <pic:cNvPicPr/>
+                  </pic:nvPicPr>
+                  <pic:blipFill>
+                    <a:blip r:embed="rId28"/>
+                    <a:stretch>
+                      <a:fillRect/>
+                    </a:stretch>
+                  </pic:blipFill>
+                  <pic:spPr>
+                    <a:xfrm>
+                      <a:off x="0" y="0"/>
+                      <a:ext cx="5296172" cy="920797"/>
+                    </a:xfrm>
+                    <a:prstGeom prst="rect">
+                      <a:avLst/>
+                    </a:prstGeom>
+                  </pic:spPr>
+                </pic:pic>
+              </a:graphicData>
+            </a:graphic>
+          </wp:inline>
+        </w:drawing>
+      </w:r>
+    </w:p>
+    <w:p>
+      <w:r>
+        <w:t xml:space="preserve">docker volume </w:t>
+      </w:r>
+      <w:proofErr w:type="gramStart"/>
+      <w:r>
+        <w:t>create</w:t>
+      </w:r>
+      <w:proofErr w:type="gramEnd"/>
+      <w:r>
+        <w:t xml:space="preserve"> </w:t>
+      </w:r>
+      <w:proofErr w:type="spellStart"/>
+      <w:r>
+        <w:t>mysql_data</w:t>
+      </w:r>
+      <w:proofErr w:type="spellEnd"/>
+    </w:p>
+    <w:p>
+      <w:r>
+        <w:drawing>
+          <wp:inline distT="0" distB="0" distL="0" distR="0" wp14:anchorId="3A42A328" wp14:editId="297A1823">
+            <wp:extent cx="4838949" cy="368319"/>
+            <wp:effectExtent l="0" t="0" r="0" b="0"/>
+            <wp:docPr id="1201853184" name="Picture 1"/>
+            <wp:cNvGraphicFramePr>
+              <a:graphicFrameLocks xmlns:a="http://schemas.openxmlformats.org/drawingml/2006/main" noChangeAspect="1"/>
+            </wp:cNvGraphicFramePr>
+            <a:graphic xmlns:a="http://schemas.openxmlformats.org/drawingml/2006/main">
+              <a:graphicData uri="http://schemas.openxmlformats.org/drawingml/2006/picture">
+                <pic:pic xmlns:pic="http://schemas.openxmlformats.org/drawingml/2006/picture">
+                  <pic:nvPicPr>
+                    <pic:cNvPr id="1201853184" name=""/>
+                    <pic:cNvPicPr/>
+                  </pic:nvPicPr>
+                  <pic:blipFill>
+                    <a:blip r:embed="rId29"/>
+                    <a:stretch>
+                      <a:fillRect/>
+                    </a:stretch>
+                  </pic:blipFill>
+                  <pic:spPr>
+                    <a:xfrm>
+                      <a:off x="0" y="0"/>
+                      <a:ext cx="4838949" cy="368319"/>
+                    </a:xfrm>
+                    <a:prstGeom prst="rect">
+                      <a:avLst/>
+                    </a:prstGeom>
+                  </pic:spPr>
+                </pic:pic>
+              </a:graphicData>
+            </a:graphic>
+          </wp:inline>
+        </w:drawing>
+      </w:r>
+    </w:p>
+    <w:p>
+      <w:r>
+        <w:rPr>
+          <w:b/>
+          <w:bCs/>
+        </w:rPr>
+        <w:t>3. Attach Volume to Container</w:t>
+      </w:r>
+      <w:r>
+        <w:rPr>
+          <w:b/>
+          <w:bCs/>
+        </w:rPr>
+        <w:t xml:space="preserve"> </w:t>
+      </w:r>
+      <w:r>
+        <w:t>using Detach (-d) Environment Variables (-e) and attach new volume (-v) Flags.</w:t>
+      </w:r>
+    </w:p>
+    <w:p>
+      <w:r>
+        <w:t xml:space="preserve">docker run -d --name </w:t>
+      </w:r>
+      <w:proofErr w:type="spellStart"/>
+      <w:r>
+        <w:t>mysql</w:t>
+      </w:r>
+      <w:proofErr w:type="spellEnd"/>
+      <w:r>
+        <w:t>-container -e MYSQL_ROOT_PASSWORD=my-secret-pw -e MYSQL_DATABASE=</w:t>
+      </w:r>
+      <w:proofErr w:type="spellStart"/>
+      <w:r>
+        <w:t>test_db</w:t>
+      </w:r>
+      <w:proofErr w:type="spellEnd"/>
+      <w:r>
+        <w:t xml:space="preserve"> -v </w:t>
+      </w:r>
+      <w:proofErr w:type="spellStart"/>
+      <w:r>
+        <w:t>mysql_data</w:t>
+      </w:r>
+      <w:proofErr w:type="spellEnd"/>
+      <w:r>
+        <w:t>:/var/lib/</w:t>
+      </w:r>
+      <w:proofErr w:type="spellStart"/>
+      <w:r>
+        <w:t>mysql</w:t>
+      </w:r>
+      <w:proofErr w:type="spellEnd"/>
+      <w:r>
+        <w:t xml:space="preserve"> </w:t>
+      </w:r>
+      <w:proofErr w:type="spellStart"/>
+      <w:proofErr w:type="gramStart"/>
+      <w:r>
+        <w:t>mysql:latest</w:t>
+      </w:r>
+      <w:proofErr w:type="spellEnd"/>
+      <w:proofErr w:type="gramEnd"/>
+    </w:p>
+    <w:p>
+      <w:r>
+        <w:drawing>
+          <wp:inline distT="0" distB="0" distL="0" distR="0" wp14:anchorId="3DADA875" wp14:editId="18A21C3F">
+            <wp:extent cx="6324600" cy="400050"/>
+            <wp:effectExtent l="0" t="0" r="0" b="0"/>
+            <wp:docPr id="2032359569" name="Picture 1"/>
+            <wp:cNvGraphicFramePr>
+              <a:graphicFrameLocks xmlns:a="http://schemas.openxmlformats.org/drawingml/2006/main" noChangeAspect="1"/>
+            </wp:cNvGraphicFramePr>
+            <a:graphic xmlns:a="http://schemas.openxmlformats.org/drawingml/2006/main">
+              <a:graphicData uri="http://schemas.openxmlformats.org/drawingml/2006/picture">
+                <pic:pic xmlns:pic="http://schemas.openxmlformats.org/drawingml/2006/picture">
+                  <pic:nvPicPr>
+                    <pic:cNvPr id="2032359569" name=""/>
+                    <pic:cNvPicPr/>
+                  </pic:nvPicPr>
+                  <pic:blipFill>
+                    <a:blip r:embed="rId30"/>
+                    <a:stretch>
+                      <a:fillRect/>
+                    </a:stretch>
+                  </pic:blipFill>
+                  <pic:spPr>
+                    <a:xfrm>
+                      <a:off x="0" y="0"/>
+                      <a:ext cx="6324600" cy="400050"/>
+                    </a:xfrm>
+                    <a:prstGeom prst="rect">
+                      <a:avLst/>
+                    </a:prstGeom>
+                  </pic:spPr>
+                </pic:pic>
+              </a:graphicData>
+            </a:graphic>
+          </wp:inline>
+        </w:drawing>
+      </w:r>
+    </w:p>
+    <w:p>
+      <w:pPr>
+        <w:rPr>
+          <w:b/>
+          <w:bCs/>
+        </w:rPr>
+      </w:pPr>
+      <w:r>
+        <w:rPr>
+          <w:b/>
+          <w:bCs/>
+        </w:rPr>
+        <w:t>4. Test Data Persistence</w:t>
+      </w:r>
+    </w:p>
+    <w:p>
+      <w:pPr>
+        <w:rPr>
+          <w:b/>
+          <w:bCs/>
+        </w:rPr>
+      </w:pPr>
+      <w:r>
+        <w:rPr>
+          <w:b/>
+          <w:bCs/>
+        </w:rPr>
+        <w:t>Step 4a: Add some data to the MySQL database</w:t>
+      </w:r>
+    </w:p>
+    <w:p>
+      <w:r>
+        <w:t>Log</w:t>
+      </w:r>
+      <w:r>
+        <w:t>ged</w:t>
+      </w:r>
+      <w:r>
+        <w:t xml:space="preserve"> into the running MySQL container's interactive shell using docker exec: </w:t>
+      </w:r>
+    </w:p>
+    <w:p>
+      <w:r>
+        <w:t xml:space="preserve">docker exec -it </w:t>
+      </w:r>
+      <w:proofErr w:type="spellStart"/>
+      <w:r>
+        <w:t>mysql</w:t>
+      </w:r>
+      <w:proofErr w:type="spellEnd"/>
+      <w:r>
+        <w:t xml:space="preserve">-container </w:t>
+      </w:r>
+      <w:proofErr w:type="spellStart"/>
+      <w:r>
+        <w:t>mysql</w:t>
+      </w:r>
+      <w:proofErr w:type="spellEnd"/>
+      <w:r>
+        <w:t xml:space="preserve"> -u root -p</w:t>
+      </w:r>
+    </w:p>
+    <w:p>
+      <w:r>
+        <w:rPr>
+          <w:i/>
+          <w:iCs/>
+        </w:rPr>
+        <w:t>When prompted, enter the password you defined earlier (my-secret-pw).</w:t>
+      </w:r>
+      <w:r>
+        <w:t xml:space="preserve"> </w:t>
+      </w:r>
+    </w:p>
     <w:p/>
+    <w:p>
+      <w:r>
+        <w:lastRenderedPageBreak/>
+        <w:drawing>
+          <wp:inline distT="0" distB="0" distL="0" distR="0" wp14:anchorId="5141AE69" wp14:editId="6B9EE73E">
+            <wp:extent cx="5731510" cy="2364740"/>
+            <wp:effectExtent l="0" t="0" r="2540" b="0"/>
+            <wp:docPr id="1441042415" name="Picture 1"/>
+            <wp:cNvGraphicFramePr>
+              <a:graphicFrameLocks xmlns:a="http://schemas.openxmlformats.org/drawingml/2006/main" noChangeAspect="1"/>
+            </wp:cNvGraphicFramePr>
+            <a:graphic xmlns:a="http://schemas.openxmlformats.org/drawingml/2006/main">
+              <a:graphicData uri="http://schemas.openxmlformats.org/drawingml/2006/picture">
+                <pic:pic xmlns:pic="http://schemas.openxmlformats.org/drawingml/2006/picture">
+                  <pic:nvPicPr>
+                    <pic:cNvPr id="1441042415" name=""/>
+                    <pic:cNvPicPr/>
+                  </pic:nvPicPr>
+                  <pic:blipFill>
+                    <a:blip r:embed="rId31"/>
+                    <a:stretch>
+                      <a:fillRect/>
+                    </a:stretch>
+                  </pic:blipFill>
+                  <pic:spPr>
+                    <a:xfrm>
+                      <a:off x="0" y="0"/>
+                      <a:ext cx="5731510" cy="2364740"/>
+                    </a:xfrm>
+                    <a:prstGeom prst="rect">
+                      <a:avLst/>
+                    </a:prstGeom>
+                  </pic:spPr>
+                </pic:pic>
+              </a:graphicData>
+            </a:graphic>
+          </wp:inline>
+        </w:drawing>
+      </w:r>
+    </w:p>
+    <w:p>
+      <w:r>
+        <w:t xml:space="preserve">Once inside the MySQL prompt, verify the database exists, switch to it, and create a sample table with a row of data: </w:t>
+      </w:r>
+    </w:p>
+    <w:p>
+      <w:r>
+        <w:t xml:space="preserve">USE </w:t>
+      </w:r>
+      <w:proofErr w:type="spellStart"/>
+      <w:r>
+        <w:t>test_db</w:t>
+      </w:r>
+      <w:proofErr w:type="spellEnd"/>
+      <w:r>
+        <w:t>;</w:t>
+      </w:r>
+    </w:p>
+    <w:p>
+      <w:r>
+        <w:drawing>
+          <wp:inline distT="0" distB="0" distL="0" distR="0" wp14:anchorId="274F6879" wp14:editId="2C67BA6E">
+            <wp:extent cx="1485976" cy="368319"/>
+            <wp:effectExtent l="0" t="0" r="0" b="0"/>
+            <wp:docPr id="352762874" name="Picture 1"/>
+            <wp:cNvGraphicFramePr>
+              <a:graphicFrameLocks xmlns:a="http://schemas.openxmlformats.org/drawingml/2006/main" noChangeAspect="1"/>
+            </wp:cNvGraphicFramePr>
+            <a:graphic xmlns:a="http://schemas.openxmlformats.org/drawingml/2006/main">
+              <a:graphicData uri="http://schemas.openxmlformats.org/drawingml/2006/picture">
+                <pic:pic xmlns:pic="http://schemas.openxmlformats.org/drawingml/2006/picture">
+                  <pic:nvPicPr>
+                    <pic:cNvPr id="352762874" name=""/>
+                    <pic:cNvPicPr/>
+                  </pic:nvPicPr>
+                  <pic:blipFill>
+                    <a:blip r:embed="rId32"/>
+                    <a:stretch>
+                      <a:fillRect/>
+                    </a:stretch>
+                  </pic:blipFill>
+                  <pic:spPr>
+                    <a:xfrm>
+                      <a:off x="0" y="0"/>
+                      <a:ext cx="1485976" cy="368319"/>
+                    </a:xfrm>
+                    <a:prstGeom prst="rect">
+                      <a:avLst/>
+                    </a:prstGeom>
+                  </pic:spPr>
+                </pic:pic>
+              </a:graphicData>
+            </a:graphic>
+          </wp:inline>
+        </w:drawing>
+      </w:r>
+    </w:p>
+    <w:p>
+      <w:r>
+        <w:t xml:space="preserve">CREATE TABLE </w:t>
+      </w:r>
+      <w:proofErr w:type="spellStart"/>
+      <w:r>
+        <w:t>dummy_table</w:t>
+      </w:r>
+      <w:proofErr w:type="spellEnd"/>
+      <w:r>
+        <w:t xml:space="preserve"> (</w:t>
+      </w:r>
+    </w:p>
+    <w:p>
+      <w:r>
+        <w:t xml:space="preserve">    id INT AUTO_INCREMENT PRIMARY KEY,</w:t>
+      </w:r>
+    </w:p>
+    <w:p>
+      <w:r>
+        <w:t xml:space="preserve">    name </w:t>
+      </w:r>
+      <w:proofErr w:type="gramStart"/>
+      <w:r>
+        <w:t>VARCHAR(</w:t>
+      </w:r>
+      <w:proofErr w:type="gramEnd"/>
+      <w:r>
+        <w:t>50)</w:t>
+      </w:r>
+    </w:p>
+    <w:p>
+      <w:r>
+        <w:t>);</w:t>
+      </w:r>
+    </w:p>
+    <w:p>
+      <w:r>
+        <w:drawing>
+          <wp:inline distT="0" distB="0" distL="0" distR="0" wp14:anchorId="04D573D4" wp14:editId="0BC94258">
+            <wp:extent cx="2940201" cy="825542"/>
+            <wp:effectExtent l="0" t="0" r="0" b="0"/>
+            <wp:docPr id="1453438686" name="Picture 1"/>
+            <wp:cNvGraphicFramePr>
+              <a:graphicFrameLocks xmlns:a="http://schemas.openxmlformats.org/drawingml/2006/main" noChangeAspect="1"/>
+            </wp:cNvGraphicFramePr>
+            <a:graphic xmlns:a="http://schemas.openxmlformats.org/drawingml/2006/main">
+              <a:graphicData uri="http://schemas.openxmlformats.org/drawingml/2006/picture">
+                <pic:pic xmlns:pic="http://schemas.openxmlformats.org/drawingml/2006/picture">
+                  <pic:nvPicPr>
+                    <pic:cNvPr id="1453438686" name=""/>
+                    <pic:cNvPicPr/>
+                  </pic:nvPicPr>
+                  <pic:blipFill>
+                    <a:blip r:embed="rId33"/>
+                    <a:stretch>
+                      <a:fillRect/>
+                    </a:stretch>
+                  </pic:blipFill>
+                  <pic:spPr>
+                    <a:xfrm>
+                      <a:off x="0" y="0"/>
+                      <a:ext cx="2940201" cy="825542"/>
+                    </a:xfrm>
+                    <a:prstGeom prst="rect">
+                      <a:avLst/>
+                    </a:prstGeom>
+                  </pic:spPr>
+                </pic:pic>
+              </a:graphicData>
+            </a:graphic>
+          </wp:inline>
+        </w:drawing>
+      </w:r>
+    </w:p>
+    <w:p>
+      <w:r>
+        <w:t xml:space="preserve">INSERT INTO </w:t>
+      </w:r>
+      <w:proofErr w:type="spellStart"/>
+      <w:r>
+        <w:t>dummy_table</w:t>
+      </w:r>
+      <w:proofErr w:type="spellEnd"/>
+      <w:r>
+        <w:t xml:space="preserve"> (name) VALUES ('Docker Persistence Test');</w:t>
+      </w:r>
+    </w:p>
+    <w:p>
+      <w:r>
+        <w:drawing>
+          <wp:inline distT="0" distB="0" distL="0" distR="0" wp14:anchorId="166AD8A9" wp14:editId="1C068F82">
+            <wp:extent cx="5226319" cy="438173"/>
+            <wp:effectExtent l="0" t="0" r="0" b="0"/>
+            <wp:docPr id="526091786" name="Picture 1"/>
+            <wp:cNvGraphicFramePr>
+              <a:graphicFrameLocks xmlns:a="http://schemas.openxmlformats.org/drawingml/2006/main" noChangeAspect="1"/>
+            </wp:cNvGraphicFramePr>
+            <a:graphic xmlns:a="http://schemas.openxmlformats.org/drawingml/2006/main">
+              <a:graphicData uri="http://schemas.openxmlformats.org/drawingml/2006/picture">
+                <pic:pic xmlns:pic="http://schemas.openxmlformats.org/drawingml/2006/picture">
+                  <pic:nvPicPr>
+                    <pic:cNvPr id="526091786" name=""/>
+                    <pic:cNvPicPr/>
+                  </pic:nvPicPr>
+                  <pic:blipFill>
+                    <a:blip r:embed="rId34"/>
+                    <a:stretch>
+                      <a:fillRect/>
+                    </a:stretch>
+                  </pic:blipFill>
+                  <pic:spPr>
+                    <a:xfrm>
+                      <a:off x="0" y="0"/>
+                      <a:ext cx="5226319" cy="438173"/>
+                    </a:xfrm>
+                    <a:prstGeom prst="rect">
+                      <a:avLst/>
+                    </a:prstGeom>
+                  </pic:spPr>
+                </pic:pic>
+              </a:graphicData>
+            </a:graphic>
+          </wp:inline>
+        </w:drawing>
+      </w:r>
+    </w:p>
+    <w:p>
+      <w:r>
+        <w:t xml:space="preserve">SELECT * FROM </w:t>
+      </w:r>
+      <w:proofErr w:type="spellStart"/>
+      <w:r>
+        <w:t>dummy_table</w:t>
+      </w:r>
+      <w:proofErr w:type="spellEnd"/>
+      <w:r>
+        <w:t>;</w:t>
+      </w:r>
+    </w:p>
+    <w:p>
+      <w:r>
+        <w:drawing>
+          <wp:inline distT="0" distB="0" distL="0" distR="0" wp14:anchorId="3E0762D1" wp14:editId="3C66B80E">
+            <wp:extent cx="2521080" cy="1244664"/>
+            <wp:effectExtent l="0" t="0" r="0" b="0"/>
+            <wp:docPr id="22986420" name="Picture 1"/>
+            <wp:cNvGraphicFramePr>
+              <a:graphicFrameLocks xmlns:a="http://schemas.openxmlformats.org/drawingml/2006/main" noChangeAspect="1"/>
+            </wp:cNvGraphicFramePr>
+            <a:graphic xmlns:a="http://schemas.openxmlformats.org/drawingml/2006/main">
+              <a:graphicData uri="http://schemas.openxmlformats.org/drawingml/2006/picture">
+                <pic:pic xmlns:pic="http://schemas.openxmlformats.org/drawingml/2006/picture">
+                  <pic:nvPicPr>
+                    <pic:cNvPr id="22986420" name=""/>
+                    <pic:cNvPicPr/>
+                  </pic:nvPicPr>
+                  <pic:blipFill>
+                    <a:blip r:embed="rId35"/>
+                    <a:stretch>
+                      <a:fillRect/>
+                    </a:stretch>
+                  </pic:blipFill>
+                  <pic:spPr>
+                    <a:xfrm>
+                      <a:off x="0" y="0"/>
+                      <a:ext cx="2521080" cy="1244664"/>
+                    </a:xfrm>
+                    <a:prstGeom prst="rect">
+                      <a:avLst/>
+                    </a:prstGeom>
+                  </pic:spPr>
+                </pic:pic>
+              </a:graphicData>
+            </a:graphic>
+          </wp:inline>
+        </w:drawing>
+      </w:r>
+    </w:p>
+    <w:p>
+      <w:r>
+        <w:t xml:space="preserve">exit; </w:t>
+      </w:r>
+    </w:p>
+    <w:p>
+      <w:pPr>
+        <w:rPr>
+          <w:b/>
+          <w:bCs/>
+        </w:rPr>
+      </w:pPr>
+      <w:r>
+        <w:rPr>
+          <w:b/>
+          <w:bCs/>
+        </w:rPr>
+        <w:lastRenderedPageBreak/>
+        <w:t>Step 4b: Remove the container</w:t>
+      </w:r>
+    </w:p>
+    <w:p>
+      <w:r>
+        <w:t xml:space="preserve">Stop and completely </w:t>
+      </w:r>
+      <w:r>
+        <w:rPr>
+          <w:b/>
+          <w:bCs/>
+        </w:rPr>
+        <w:t>delete the container</w:t>
+      </w:r>
+      <w:r>
+        <w:t xml:space="preserve"> to prove that the data is decoupled from the container's lifecycle: </w:t>
+      </w:r>
+    </w:p>
+    <w:p>
+      <w:r>
+        <w:t xml:space="preserve">docker stop </w:t>
+      </w:r>
+      <w:proofErr w:type="spellStart"/>
+      <w:r>
+        <w:t>mysql</w:t>
+      </w:r>
+      <w:proofErr w:type="spellEnd"/>
+      <w:r>
+        <w:t>-container</w:t>
+      </w:r>
+    </w:p>
+    <w:p>
+      <w:r>
+        <w:drawing>
+          <wp:inline distT="0" distB="0" distL="0" distR="0" wp14:anchorId="6EB5DB58" wp14:editId="51ACBE0C">
+            <wp:extent cx="4635738" cy="368319"/>
+            <wp:effectExtent l="0" t="0" r="0" b="0"/>
+            <wp:docPr id="2108613615" name="Picture 1"/>
+            <wp:cNvGraphicFramePr>
+              <a:graphicFrameLocks xmlns:a="http://schemas.openxmlformats.org/drawingml/2006/main" noChangeAspect="1"/>
+            </wp:cNvGraphicFramePr>
+            <a:graphic xmlns:a="http://schemas.openxmlformats.org/drawingml/2006/main">
+              <a:graphicData uri="http://schemas.openxmlformats.org/drawingml/2006/picture">
+                <pic:pic xmlns:pic="http://schemas.openxmlformats.org/drawingml/2006/picture">
+                  <pic:nvPicPr>
+                    <pic:cNvPr id="2108613615" name=""/>
+                    <pic:cNvPicPr/>
+                  </pic:nvPicPr>
+                  <pic:blipFill>
+                    <a:blip r:embed="rId36"/>
+                    <a:stretch>
+                      <a:fillRect/>
+                    </a:stretch>
+                  </pic:blipFill>
+                  <pic:spPr>
+                    <a:xfrm>
+                      <a:off x="0" y="0"/>
+                      <a:ext cx="4635738" cy="368319"/>
+                    </a:xfrm>
+                    <a:prstGeom prst="rect">
+                      <a:avLst/>
+                    </a:prstGeom>
+                  </pic:spPr>
+                </pic:pic>
+              </a:graphicData>
+            </a:graphic>
+          </wp:inline>
+        </w:drawing>
+      </w:r>
+    </w:p>
+    <w:p>
+      <w:r>
+        <w:t xml:space="preserve">docker rm </w:t>
+      </w:r>
+      <w:proofErr w:type="spellStart"/>
+      <w:r>
+        <w:t>mysql</w:t>
+      </w:r>
+      <w:proofErr w:type="spellEnd"/>
+      <w:r>
+        <w:t>-container</w:t>
+      </w:r>
+    </w:p>
+    <w:p>
+      <w:r>
+        <w:drawing>
+          <wp:inline distT="0" distB="0" distL="0" distR="0" wp14:anchorId="05B1F617" wp14:editId="173A8C3A">
+            <wp:extent cx="4419827" cy="342918"/>
+            <wp:effectExtent l="0" t="0" r="0" b="0"/>
+            <wp:docPr id="316518645" name="Picture 1"/>
+            <wp:cNvGraphicFramePr>
+              <a:graphicFrameLocks xmlns:a="http://schemas.openxmlformats.org/drawingml/2006/main" noChangeAspect="1"/>
+            </wp:cNvGraphicFramePr>
+            <a:graphic xmlns:a="http://schemas.openxmlformats.org/drawingml/2006/main">
+              <a:graphicData uri="http://schemas.openxmlformats.org/drawingml/2006/picture">
+                <pic:pic xmlns:pic="http://schemas.openxmlformats.org/drawingml/2006/picture">
+                  <pic:nvPicPr>
+                    <pic:cNvPr id="316518645" name=""/>
+                    <pic:cNvPicPr/>
+                  </pic:nvPicPr>
+                  <pic:blipFill>
+                    <a:blip r:embed="rId37"/>
+                    <a:stretch>
+                      <a:fillRect/>
+                    </a:stretch>
+                  </pic:blipFill>
+                  <pic:spPr>
+                    <a:xfrm>
+                      <a:off x="0" y="0"/>
+                      <a:ext cx="4419827" cy="342918"/>
+                    </a:xfrm>
+                    <a:prstGeom prst="rect">
+                      <a:avLst/>
+                    </a:prstGeom>
+                  </pic:spPr>
+                </pic:pic>
+              </a:graphicData>
+            </a:graphic>
+          </wp:inline>
+        </w:drawing>
+      </w:r>
+    </w:p>
+    <w:p>
+      <w:pPr>
+        <w:rPr>
+          <w:b/>
+          <w:bCs/>
+        </w:rPr>
+      </w:pPr>
+      <w:r>
+        <w:rPr>
+          <w:b/>
+          <w:bCs/>
+        </w:rPr>
+        <w:t>Step 4c: Run a new container with the same volume</w:t>
+      </w:r>
+    </w:p>
+    <w:p>
+      <w:r>
+        <w:t xml:space="preserve">Spin up a </w:t>
+      </w:r>
+      <w:r>
+        <w:rPr>
+          <w:b/>
+          <w:bCs/>
+        </w:rPr>
+        <w:t>completely new container</w:t>
+      </w:r>
+      <w:r>
+        <w:t xml:space="preserve"> named </w:t>
+      </w:r>
+      <w:proofErr w:type="spellStart"/>
+      <w:r>
+        <w:t>mysql</w:t>
+      </w:r>
+      <w:proofErr w:type="spellEnd"/>
+      <w:r>
+        <w:t xml:space="preserve">-container-new while mounting the identical </w:t>
+      </w:r>
+      <w:proofErr w:type="spellStart"/>
+      <w:r>
+        <w:t>mysql_data</w:t>
+      </w:r>
+      <w:proofErr w:type="spellEnd"/>
+      <w:r>
+        <w:t xml:space="preserve"> volume: </w:t>
+      </w:r>
+    </w:p>
+    <w:p>
+      <w:r>
+        <w:t xml:space="preserve">docker run -d --name </w:t>
+      </w:r>
+      <w:proofErr w:type="spellStart"/>
+      <w:r>
+        <w:t>mysql</w:t>
+      </w:r>
+      <w:proofErr w:type="spellEnd"/>
+      <w:r>
+        <w:t xml:space="preserve">-container-new -e MYSQL_ROOT_PASSWORD=my-secret-pw -v </w:t>
+      </w:r>
+      <w:proofErr w:type="spellStart"/>
+      <w:r>
+        <w:t>mysql_data</w:t>
+      </w:r>
+      <w:proofErr w:type="spellEnd"/>
+      <w:r>
+        <w:t>:/var/lib/</w:t>
+      </w:r>
+      <w:proofErr w:type="spellStart"/>
+      <w:r>
+        <w:t>mysql</w:t>
+      </w:r>
+      <w:proofErr w:type="spellEnd"/>
+      <w:r>
+        <w:t xml:space="preserve"> </w:t>
+      </w:r>
+      <w:proofErr w:type="spellStart"/>
+      <w:proofErr w:type="gramStart"/>
+      <w:r>
+        <w:t>mysql:latest</w:t>
+      </w:r>
+      <w:proofErr w:type="spellEnd"/>
+      <w:proofErr w:type="gramEnd"/>
+    </w:p>
+    <w:p>
+      <w:r>
+        <w:drawing>
+          <wp:inline distT="0" distB="0" distL="0" distR="0" wp14:anchorId="36353A02" wp14:editId="110DAA11">
+            <wp:extent cx="6273800" cy="438150"/>
+            <wp:effectExtent l="0" t="0" r="0" b="0"/>
+            <wp:docPr id="552300406" name="Picture 1"/>
+            <wp:cNvGraphicFramePr>
+              <a:graphicFrameLocks xmlns:a="http://schemas.openxmlformats.org/drawingml/2006/main" noChangeAspect="1"/>
+            </wp:cNvGraphicFramePr>
+            <a:graphic xmlns:a="http://schemas.openxmlformats.org/drawingml/2006/main">
+              <a:graphicData uri="http://schemas.openxmlformats.org/drawingml/2006/picture">
+                <pic:pic xmlns:pic="http://schemas.openxmlformats.org/drawingml/2006/picture">
+                  <pic:nvPicPr>
+                    <pic:cNvPr id="552300406" name=""/>
+                    <pic:cNvPicPr/>
+                  </pic:nvPicPr>
+                  <pic:blipFill>
+                    <a:blip r:embed="rId38"/>
+                    <a:stretch>
+                      <a:fillRect/>
+                    </a:stretch>
+                  </pic:blipFill>
+                  <pic:spPr>
+                    <a:xfrm>
+                      <a:off x="0" y="0"/>
+                      <a:ext cx="6273800" cy="438150"/>
+                    </a:xfrm>
+                    <a:prstGeom prst="rect">
+                      <a:avLst/>
+                    </a:prstGeom>
+                  </pic:spPr>
+                </pic:pic>
+              </a:graphicData>
+            </a:graphic>
+          </wp:inline>
+        </w:drawing>
+      </w:r>
+    </w:p>
+    <w:p>
+      <w:pPr>
+        <w:rPr>
+          <w:b/>
+          <w:bCs/>
+        </w:rPr>
+      </w:pPr>
+      <w:r>
+        <w:rPr>
+          <w:b/>
+          <w:bCs/>
+        </w:rPr>
+        <w:t>Step 4d: Verify that data persists</w:t>
+      </w:r>
+    </w:p>
+    <w:p>
+      <w:r>
+        <w:t>Log</w:t>
+      </w:r>
+      <w:r>
+        <w:t>ged</w:t>
+      </w:r>
+      <w:r>
+        <w:t xml:space="preserve"> into new container to ensure the database schema and table rows are still intact:</w:t>
+      </w:r>
+    </w:p>
+    <w:p>
+      <w:r>
+        <w:t xml:space="preserve">docker exec -it </w:t>
+      </w:r>
+      <w:proofErr w:type="spellStart"/>
+      <w:r>
+        <w:t>mysql</w:t>
+      </w:r>
+      <w:proofErr w:type="spellEnd"/>
+      <w:r>
+        <w:t xml:space="preserve">-container-new </w:t>
+      </w:r>
+      <w:proofErr w:type="spellStart"/>
+      <w:r>
+        <w:t>mysql</w:t>
+      </w:r>
+      <w:proofErr w:type="spellEnd"/>
+      <w:r>
+        <w:t xml:space="preserve"> -u root -p</w:t>
+      </w:r>
+    </w:p>
+    <w:p>
+      <w:r>
+        <w:drawing>
+          <wp:inline distT="0" distB="0" distL="0" distR="0" wp14:anchorId="42D6C63F" wp14:editId="0A38D273">
+            <wp:extent cx="5731510" cy="1955800"/>
+            <wp:effectExtent l="0" t="0" r="2540" b="6350"/>
+            <wp:docPr id="1233611209" name="Picture 1"/>
+            <wp:cNvGraphicFramePr>
+              <a:graphicFrameLocks xmlns:a="http://schemas.openxmlformats.org/drawingml/2006/main" noChangeAspect="1"/>
+            </wp:cNvGraphicFramePr>
+            <a:graphic xmlns:a="http://schemas.openxmlformats.org/drawingml/2006/main">
+              <a:graphicData uri="http://schemas.openxmlformats.org/drawingml/2006/picture">
+                <pic:pic xmlns:pic="http://schemas.openxmlformats.org/drawingml/2006/picture">
+                  <pic:nvPicPr>
+                    <pic:cNvPr id="1233611209" name=""/>
+                    <pic:cNvPicPr/>
+                  </pic:nvPicPr>
+                  <pic:blipFill>
+                    <a:blip r:embed="rId39"/>
+                    <a:stretch>
+                      <a:fillRect/>
+                    </a:stretch>
+                  </pic:blipFill>
+                  <pic:spPr>
+                    <a:xfrm>
+                      <a:off x="0" y="0"/>
+                      <a:ext cx="5731510" cy="1955800"/>
+                    </a:xfrm>
+                    <a:prstGeom prst="rect">
+                      <a:avLst/>
+                    </a:prstGeom>
+                  </pic:spPr>
+                </pic:pic>
+              </a:graphicData>
+            </a:graphic>
+          </wp:inline>
+        </w:drawing>
+      </w:r>
+    </w:p>
+    <w:p>
+      <w:r>
+        <w:t xml:space="preserve">USE </w:t>
+      </w:r>
+      <w:proofErr w:type="spellStart"/>
+      <w:r>
+        <w:t>test_db</w:t>
+      </w:r>
+      <w:proofErr w:type="spellEnd"/>
+      <w:r>
+        <w:t>;</w:t>
+      </w:r>
+    </w:p>
+    <w:p>
+      <w:r>
+        <w:drawing>
+          <wp:inline distT="0" distB="0" distL="0" distR="0" wp14:anchorId="221A5021" wp14:editId="3A8353A3">
+            <wp:extent cx="4730750" cy="806450"/>
+            <wp:effectExtent l="0" t="0" r="0" b="0"/>
+            <wp:docPr id="759091451" name="Picture 1"/>
+            <wp:cNvGraphicFramePr>
+              <a:graphicFrameLocks xmlns:a="http://schemas.openxmlformats.org/drawingml/2006/main" noChangeAspect="1"/>
+            </wp:cNvGraphicFramePr>
+            <a:graphic xmlns:a="http://schemas.openxmlformats.org/drawingml/2006/main">
+              <a:graphicData uri="http://schemas.openxmlformats.org/drawingml/2006/picture">
+                <pic:pic xmlns:pic="http://schemas.openxmlformats.org/drawingml/2006/picture">
+                  <pic:nvPicPr>
+                    <pic:cNvPr id="759091451" name=""/>
+                    <pic:cNvPicPr/>
+                  </pic:nvPicPr>
+                  <pic:blipFill>
+                    <a:blip r:embed="rId40"/>
+                    <a:stretch>
+                      <a:fillRect/>
+                    </a:stretch>
+                  </pic:blipFill>
+                  <pic:spPr>
+                    <a:xfrm>
+                      <a:off x="0" y="0"/>
+                      <a:ext cx="4730996" cy="806492"/>
+                    </a:xfrm>
+                    <a:prstGeom prst="rect">
+                      <a:avLst/>
+                    </a:prstGeom>
+                  </pic:spPr>
+                </pic:pic>
+              </a:graphicData>
+            </a:graphic>
+          </wp:inline>
+        </w:drawing>
+      </w:r>
+    </w:p>
+    <w:p>
+      <w:r>
+        <w:lastRenderedPageBreak/>
+        <w:t xml:space="preserve">SELECT * FROM </w:t>
+      </w:r>
+      <w:proofErr w:type="spellStart"/>
+      <w:r>
+        <w:t>dummy_table</w:t>
+      </w:r>
+      <w:proofErr w:type="spellEnd"/>
+      <w:r>
+        <w:t>;</w:t>
+      </w:r>
+    </w:p>
+    <w:p>
+      <w:r>
+        <w:drawing>
+          <wp:inline distT="0" distB="0" distL="0" distR="0" wp14:anchorId="377A310A" wp14:editId="65B81CF4">
+            <wp:extent cx="2495678" cy="1505027"/>
+            <wp:effectExtent l="0" t="0" r="0" b="0"/>
+            <wp:docPr id="1117117645" name="Picture 1"/>
+            <wp:cNvGraphicFramePr>
+              <a:graphicFrameLocks xmlns:a="http://schemas.openxmlformats.org/drawingml/2006/main" noChangeAspect="1"/>
+            </wp:cNvGraphicFramePr>
+            <a:graphic xmlns:a="http://schemas.openxmlformats.org/drawingml/2006/main">
+              <a:graphicData uri="http://schemas.openxmlformats.org/drawingml/2006/picture">
+                <pic:pic xmlns:pic="http://schemas.openxmlformats.org/drawingml/2006/picture">
+                  <pic:nvPicPr>
+                    <pic:cNvPr id="1117117645" name=""/>
+                    <pic:cNvPicPr/>
+                  </pic:nvPicPr>
+                  <pic:blipFill>
+                    <a:blip r:embed="rId41"/>
+                    <a:stretch>
+                      <a:fillRect/>
+                    </a:stretch>
+                  </pic:blipFill>
+                  <pic:spPr>
+                    <a:xfrm>
+                      <a:off x="0" y="0"/>
+                      <a:ext cx="2495678" cy="1505027"/>
+                    </a:xfrm>
+                    <a:prstGeom prst="rect">
+                      <a:avLst/>
+                    </a:prstGeom>
+                  </pic:spPr>
+                </pic:pic>
+              </a:graphicData>
+            </a:graphic>
+          </wp:inline>
+        </w:drawing>
+      </w:r>
+    </w:p>
     <w:p/>
     <w:sectPr>
       <w:pgSz w:w="11906" w:h="16838"/>

--- a/Cloud&Containers.docx
+++ b/Cloud&Containers.docx
@@ -1624,6 +1624,9 @@
     </w:p>
     <w:p>
       <w:r>
+        <w:rPr>
+          <w:noProof/>
+        </w:rPr>
         <w:drawing>
           <wp:inline distT="0" distB="0" distL="0" distR="0" wp14:anchorId="30827E4B" wp14:editId="1933CD6E">
             <wp:extent cx="5296172" cy="920797"/>
@@ -1681,6 +1684,9 @@
     </w:p>
     <w:p>
       <w:r>
+        <w:rPr>
+          <w:noProof/>
+        </w:rPr>
         <w:drawing>
           <wp:inline distT="0" distB="0" distL="0" distR="0" wp14:anchorId="3A42A328" wp14:editId="297A1823">
             <wp:extent cx="4838949" cy="368319"/>
@@ -1783,6 +1789,9 @@
     </w:p>
     <w:p>
       <w:r>
+        <w:rPr>
+          <w:noProof/>
+        </w:rPr>
         <w:drawing>
           <wp:inline distT="0" distB="0" distL="0" distR="0" wp14:anchorId="3DADA875" wp14:editId="18A21C3F">
             <wp:extent cx="6324600" cy="400050"/>
@@ -1897,6 +1906,9 @@
     <w:p/>
     <w:p>
       <w:r>
+        <w:rPr>
+          <w:noProof/>
+        </w:rPr>
         <w:lastRenderedPageBreak/>
         <w:drawing>
           <wp:inline distT="0" distB="0" distL="0" distR="0" wp14:anchorId="5141AE69" wp14:editId="6B9EE73E">
@@ -1955,6 +1967,9 @@
     </w:p>
     <w:p>
       <w:r>
+        <w:rPr>
+          <w:noProof/>
+        </w:rPr>
         <w:drawing>
           <wp:inline distT="0" distB="0" distL="0" distR="0" wp14:anchorId="274F6879" wp14:editId="2C67BA6E">
             <wp:extent cx="1485976" cy="368319"/>
@@ -2030,6 +2045,9 @@
     </w:p>
     <w:p>
       <w:r>
+        <w:rPr>
+          <w:noProof/>
+        </w:rPr>
         <w:drawing>
           <wp:inline distT="0" distB="0" distL="0" distR="0" wp14:anchorId="04D573D4" wp14:editId="0BC94258">
             <wp:extent cx="2940201" cy="825542"/>
@@ -2082,6 +2100,9 @@
     </w:p>
     <w:p>
       <w:r>
+        <w:rPr>
+          <w:noProof/>
+        </w:rPr>
         <w:drawing>
           <wp:inline distT="0" distB="0" distL="0" distR="0" wp14:anchorId="166AD8A9" wp14:editId="1C068F82">
             <wp:extent cx="5226319" cy="438173"/>
@@ -2134,6 +2155,9 @@
     </w:p>
     <w:p>
       <w:r>
+        <w:rPr>
+          <w:noProof/>
+        </w:rPr>
         <w:drawing>
           <wp:inline distT="0" distB="0" distL="0" distR="0" wp14:anchorId="3E0762D1" wp14:editId="3C66B80E">
             <wp:extent cx="2521080" cy="1244664"/>
@@ -2222,6 +2246,9 @@
     </w:p>
     <w:p>
       <w:r>
+        <w:rPr>
+          <w:noProof/>
+        </w:rPr>
         <w:drawing>
           <wp:inline distT="0" distB="0" distL="0" distR="0" wp14:anchorId="6EB5DB58" wp14:editId="51ACBE0C">
             <wp:extent cx="4635738" cy="368319"/>
@@ -2274,6 +2301,9 @@
     </w:p>
     <w:p>
       <w:r>
+        <w:rPr>
+          <w:noProof/>
+        </w:rPr>
         <w:drawing>
           <wp:inline distT="0" distB="0" distL="0" distR="0" wp14:anchorId="05B1F617" wp14:editId="173A8C3A">
             <wp:extent cx="4419827" cy="342918"/>
@@ -2395,6 +2425,9 @@
     </w:p>
     <w:p>
       <w:r>
+        <w:rPr>
+          <w:noProof/>
+        </w:rPr>
         <w:drawing>
           <wp:inline distT="0" distB="0" distL="0" distR="0" wp14:anchorId="36353A02" wp14:editId="110DAA11">
             <wp:extent cx="6273800" cy="438150"/>
@@ -2481,6 +2514,9 @@
     </w:p>
     <w:p>
       <w:r>
+        <w:rPr>
+          <w:noProof/>
+        </w:rPr>
         <w:drawing>
           <wp:inline distT="0" distB="0" distL="0" distR="0" wp14:anchorId="42D6C63F" wp14:editId="0A38D273">
             <wp:extent cx="5731510" cy="1955800"/>
@@ -2533,6 +2569,9 @@
     </w:p>
     <w:p>
       <w:r>
+        <w:rPr>
+          <w:noProof/>
+        </w:rPr>
         <w:drawing>
           <wp:inline distT="0" distB="0" distL="0" distR="0" wp14:anchorId="221A5021" wp14:editId="3A8353A3">
             <wp:extent cx="4730750" cy="806450"/>
@@ -2586,6 +2625,9 @@
     </w:p>
     <w:p>
       <w:r>
+        <w:rPr>
+          <w:noProof/>
+        </w:rPr>
         <w:drawing>
           <wp:inline distT="0" distB="0" distL="0" distR="0" wp14:anchorId="377A310A" wp14:editId="65B81CF4">
             <wp:extent cx="2495678" cy="1505027"/>
@@ -2623,6 +2665,815 @@
         </w:drawing>
       </w:r>
     </w:p>
+    <w:p>
+      <w:r>
+        <w:drawing>
+          <wp:inline distT="0" distB="0" distL="0" distR="0" wp14:anchorId="03C10E73" wp14:editId="205404E1">
+            <wp:extent cx="5073911" cy="4140413"/>
+            <wp:effectExtent l="0" t="0" r="0" b="0"/>
+            <wp:docPr id="2076498002" name="Picture 1"/>
+            <wp:cNvGraphicFramePr>
+              <a:graphicFrameLocks xmlns:a="http://schemas.openxmlformats.org/drawingml/2006/main" noChangeAspect="1"/>
+            </wp:cNvGraphicFramePr>
+            <a:graphic xmlns:a="http://schemas.openxmlformats.org/drawingml/2006/main">
+              <a:graphicData uri="http://schemas.openxmlformats.org/drawingml/2006/picture">
+                <pic:pic xmlns:pic="http://schemas.openxmlformats.org/drawingml/2006/picture">
+                  <pic:nvPicPr>
+                    <pic:cNvPr id="2076498002" name=""/>
+                    <pic:cNvPicPr/>
+                  </pic:nvPicPr>
+                  <pic:blipFill>
+                    <a:blip r:embed="rId42"/>
+                    <a:stretch>
+                      <a:fillRect/>
+                    </a:stretch>
+                  </pic:blipFill>
+                  <pic:spPr>
+                    <a:xfrm>
+                      <a:off x="0" y="0"/>
+                      <a:ext cx="5073911" cy="4140413"/>
+                    </a:xfrm>
+                    <a:prstGeom prst="rect">
+                      <a:avLst/>
+                    </a:prstGeom>
+                  </pic:spPr>
+                </pic:pic>
+              </a:graphicData>
+            </a:graphic>
+          </wp:inline>
+        </w:drawing>
+      </w:r>
+    </w:p>
+    <w:p/>
+    <w:p>
+      <w:pPr>
+        <w:jc w:val="center"/>
+        <w:rPr>
+          <w:b/>
+          <w:bCs/>
+          <w:lang w:val="en-US"/>
+        </w:rPr>
+      </w:pPr>
+      <w:r>
+        <w:rPr>
+          <w:b/>
+          <w:bCs/>
+          <w:lang w:val="en-US"/>
+        </w:rPr>
+        <w:t xml:space="preserve">Task </w:t>
+      </w:r>
+      <w:r>
+        <w:rPr>
+          <w:b/>
+          <w:bCs/>
+          <w:lang w:val="en-US"/>
+        </w:rPr>
+        <w:t>4</w:t>
+      </w:r>
+    </w:p>
+    <w:p>
+      <w:pPr>
+        <w:rPr>
+          <w:b/>
+          <w:bCs/>
+        </w:rPr>
+      </w:pPr>
+      <w:r>
+        <w:rPr>
+          <w:b/>
+          <w:bCs/>
+        </w:rPr>
+        <w:t>Step 1: Create a Custom Bridge Network</w:t>
+      </w:r>
+    </w:p>
+    <w:p>
+      <w:r>
+        <w:t>Create</w:t>
+      </w:r>
+      <w:r>
+        <w:t>d</w:t>
+      </w:r>
+      <w:r>
+        <w:t xml:space="preserve"> a user-defined bridge network named </w:t>
+      </w:r>
+      <w:proofErr w:type="spellStart"/>
+      <w:r>
+        <w:rPr>
+          <w:b/>
+          <w:bCs/>
+        </w:rPr>
+        <w:t>my_custom_network</w:t>
+      </w:r>
+      <w:proofErr w:type="spellEnd"/>
+      <w:r>
+        <w:t xml:space="preserve">: </w:t>
+      </w:r>
+    </w:p>
+    <w:p>
+      <w:r>
+        <w:t xml:space="preserve">docker network create --driver bridge </w:t>
+      </w:r>
+      <w:proofErr w:type="spellStart"/>
+      <w:r>
+        <w:t>my_custom_network</w:t>
+      </w:r>
+      <w:proofErr w:type="spellEnd"/>
+    </w:p>
+    <w:p>
+      <w:r>
+        <w:drawing>
+          <wp:inline distT="0" distB="0" distL="0" distR="0" wp14:anchorId="32303763" wp14:editId="3947AF0F">
+            <wp:extent cx="6051550" cy="514350"/>
+            <wp:effectExtent l="0" t="0" r="6350" b="0"/>
+            <wp:docPr id="1274761010" name="Picture 1"/>
+            <wp:cNvGraphicFramePr>
+              <a:graphicFrameLocks xmlns:a="http://schemas.openxmlformats.org/drawingml/2006/main" noChangeAspect="1"/>
+            </wp:cNvGraphicFramePr>
+            <a:graphic xmlns:a="http://schemas.openxmlformats.org/drawingml/2006/main">
+              <a:graphicData uri="http://schemas.openxmlformats.org/drawingml/2006/picture">
+                <pic:pic xmlns:pic="http://schemas.openxmlformats.org/drawingml/2006/picture">
+                  <pic:nvPicPr>
+                    <pic:cNvPr id="1274761010" name=""/>
+                    <pic:cNvPicPr/>
+                  </pic:nvPicPr>
+                  <pic:blipFill>
+                    <a:blip r:embed="rId43"/>
+                    <a:stretch>
+                      <a:fillRect/>
+                    </a:stretch>
+                  </pic:blipFill>
+                  <pic:spPr>
+                    <a:xfrm>
+                      <a:off x="0" y="0"/>
+                      <a:ext cx="6051550" cy="514350"/>
+                    </a:xfrm>
+                    <a:prstGeom prst="rect">
+                      <a:avLst/>
+                    </a:prstGeom>
+                  </pic:spPr>
+                </pic:pic>
+              </a:graphicData>
+            </a:graphic>
+          </wp:inline>
+        </w:drawing>
+      </w:r>
+    </w:p>
+    <w:p/>
+    <w:p/>
+    <w:p>
+      <w:pPr>
+        <w:rPr>
+          <w:b/>
+          <w:bCs/>
+        </w:rPr>
+      </w:pPr>
+      <w:r>
+        <w:rPr>
+          <w:b/>
+          <w:bCs/>
+        </w:rPr>
+        <w:t>Step 2 &amp; 3: Deploy and Configure the Containers</w:t>
+      </w:r>
+    </w:p>
+    <w:p>
+      <w:pPr>
+        <w:rPr>
+          <w:b/>
+          <w:bCs/>
+        </w:rPr>
+      </w:pPr>
+      <w:r>
+        <w:rPr>
+          <w:b/>
+          <w:bCs/>
+        </w:rPr>
+        <w:t>1. The Flask Application (app.py)</w:t>
+      </w:r>
+    </w:p>
+    <w:p>
+      <w:r>
+        <w:t>Configure</w:t>
+      </w:r>
+      <w:r>
+        <w:t>d</w:t>
+      </w:r>
+      <w:r>
+        <w:t xml:space="preserve"> Flask app initialization to establish a connection to Redis using the host parameter set as the container name (</w:t>
+      </w:r>
+      <w:proofErr w:type="spellStart"/>
+      <w:r>
+        <w:t>redis</w:t>
+      </w:r>
+      <w:proofErr w:type="spellEnd"/>
+      <w:r>
+        <w:t xml:space="preserve">): </w:t>
+      </w:r>
+    </w:p>
+    <w:p>
+      <w:r>
+        <w:drawing>
+          <wp:inline distT="0" distB="0" distL="0" distR="0" wp14:anchorId="4A77AEBF" wp14:editId="793DB449">
+            <wp:extent cx="5731510" cy="1962150"/>
+            <wp:effectExtent l="0" t="0" r="2540" b="0"/>
+            <wp:docPr id="1863092862" name="Picture 1"/>
+            <wp:cNvGraphicFramePr>
+              <a:graphicFrameLocks xmlns:a="http://schemas.openxmlformats.org/drawingml/2006/main" noChangeAspect="1"/>
+            </wp:cNvGraphicFramePr>
+            <a:graphic xmlns:a="http://schemas.openxmlformats.org/drawingml/2006/main">
+              <a:graphicData uri="http://schemas.openxmlformats.org/drawingml/2006/picture">
+                <pic:pic xmlns:pic="http://schemas.openxmlformats.org/drawingml/2006/picture">
+                  <pic:nvPicPr>
+                    <pic:cNvPr id="1863092862" name=""/>
+                    <pic:cNvPicPr/>
+                  </pic:nvPicPr>
+                  <pic:blipFill>
+                    <a:blip r:embed="rId44"/>
+                    <a:stretch>
+                      <a:fillRect/>
+                    </a:stretch>
+                  </pic:blipFill>
+                  <pic:spPr>
+                    <a:xfrm>
+                      <a:off x="0" y="0"/>
+                      <a:ext cx="5731510" cy="1962150"/>
+                    </a:xfrm>
+                    <a:prstGeom prst="rect">
+                      <a:avLst/>
+                    </a:prstGeom>
+                  </pic:spPr>
+                </pic:pic>
+              </a:graphicData>
+            </a:graphic>
+          </wp:inline>
+        </w:drawing>
+      </w:r>
+    </w:p>
+    <w:p>
+      <w:pPr>
+        <w:rPr>
+          <w:b/>
+          <w:bCs/>
+        </w:rPr>
+      </w:pPr>
+      <w:r>
+        <w:rPr>
+          <w:b/>
+          <w:bCs/>
+        </w:rPr>
+        <w:t xml:space="preserve">2. The </w:t>
+      </w:r>
+      <w:proofErr w:type="spellStart"/>
+      <w:r>
+        <w:rPr>
+          <w:b/>
+          <w:bCs/>
+        </w:rPr>
+        <w:t>Dockerfile</w:t>
+      </w:r>
+      <w:proofErr w:type="spellEnd"/>
+      <w:r>
+        <w:rPr>
+          <w:b/>
+          <w:bCs/>
+        </w:rPr>
+        <w:t xml:space="preserve"> for Flask</w:t>
+      </w:r>
+    </w:p>
+    <w:p>
+      <w:r>
+        <w:drawing>
+          <wp:inline distT="0" distB="0" distL="0" distR="0" wp14:anchorId="3969B452" wp14:editId="7CD1CB49">
+            <wp:extent cx="4254500" cy="1155700"/>
+            <wp:effectExtent l="0" t="0" r="0" b="6350"/>
+            <wp:docPr id="1280553602" name="Picture 1"/>
+            <wp:cNvGraphicFramePr>
+              <a:graphicFrameLocks xmlns:a="http://schemas.openxmlformats.org/drawingml/2006/main" noChangeAspect="1"/>
+            </wp:cNvGraphicFramePr>
+            <a:graphic xmlns:a="http://schemas.openxmlformats.org/drawingml/2006/main">
+              <a:graphicData uri="http://schemas.openxmlformats.org/drawingml/2006/picture">
+                <pic:pic xmlns:pic="http://schemas.openxmlformats.org/drawingml/2006/picture">
+                  <pic:nvPicPr>
+                    <pic:cNvPr id="1280553602" name=""/>
+                    <pic:cNvPicPr/>
+                  </pic:nvPicPr>
+                  <pic:blipFill>
+                    <a:blip r:embed="rId45"/>
+                    <a:stretch>
+                      <a:fillRect/>
+                    </a:stretch>
+                  </pic:blipFill>
+                  <pic:spPr>
+                    <a:xfrm>
+                      <a:off x="0" y="0"/>
+                      <a:ext cx="4254719" cy="1155759"/>
+                    </a:xfrm>
+                    <a:prstGeom prst="rect">
+                      <a:avLst/>
+                    </a:prstGeom>
+                  </pic:spPr>
+                </pic:pic>
+              </a:graphicData>
+            </a:graphic>
+          </wp:inline>
+        </w:drawing>
+      </w:r>
+    </w:p>
+    <w:p>
+      <w:pPr>
+        <w:rPr>
+          <w:b/>
+          <w:bCs/>
+        </w:rPr>
+      </w:pPr>
+      <w:r>
+        <w:rPr>
+          <w:b/>
+          <w:bCs/>
+        </w:rPr>
+        <w:t>Build your Flask image locally:</w:t>
+      </w:r>
+    </w:p>
+    <w:p>
+      <w:r>
+        <w:t>docker build -t my-flask-</w:t>
+      </w:r>
+      <w:proofErr w:type="gramStart"/>
+      <w:r>
+        <w:t>app .</w:t>
+      </w:r>
+      <w:proofErr w:type="gramEnd"/>
+    </w:p>
+    <w:p>
+      <w:r>
+        <w:drawing>
+          <wp:inline distT="0" distB="0" distL="0" distR="0" wp14:anchorId="46F885FE" wp14:editId="473928E8">
+            <wp:extent cx="4807197" cy="361969"/>
+            <wp:effectExtent l="0" t="0" r="0" b="0"/>
+            <wp:docPr id="1188842075" name="Picture 1"/>
+            <wp:cNvGraphicFramePr>
+              <a:graphicFrameLocks xmlns:a="http://schemas.openxmlformats.org/drawingml/2006/main" noChangeAspect="1"/>
+            </wp:cNvGraphicFramePr>
+            <a:graphic xmlns:a="http://schemas.openxmlformats.org/drawingml/2006/main">
+              <a:graphicData uri="http://schemas.openxmlformats.org/drawingml/2006/picture">
+                <pic:pic xmlns:pic="http://schemas.openxmlformats.org/drawingml/2006/picture">
+                  <pic:nvPicPr>
+                    <pic:cNvPr id="1188842075" name=""/>
+                    <pic:cNvPicPr/>
+                  </pic:nvPicPr>
+                  <pic:blipFill>
+                    <a:blip r:embed="rId46"/>
+                    <a:stretch>
+                      <a:fillRect/>
+                    </a:stretch>
+                  </pic:blipFill>
+                  <pic:spPr>
+                    <a:xfrm>
+                      <a:off x="0" y="0"/>
+                      <a:ext cx="4807197" cy="361969"/>
+                    </a:xfrm>
+                    <a:prstGeom prst="rect">
+                      <a:avLst/>
+                    </a:prstGeom>
+                  </pic:spPr>
+                </pic:pic>
+              </a:graphicData>
+            </a:graphic>
+          </wp:inline>
+        </w:drawing>
+      </w:r>
+    </w:p>
+    <w:p>
+      <w:pPr>
+        <w:rPr>
+          <w:b/>
+          <w:bCs/>
+        </w:rPr>
+      </w:pPr>
+      <w:r>
+        <w:rPr>
+          <w:b/>
+          <w:bCs/>
+        </w:rPr>
+        <w:t>3. Spin up the Containers on the Network</w:t>
+      </w:r>
+    </w:p>
+    <w:p>
+      <w:r>
+        <w:t>First, deploy</w:t>
+      </w:r>
+      <w:r>
+        <w:t>ed</w:t>
+      </w:r>
+      <w:r>
+        <w:t xml:space="preserve"> the </w:t>
+      </w:r>
+      <w:r>
+        <w:rPr>
+          <w:b/>
+          <w:bCs/>
+        </w:rPr>
+        <w:t>Redis</w:t>
+      </w:r>
+      <w:r>
+        <w:t xml:space="preserve"> container attached to the custom network using --name </w:t>
+      </w:r>
+      <w:proofErr w:type="spellStart"/>
+      <w:r>
+        <w:t>redis</w:t>
+      </w:r>
+      <w:proofErr w:type="spellEnd"/>
+      <w:r>
+        <w:t>:</w:t>
+      </w:r>
+    </w:p>
+    <w:p>
+      <w:r>
+        <w:t xml:space="preserve">docker run -d --name </w:t>
+      </w:r>
+      <w:proofErr w:type="spellStart"/>
+      <w:r>
+        <w:t>redis</w:t>
+      </w:r>
+      <w:proofErr w:type="spellEnd"/>
+      <w:r>
+        <w:t xml:space="preserve"> --network </w:t>
+      </w:r>
+      <w:proofErr w:type="spellStart"/>
+      <w:r>
+        <w:t>my_custom_network</w:t>
+      </w:r>
+      <w:proofErr w:type="spellEnd"/>
+      <w:r>
+        <w:t xml:space="preserve"> </w:t>
+      </w:r>
+      <w:proofErr w:type="spellStart"/>
+      <w:proofErr w:type="gramStart"/>
+      <w:r>
+        <w:t>redis:alpine</w:t>
+      </w:r>
+      <w:proofErr w:type="spellEnd"/>
+      <w:proofErr w:type="gramEnd"/>
+    </w:p>
+    <w:p>
+      <w:r>
+        <w:drawing>
+          <wp:inline distT="0" distB="0" distL="0" distR="0" wp14:anchorId="42CDBBC4" wp14:editId="2E1A2F0E">
+            <wp:extent cx="6064250" cy="444500"/>
+            <wp:effectExtent l="0" t="0" r="0" b="0"/>
+            <wp:docPr id="1162303610" name="Picture 1"/>
+            <wp:cNvGraphicFramePr>
+              <a:graphicFrameLocks xmlns:a="http://schemas.openxmlformats.org/drawingml/2006/main" noChangeAspect="1"/>
+            </wp:cNvGraphicFramePr>
+            <a:graphic xmlns:a="http://schemas.openxmlformats.org/drawingml/2006/main">
+              <a:graphicData uri="http://schemas.openxmlformats.org/drawingml/2006/picture">
+                <pic:pic xmlns:pic="http://schemas.openxmlformats.org/drawingml/2006/picture">
+                  <pic:nvPicPr>
+                    <pic:cNvPr id="1162303610" name=""/>
+                    <pic:cNvPicPr/>
+                  </pic:nvPicPr>
+                  <pic:blipFill>
+                    <a:blip r:embed="rId47"/>
+                    <a:stretch>
+                      <a:fillRect/>
+                    </a:stretch>
+                  </pic:blipFill>
+                  <pic:spPr>
+                    <a:xfrm>
+                      <a:off x="0" y="0"/>
+                      <a:ext cx="6064250" cy="444500"/>
+                    </a:xfrm>
+                    <a:prstGeom prst="rect">
+                      <a:avLst/>
+                    </a:prstGeom>
+                  </pic:spPr>
+                </pic:pic>
+              </a:graphicData>
+            </a:graphic>
+          </wp:inline>
+        </w:drawing>
+      </w:r>
+    </w:p>
+    <w:p>
+      <w:r>
+        <w:t>Next, deploy</w:t>
+      </w:r>
+      <w:r>
+        <w:t>ed</w:t>
+      </w:r>
+      <w:r>
+        <w:t xml:space="preserve"> </w:t>
+      </w:r>
+      <w:r>
+        <w:rPr>
+          <w:b/>
+          <w:bCs/>
+        </w:rPr>
+        <w:t>Flask</w:t>
+      </w:r>
+      <w:r>
+        <w:t xml:space="preserve"> container attached to the same network, exposing port 5000 to the host machine: </w:t>
+      </w:r>
+    </w:p>
+    <w:p>
+      <w:r>
+        <w:t xml:space="preserve">docker run -d --name </w:t>
+      </w:r>
+      <w:proofErr w:type="spellStart"/>
+      <w:r>
+        <w:t>flask_app</w:t>
+      </w:r>
+      <w:proofErr w:type="spellEnd"/>
+      <w:r>
+        <w:t xml:space="preserve"> --network </w:t>
+      </w:r>
+      <w:proofErr w:type="spellStart"/>
+      <w:r>
+        <w:t>my_custom_network</w:t>
+      </w:r>
+      <w:proofErr w:type="spellEnd"/>
+      <w:r>
+        <w:t xml:space="preserve"> -p 5000:5000 my-flask-app</w:t>
+      </w:r>
+    </w:p>
+    <w:p>
+      <w:r>
+        <w:lastRenderedPageBreak/>
+        <w:drawing>
+          <wp:inline distT="0" distB="0" distL="0" distR="0" wp14:anchorId="71EF827E" wp14:editId="04E3013C">
+            <wp:extent cx="6127750" cy="342900"/>
+            <wp:effectExtent l="0" t="0" r="6350" b="0"/>
+            <wp:docPr id="1487651703" name="Picture 1"/>
+            <wp:cNvGraphicFramePr>
+              <a:graphicFrameLocks xmlns:a="http://schemas.openxmlformats.org/drawingml/2006/main" noChangeAspect="1"/>
+            </wp:cNvGraphicFramePr>
+            <a:graphic xmlns:a="http://schemas.openxmlformats.org/drawingml/2006/main">
+              <a:graphicData uri="http://schemas.openxmlformats.org/drawingml/2006/picture">
+                <pic:pic xmlns:pic="http://schemas.openxmlformats.org/drawingml/2006/picture">
+                  <pic:nvPicPr>
+                    <pic:cNvPr id="1487651703" name=""/>
+                    <pic:cNvPicPr/>
+                  </pic:nvPicPr>
+                  <pic:blipFill>
+                    <a:blip r:embed="rId48"/>
+                    <a:stretch>
+                      <a:fillRect/>
+                    </a:stretch>
+                  </pic:blipFill>
+                  <pic:spPr>
+                    <a:xfrm>
+                      <a:off x="0" y="0"/>
+                      <a:ext cx="6127750" cy="342900"/>
+                    </a:xfrm>
+                    <a:prstGeom prst="rect">
+                      <a:avLst/>
+                    </a:prstGeom>
+                  </pic:spPr>
+                </pic:pic>
+              </a:graphicData>
+            </a:graphic>
+          </wp:inline>
+        </w:drawing>
+      </w:r>
+    </w:p>
+    <w:p>
+      <w:pPr>
+        <w:rPr>
+          <w:b/>
+          <w:bCs/>
+        </w:rPr>
+      </w:pPr>
+      <w:r>
+        <w:rPr>
+          <w:b/>
+          <w:bCs/>
+        </w:rPr>
+        <w:t>Step 4: Test Network Communication</w:t>
+      </w:r>
+    </w:p>
+    <w:p>
+      <w:r>
+        <w:t>Verif</w:t>
+      </w:r>
+      <w:r>
+        <w:t>ied</w:t>
+      </w:r>
+      <w:r>
+        <w:t xml:space="preserve"> that the communication bridge functions properly by sending an HTTP request to the Flask server: </w:t>
+      </w:r>
+    </w:p>
+    <w:p>
+      <w:r>
+        <w:t xml:space="preserve">curl </w:t>
+      </w:r>
+      <w:hyperlink r:id="rId49" w:history="1">
+        <w:r>
+          <w:rPr>
+            <w:rStyle w:val="Hyperlink"/>
+          </w:rPr>
+          <w:t>http://localhost:5000</w:t>
+        </w:r>
+      </w:hyperlink>
+    </w:p>
+    <w:p>
+      <w:r>
+        <w:drawing>
+          <wp:inline distT="0" distB="0" distL="0" distR="0" wp14:anchorId="272D01F7" wp14:editId="749D6F62">
+            <wp:extent cx="5994400" cy="1066800"/>
+            <wp:effectExtent l="0" t="0" r="6350" b="0"/>
+            <wp:docPr id="1271975210" name="Picture 1"/>
+            <wp:cNvGraphicFramePr>
+              <a:graphicFrameLocks xmlns:a="http://schemas.openxmlformats.org/drawingml/2006/main" noChangeAspect="1"/>
+            </wp:cNvGraphicFramePr>
+            <a:graphic xmlns:a="http://schemas.openxmlformats.org/drawingml/2006/main">
+              <a:graphicData uri="http://schemas.openxmlformats.org/drawingml/2006/picture">
+                <pic:pic xmlns:pic="http://schemas.openxmlformats.org/drawingml/2006/picture">
+                  <pic:nvPicPr>
+                    <pic:cNvPr id="1271975210" name=""/>
+                    <pic:cNvPicPr/>
+                  </pic:nvPicPr>
+                  <pic:blipFill>
+                    <a:blip r:embed="rId50"/>
+                    <a:stretch>
+                      <a:fillRect/>
+                    </a:stretch>
+                  </pic:blipFill>
+                  <pic:spPr>
+                    <a:xfrm>
+                      <a:off x="0" y="0"/>
+                      <a:ext cx="5994400" cy="1066800"/>
+                    </a:xfrm>
+                    <a:prstGeom prst="rect">
+                      <a:avLst/>
+                    </a:prstGeom>
+                  </pic:spPr>
+                </pic:pic>
+              </a:graphicData>
+            </a:graphic>
+          </wp:inline>
+        </w:drawing>
+      </w:r>
+    </w:p>
+    <w:p>
+      <w:r>
+        <w:rPr>
+          <w:b/>
+          <w:bCs/>
+        </w:rPr>
+        <w:t>Expected Output:</w:t>
+      </w:r>
+    </w:p>
+    <w:p>
+      <w:r>
+        <w:t>Container network communication successful! Total visits: 1</w:t>
+      </w:r>
+    </w:p>
+    <w:p>
+      <w:r>
+        <w:drawing>
+          <wp:inline distT="0" distB="0" distL="0" distR="0" wp14:anchorId="3220B0AB" wp14:editId="0FEA78DF">
+            <wp:extent cx="5731510" cy="1943100"/>
+            <wp:effectExtent l="0" t="0" r="2540" b="0"/>
+            <wp:docPr id="1943606489" name="Picture 1"/>
+            <wp:cNvGraphicFramePr>
+              <a:graphicFrameLocks xmlns:a="http://schemas.openxmlformats.org/drawingml/2006/main" noChangeAspect="1"/>
+            </wp:cNvGraphicFramePr>
+            <a:graphic xmlns:a="http://schemas.openxmlformats.org/drawingml/2006/main">
+              <a:graphicData uri="http://schemas.openxmlformats.org/drawingml/2006/picture">
+                <pic:pic xmlns:pic="http://schemas.openxmlformats.org/drawingml/2006/picture">
+                  <pic:nvPicPr>
+                    <pic:cNvPr id="1943606489" name=""/>
+                    <pic:cNvPicPr/>
+                  </pic:nvPicPr>
+                  <pic:blipFill>
+                    <a:blip r:embed="rId51"/>
+                    <a:stretch>
+                      <a:fillRect/>
+                    </a:stretch>
+                  </pic:blipFill>
+                  <pic:spPr>
+                    <a:xfrm>
+                      <a:off x="0" y="0"/>
+                      <a:ext cx="5731510" cy="1943100"/>
+                    </a:xfrm>
+                    <a:prstGeom prst="rect">
+                      <a:avLst/>
+                    </a:prstGeom>
+                  </pic:spPr>
+                </pic:pic>
+              </a:graphicData>
+            </a:graphic>
+          </wp:inline>
+        </w:drawing>
+      </w:r>
+    </w:p>
+    <w:p>
+      <w:pPr>
+        <w:rPr>
+          <w:i/>
+          <w:iCs/>
+        </w:rPr>
+      </w:pPr>
+      <w:r>
+        <w:rPr>
+          <w:i/>
+          <w:iCs/>
+        </w:rPr>
+        <w:t>After</w:t>
+      </w:r>
+      <w:r>
+        <w:rPr>
+          <w:i/>
+          <w:iCs/>
+        </w:rPr>
+        <w:t xml:space="preserve"> run the curl command a second time, the visits will increment to 2, proving live read/write capability to the Redis container database over the internal network</w:t>
+      </w:r>
+      <w:r>
+        <w:rPr>
+          <w:i/>
+          <w:iCs/>
+        </w:rPr>
+        <w:t>.</w:t>
+      </w:r>
+    </w:p>
+    <w:p>
+      <w:r>
+        <w:drawing>
+          <wp:inline distT="0" distB="0" distL="0" distR="0" wp14:anchorId="191161D9" wp14:editId="4AE38E42">
+            <wp:extent cx="4578585" cy="254013"/>
+            <wp:effectExtent l="0" t="0" r="0" b="0"/>
+            <wp:docPr id="2024064135" name="Picture 1"/>
+            <wp:cNvGraphicFramePr>
+              <a:graphicFrameLocks xmlns:a="http://schemas.openxmlformats.org/drawingml/2006/main" noChangeAspect="1"/>
+            </wp:cNvGraphicFramePr>
+            <a:graphic xmlns:a="http://schemas.openxmlformats.org/drawingml/2006/main">
+              <a:graphicData uri="http://schemas.openxmlformats.org/drawingml/2006/picture">
+                <pic:pic xmlns:pic="http://schemas.openxmlformats.org/drawingml/2006/picture">
+                  <pic:nvPicPr>
+                    <pic:cNvPr id="2024064135" name=""/>
+                    <pic:cNvPicPr/>
+                  </pic:nvPicPr>
+                  <pic:blipFill>
+                    <a:blip r:embed="rId52"/>
+                    <a:stretch>
+                      <a:fillRect/>
+                    </a:stretch>
+                  </pic:blipFill>
+                  <pic:spPr>
+                    <a:xfrm>
+                      <a:off x="0" y="0"/>
+                      <a:ext cx="4578585" cy="254013"/>
+                    </a:xfrm>
+                    <a:prstGeom prst="rect">
+                      <a:avLst/>
+                    </a:prstGeom>
+                  </pic:spPr>
+                </pic:pic>
+              </a:graphicData>
+            </a:graphic>
+          </wp:inline>
+        </w:drawing>
+      </w:r>
+    </w:p>
+    <w:p>
+      <w:r>
+        <w:drawing>
+          <wp:inline distT="0" distB="0" distL="0" distR="0" wp14:anchorId="19FB2C5D" wp14:editId="53E19B4A">
+            <wp:extent cx="5054860" cy="1752690"/>
+            <wp:effectExtent l="0" t="0" r="0" b="0"/>
+            <wp:docPr id="655842458" name="Picture 1"/>
+            <wp:cNvGraphicFramePr>
+              <a:graphicFrameLocks xmlns:a="http://schemas.openxmlformats.org/drawingml/2006/main" noChangeAspect="1"/>
+            </wp:cNvGraphicFramePr>
+            <a:graphic xmlns:a="http://schemas.openxmlformats.org/drawingml/2006/main">
+              <a:graphicData uri="http://schemas.openxmlformats.org/drawingml/2006/picture">
+                <pic:pic xmlns:pic="http://schemas.openxmlformats.org/drawingml/2006/picture">
+                  <pic:nvPicPr>
+                    <pic:cNvPr id="655842458" name=""/>
+                    <pic:cNvPicPr/>
+                  </pic:nvPicPr>
+                  <pic:blipFill>
+                    <a:blip r:embed="rId53"/>
+                    <a:stretch>
+                      <a:fillRect/>
+                    </a:stretch>
+                  </pic:blipFill>
+                  <pic:spPr>
+                    <a:xfrm>
+                      <a:off x="0" y="0"/>
+                      <a:ext cx="5054860" cy="1752690"/>
+                    </a:xfrm>
+                    <a:prstGeom prst="rect">
+                      <a:avLst/>
+                    </a:prstGeom>
+                  </pic:spPr>
+                </pic:pic>
+              </a:graphicData>
+            </a:graphic>
+          </wp:inline>
+        </w:drawing>
+      </w:r>
+    </w:p>
+    <w:p/>
     <w:p/>
     <w:sectPr>
       <w:pgSz w:w="11906" w:h="16838"/>

--- a/Cloud&Containers.docx
+++ b/Cloud&Containers.docx
@@ -868,7 +868,6 @@
         <w:t xml:space="preserve">4. </w:t>
       </w:r>
       <w:proofErr w:type="spellStart"/>
-      <w:proofErr w:type="gramStart"/>
       <w:r>
         <w:rPr>
           <w:b/>
@@ -891,7 +890,6 @@
         <w:t>ml</w:t>
       </w:r>
       <w:proofErr w:type="spellEnd"/>
-      <w:proofErr w:type="gramEnd"/>
       <w:r>
         <w:rPr>
           <w:b/>
@@ -1200,23 +1198,7 @@
           <w:i/>
           <w:iCs/>
         </w:rPr>
-        <w:t xml:space="preserve">! This page has been viewed 1 </w:t>
-      </w:r>
-      <w:proofErr w:type="gramStart"/>
-      <w:r>
-        <w:rPr>
-          <w:i/>
-          <w:iCs/>
-        </w:rPr>
-        <w:t>times</w:t>
-      </w:r>
-      <w:proofErr w:type="gramEnd"/>
-      <w:r>
-        <w:rPr>
-          <w:i/>
-          <w:iCs/>
-        </w:rPr>
-        <w:t>.”</w:t>
+        <w:t>! This page has been viewed 1 times.”</w:t>
       </w:r>
       <w:r>
         <w:t xml:space="preserve"> </w:t>
@@ -1666,15 +1648,7 @@
     </w:p>
     <w:p>
       <w:r>
-        <w:t xml:space="preserve">docker volume </w:t>
-      </w:r>
-      <w:proofErr w:type="gramStart"/>
-      <w:r>
-        <w:t>create</w:t>
-      </w:r>
-      <w:proofErr w:type="gramEnd"/>
-      <w:r>
-        <w:t xml:space="preserve"> </w:t>
+        <w:t xml:space="preserve">docker volume create </w:t>
       </w:r>
       <w:proofErr w:type="spellStart"/>
       <w:r>
@@ -1780,12 +1754,10 @@
         <w:t xml:space="preserve"> </w:t>
       </w:r>
       <w:proofErr w:type="spellStart"/>
-      <w:proofErr w:type="gramStart"/>
       <w:r>
         <w:t>mysql:latest</w:t>
       </w:r>
       <w:proofErr w:type="spellEnd"/>
-      <w:proofErr w:type="gramEnd"/>
     </w:p>
     <w:p>
       <w:r>
@@ -2027,15 +1999,7 @@
     </w:p>
     <w:p>
       <w:r>
-        <w:t xml:space="preserve">    name </w:t>
-      </w:r>
-      <w:proofErr w:type="gramStart"/>
-      <w:r>
-        <w:t>VARCHAR(</w:t>
-      </w:r>
-      <w:proofErr w:type="gramEnd"/>
-      <w:r>
-        <w:t>50)</w:t>
+        <w:t xml:space="preserve">    name VARCHAR(50)</w:t>
       </w:r>
     </w:p>
     <w:p>
@@ -2416,12 +2380,10 @@
         <w:t xml:space="preserve"> </w:t>
       </w:r>
       <w:proofErr w:type="spellStart"/>
-      <w:proofErr w:type="gramStart"/>
       <w:r>
         <w:t>mysql:latest</w:t>
       </w:r>
       <w:proofErr w:type="spellEnd"/>
-      <w:proofErr w:type="gramEnd"/>
     </w:p>
     <w:p>
       <w:r>
@@ -2667,6 +2629,9 @@
     </w:p>
     <w:p>
       <w:r>
+        <w:rPr>
+          <w:noProof/>
+        </w:rPr>
         <w:drawing>
           <wp:inline distT="0" distB="0" distL="0" distR="0" wp14:anchorId="03C10E73" wp14:editId="205404E1">
             <wp:extent cx="5073911" cy="4140413"/>
@@ -2781,6 +2746,9 @@
     </w:p>
     <w:p>
       <w:r>
+        <w:rPr>
+          <w:noProof/>
+        </w:rPr>
         <w:drawing>
           <wp:inline distT="0" distB="0" distL="0" distR="0" wp14:anchorId="32303763" wp14:editId="3947AF0F">
             <wp:extent cx="6051550" cy="514350"/>
@@ -2871,6 +2839,9 @@
     </w:p>
     <w:p>
       <w:r>
+        <w:rPr>
+          <w:noProof/>
+        </w:rPr>
         <w:drawing>
           <wp:inline distT="0" distB="0" distL="0" distR="0" wp14:anchorId="4A77AEBF" wp14:editId="793DB449">
             <wp:extent cx="5731510" cy="1962150"/>
@@ -2941,6 +2912,9 @@
     </w:p>
     <w:p>
       <w:r>
+        <w:rPr>
+          <w:noProof/>
+        </w:rPr>
         <w:drawing>
           <wp:inline distT="0" distB="0" distL="0" distR="0" wp14:anchorId="3969B452" wp14:editId="7CD1CB49">
             <wp:extent cx="4254500" cy="1155700"/>
@@ -2995,16 +2969,14 @@
     </w:p>
     <w:p>
       <w:r>
-        <w:t>docker build -t my-flask-</w:t>
-      </w:r>
-      <w:proofErr w:type="gramStart"/>
-      <w:r>
-        <w:t>app .</w:t>
-      </w:r>
-      <w:proofErr w:type="gramEnd"/>
-    </w:p>
-    <w:p>
-      <w:r>
+        <w:t>docker build -t my-flask-app .</w:t>
+      </w:r>
+    </w:p>
+    <w:p>
+      <w:r>
+        <w:rPr>
+          <w:noProof/>
+        </w:rPr>
         <w:drawing>
           <wp:inline distT="0" distB="0" distL="0" distR="0" wp14:anchorId="46F885FE" wp14:editId="473928E8">
             <wp:extent cx="4807197" cy="361969"/>
@@ -3107,15 +3079,16 @@
         <w:t xml:space="preserve"> </w:t>
       </w:r>
       <w:proofErr w:type="spellStart"/>
-      <w:proofErr w:type="gramStart"/>
       <w:r>
         <w:t>redis:alpine</w:t>
       </w:r>
       <w:proofErr w:type="spellEnd"/>
-      <w:proofErr w:type="gramEnd"/>
-    </w:p>
-    <w:p>
-      <w:r>
+    </w:p>
+    <w:p>
+      <w:r>
+        <w:rPr>
+          <w:noProof/>
+        </w:rPr>
         <w:drawing>
           <wp:inline distT="0" distB="0" distL="0" distR="0" wp14:anchorId="42CDBBC4" wp14:editId="2E1A2F0E">
             <wp:extent cx="6064250" cy="444500"/>
@@ -3197,6 +3170,9 @@
     </w:p>
     <w:p>
       <w:r>
+        <w:rPr>
+          <w:noProof/>
+        </w:rPr>
         <w:lastRenderedPageBreak/>
         <w:drawing>
           <wp:inline distT="0" distB="0" distL="0" distR="0" wp14:anchorId="71EF827E" wp14:editId="04E3013C">
@@ -3276,6 +3252,9 @@
     </w:p>
     <w:p>
       <w:r>
+        <w:rPr>
+          <w:noProof/>
+        </w:rPr>
         <w:drawing>
           <wp:inline distT="0" distB="0" distL="0" distR="0" wp14:anchorId="272D01F7" wp14:editId="749D6F62">
             <wp:extent cx="5994400" cy="1066800"/>
@@ -3329,6 +3308,9 @@
     </w:p>
     <w:p>
       <w:r>
+        <w:rPr>
+          <w:noProof/>
+        </w:rPr>
         <w:drawing>
           <wp:inline distT="0" distB="0" distL="0" distR="0" wp14:anchorId="3220B0AB" wp14:editId="0FEA78DF">
             <wp:extent cx="5731510" cy="1943100"/>
@@ -3397,6 +3379,9 @@
     </w:p>
     <w:p>
       <w:r>
+        <w:rPr>
+          <w:noProof/>
+        </w:rPr>
         <w:drawing>
           <wp:inline distT="0" distB="0" distL="0" distR="0" wp14:anchorId="191161D9" wp14:editId="4AE38E42">
             <wp:extent cx="4578585" cy="254013"/>
@@ -3436,6 +3421,9 @@
     </w:p>
     <w:p>
       <w:r>
+        <w:rPr>
+          <w:noProof/>
+        </w:rPr>
         <w:drawing>
           <wp:inline distT="0" distB="0" distL="0" distR="0" wp14:anchorId="19FB2C5D" wp14:editId="53E19B4A">
             <wp:extent cx="5054860" cy="1752690"/>
@@ -3474,6 +3462,730 @@
       </w:r>
     </w:p>
     <w:p/>
+    <w:p/>
+    <w:p>
+      <w:r>
+        <w:lastRenderedPageBreak/>
+        <w:drawing>
+          <wp:inline distT="0" distB="0" distL="0" distR="0" wp14:anchorId="1912BF2E" wp14:editId="7F3CFDE1">
+            <wp:extent cx="5016758" cy="4483330"/>
+            <wp:effectExtent l="0" t="0" r="0" b="0"/>
+            <wp:docPr id="347134382" name="Picture 1"/>
+            <wp:cNvGraphicFramePr>
+              <a:graphicFrameLocks xmlns:a="http://schemas.openxmlformats.org/drawingml/2006/main" noChangeAspect="1"/>
+            </wp:cNvGraphicFramePr>
+            <a:graphic xmlns:a="http://schemas.openxmlformats.org/drawingml/2006/main">
+              <a:graphicData uri="http://schemas.openxmlformats.org/drawingml/2006/picture">
+                <pic:pic xmlns:pic="http://schemas.openxmlformats.org/drawingml/2006/picture">
+                  <pic:nvPicPr>
+                    <pic:cNvPr id="347134382" name=""/>
+                    <pic:cNvPicPr/>
+                  </pic:nvPicPr>
+                  <pic:blipFill>
+                    <a:blip r:embed="rId54"/>
+                    <a:stretch>
+                      <a:fillRect/>
+                    </a:stretch>
+                  </pic:blipFill>
+                  <pic:spPr>
+                    <a:xfrm>
+                      <a:off x="0" y="0"/>
+                      <a:ext cx="5016758" cy="4483330"/>
+                    </a:xfrm>
+                    <a:prstGeom prst="rect">
+                      <a:avLst/>
+                    </a:prstGeom>
+                  </pic:spPr>
+                </pic:pic>
+              </a:graphicData>
+            </a:graphic>
+          </wp:inline>
+        </w:drawing>
+      </w:r>
+    </w:p>
+    <w:p/>
+    <w:p>
+      <w:pPr>
+        <w:jc w:val="center"/>
+        <w:rPr>
+          <w:b/>
+          <w:bCs/>
+        </w:rPr>
+      </w:pPr>
+      <w:r>
+        <w:rPr>
+          <w:b/>
+          <w:bCs/>
+        </w:rPr>
+        <w:t>Task 5</w:t>
+      </w:r>
+    </w:p>
+    <w:p>
+      <w:pPr>
+        <w:rPr>
+          <w:b/>
+          <w:bCs/>
+        </w:rPr>
+      </w:pPr>
+      <w:r>
+        <w:rPr>
+          <w:b/>
+          <w:bCs/>
+        </w:rPr>
+        <w:t>1. Create Multiple Bridge Networks</w:t>
+      </w:r>
+    </w:p>
+    <w:p>
+      <w:r>
+        <w:t xml:space="preserve">Run the following commands to create </w:t>
+      </w:r>
+      <w:r>
+        <w:rPr>
+          <w:b/>
+          <w:bCs/>
+        </w:rPr>
+        <w:t>network-1</w:t>
+      </w:r>
+      <w:r>
+        <w:t xml:space="preserve"> and </w:t>
+      </w:r>
+      <w:r>
+        <w:rPr>
+          <w:b/>
+          <w:bCs/>
+        </w:rPr>
+        <w:t>network-2</w:t>
+      </w:r>
+      <w:r>
+        <w:t>:</w:t>
+      </w:r>
+    </w:p>
+    <w:p>
+      <w:pPr>
+        <w:rPr>
+          <w:b/>
+          <w:bCs/>
+        </w:rPr>
+      </w:pPr>
+      <w:r>
+        <w:rPr>
+          <w:b/>
+          <w:bCs/>
+        </w:rPr>
+        <w:t>a.</w:t>
+      </w:r>
+      <w:r>
+        <w:rPr>
+          <w:b/>
+          <w:bCs/>
+        </w:rPr>
+        <w:t xml:space="preserve"> Create</w:t>
+      </w:r>
+      <w:r>
+        <w:rPr>
+          <w:b/>
+          <w:bCs/>
+        </w:rPr>
+        <w:t>d</w:t>
+      </w:r>
+      <w:r>
+        <w:rPr>
+          <w:b/>
+          <w:bCs/>
+        </w:rPr>
+        <w:t xml:space="preserve"> the first custom bridge network</w:t>
+      </w:r>
+    </w:p>
+    <w:p>
+      <w:r>
+        <w:t>docker network create network-1</w:t>
+      </w:r>
+    </w:p>
+    <w:p>
+      <w:pPr>
+        <w:rPr>
+          <w:b/>
+          <w:bCs/>
+        </w:rPr>
+      </w:pPr>
+      <w:r>
+        <w:rPr>
+          <w:b/>
+          <w:bCs/>
+        </w:rPr>
+        <w:drawing>
+          <wp:inline distT="0" distB="0" distL="0" distR="0" wp14:anchorId="0285B3D6" wp14:editId="5E50D8F4">
+            <wp:extent cx="4845299" cy="381020"/>
+            <wp:effectExtent l="0" t="0" r="0" b="0"/>
+            <wp:docPr id="2030489320" name="Picture 1"/>
+            <wp:cNvGraphicFramePr>
+              <a:graphicFrameLocks xmlns:a="http://schemas.openxmlformats.org/drawingml/2006/main" noChangeAspect="1"/>
+            </wp:cNvGraphicFramePr>
+            <a:graphic xmlns:a="http://schemas.openxmlformats.org/drawingml/2006/main">
+              <a:graphicData uri="http://schemas.openxmlformats.org/drawingml/2006/picture">
+                <pic:pic xmlns:pic="http://schemas.openxmlformats.org/drawingml/2006/picture">
+                  <pic:nvPicPr>
+                    <pic:cNvPr id="2030489320" name=""/>
+                    <pic:cNvPicPr/>
+                  </pic:nvPicPr>
+                  <pic:blipFill>
+                    <a:blip r:embed="rId55"/>
+                    <a:stretch>
+                      <a:fillRect/>
+                    </a:stretch>
+                  </pic:blipFill>
+                  <pic:spPr>
+                    <a:xfrm>
+                      <a:off x="0" y="0"/>
+                      <a:ext cx="4845299" cy="381020"/>
+                    </a:xfrm>
+                    <a:prstGeom prst="rect">
+                      <a:avLst/>
+                    </a:prstGeom>
+                  </pic:spPr>
+                </pic:pic>
+              </a:graphicData>
+            </a:graphic>
+          </wp:inline>
+        </w:drawing>
+      </w:r>
+    </w:p>
+    <w:p>
+      <w:pPr>
+        <w:rPr>
+          <w:b/>
+          <w:bCs/>
+        </w:rPr>
+      </w:pPr>
+      <w:r>
+        <w:rPr>
+          <w:b/>
+          <w:bCs/>
+        </w:rPr>
+        <w:t>b.</w:t>
+      </w:r>
+      <w:r>
+        <w:rPr>
+          <w:b/>
+          <w:bCs/>
+        </w:rPr>
+        <w:t xml:space="preserve"> Create the second custom bridge network</w:t>
+      </w:r>
+    </w:p>
+    <w:p>
+      <w:r>
+        <w:t>docker network create network-2</w:t>
+      </w:r>
+    </w:p>
+    <w:p>
+      <w:r>
+        <w:drawing>
+          <wp:inline distT="0" distB="0" distL="0" distR="0" wp14:anchorId="5EED09D8" wp14:editId="469F851A">
+            <wp:extent cx="4864350" cy="342918"/>
+            <wp:effectExtent l="0" t="0" r="0" b="0"/>
+            <wp:docPr id="841766009" name="Picture 1"/>
+            <wp:cNvGraphicFramePr>
+              <a:graphicFrameLocks xmlns:a="http://schemas.openxmlformats.org/drawingml/2006/main" noChangeAspect="1"/>
+            </wp:cNvGraphicFramePr>
+            <a:graphic xmlns:a="http://schemas.openxmlformats.org/drawingml/2006/main">
+              <a:graphicData uri="http://schemas.openxmlformats.org/drawingml/2006/picture">
+                <pic:pic xmlns:pic="http://schemas.openxmlformats.org/drawingml/2006/picture">
+                  <pic:nvPicPr>
+                    <pic:cNvPr id="841766009" name=""/>
+                    <pic:cNvPicPr/>
+                  </pic:nvPicPr>
+                  <pic:blipFill>
+                    <a:blip r:embed="rId56"/>
+                    <a:stretch>
+                      <a:fillRect/>
+                    </a:stretch>
+                  </pic:blipFill>
+                  <pic:spPr>
+                    <a:xfrm>
+                      <a:off x="0" y="0"/>
+                      <a:ext cx="4864350" cy="342918"/>
+                    </a:xfrm>
+                    <a:prstGeom prst="rect">
+                      <a:avLst/>
+                    </a:prstGeom>
+                  </pic:spPr>
+                </pic:pic>
+              </a:graphicData>
+            </a:graphic>
+          </wp:inline>
+        </w:drawing>
+      </w:r>
+    </w:p>
+    <w:p/>
+    <w:p/>
+    <w:p>
+      <w:r>
+        <w:rPr>
+          <w:i/>
+          <w:iCs/>
+        </w:rPr>
+        <w:lastRenderedPageBreak/>
+        <w:t xml:space="preserve">To </w:t>
+      </w:r>
+      <w:r>
+        <w:rPr>
+          <w:i/>
+          <w:iCs/>
+        </w:rPr>
+        <w:t>verify they were created successfully by listing your Docker networks:</w:t>
+      </w:r>
+    </w:p>
+    <w:p>
+      <w:r>
+        <w:t>docker network ls</w:t>
+      </w:r>
+    </w:p>
+    <w:p>
+      <w:r>
+        <w:drawing>
+          <wp:inline distT="0" distB="0" distL="0" distR="0" wp14:anchorId="5DC2E06C" wp14:editId="18287331">
+            <wp:extent cx="3683189" cy="381020"/>
+            <wp:effectExtent l="0" t="0" r="0" b="0"/>
+            <wp:docPr id="104163566" name="Picture 1"/>
+            <wp:cNvGraphicFramePr>
+              <a:graphicFrameLocks xmlns:a="http://schemas.openxmlformats.org/drawingml/2006/main" noChangeAspect="1"/>
+            </wp:cNvGraphicFramePr>
+            <a:graphic xmlns:a="http://schemas.openxmlformats.org/drawingml/2006/main">
+              <a:graphicData uri="http://schemas.openxmlformats.org/drawingml/2006/picture">
+                <pic:pic xmlns:pic="http://schemas.openxmlformats.org/drawingml/2006/picture">
+                  <pic:nvPicPr>
+                    <pic:cNvPr id="104163566" name=""/>
+                    <pic:cNvPicPr/>
+                  </pic:nvPicPr>
+                  <pic:blipFill>
+                    <a:blip r:embed="rId57"/>
+                    <a:stretch>
+                      <a:fillRect/>
+                    </a:stretch>
+                  </pic:blipFill>
+                  <pic:spPr>
+                    <a:xfrm>
+                      <a:off x="0" y="0"/>
+                      <a:ext cx="3683189" cy="381020"/>
+                    </a:xfrm>
+                    <a:prstGeom prst="rect">
+                      <a:avLst/>
+                    </a:prstGeom>
+                  </pic:spPr>
+                </pic:pic>
+              </a:graphicData>
+            </a:graphic>
+          </wp:inline>
+        </w:drawing>
+      </w:r>
+    </w:p>
+    <w:p>
+      <w:pPr>
+        <w:rPr>
+          <w:b/>
+          <w:bCs/>
+        </w:rPr>
+      </w:pPr>
+      <w:r>
+        <w:rPr>
+          <w:b/>
+          <w:bCs/>
+        </w:rPr>
+        <w:t>2. Deploy Containers in Different Networks</w:t>
+      </w:r>
+    </w:p>
+    <w:p>
+      <w:pPr>
+        <w:rPr>
+          <w:b/>
+          <w:bCs/>
+        </w:rPr>
+      </w:pPr>
+      <w:r>
+        <w:rPr>
+          <w:b/>
+          <w:bCs/>
+        </w:rPr>
+        <w:t>a.</w:t>
+      </w:r>
+      <w:r>
+        <w:rPr>
+          <w:b/>
+          <w:bCs/>
+        </w:rPr>
+        <w:t xml:space="preserve"> Deploy container-1 inside network-1</w:t>
+      </w:r>
+    </w:p>
+    <w:p>
+      <w:r>
+        <w:t>docker run -d --name container-1 --network network-1 alpine sleep 3600</w:t>
+      </w:r>
+    </w:p>
+    <w:p>
+      <w:r>
+        <w:drawing>
+          <wp:inline distT="0" distB="0" distL="0" distR="0" wp14:anchorId="6A6D8D92" wp14:editId="174E4EDB">
+            <wp:extent cx="5731510" cy="1127125"/>
+            <wp:effectExtent l="0" t="0" r="2540" b="0"/>
+            <wp:docPr id="91808259" name="Picture 1"/>
+            <wp:cNvGraphicFramePr>
+              <a:graphicFrameLocks xmlns:a="http://schemas.openxmlformats.org/drawingml/2006/main" noChangeAspect="1"/>
+            </wp:cNvGraphicFramePr>
+            <a:graphic xmlns:a="http://schemas.openxmlformats.org/drawingml/2006/main">
+              <a:graphicData uri="http://schemas.openxmlformats.org/drawingml/2006/picture">
+                <pic:pic xmlns:pic="http://schemas.openxmlformats.org/drawingml/2006/picture">
+                  <pic:nvPicPr>
+                    <pic:cNvPr id="91808259" name=""/>
+                    <pic:cNvPicPr/>
+                  </pic:nvPicPr>
+                  <pic:blipFill>
+                    <a:blip r:embed="rId58"/>
+                    <a:stretch>
+                      <a:fillRect/>
+                    </a:stretch>
+                  </pic:blipFill>
+                  <pic:spPr>
+                    <a:xfrm>
+                      <a:off x="0" y="0"/>
+                      <a:ext cx="5731510" cy="1127125"/>
+                    </a:xfrm>
+                    <a:prstGeom prst="rect">
+                      <a:avLst/>
+                    </a:prstGeom>
+                  </pic:spPr>
+                </pic:pic>
+              </a:graphicData>
+            </a:graphic>
+          </wp:inline>
+        </w:drawing>
+      </w:r>
+    </w:p>
+    <w:p>
+      <w:pPr>
+        <w:rPr>
+          <w:b/>
+          <w:bCs/>
+        </w:rPr>
+      </w:pPr>
+      <w:r>
+        <w:rPr>
+          <w:b/>
+          <w:bCs/>
+        </w:rPr>
+        <w:t>b.</w:t>
+      </w:r>
+      <w:r>
+        <w:rPr>
+          <w:b/>
+          <w:bCs/>
+        </w:rPr>
+        <w:t xml:space="preserve"> Deploy container-2 inside network-2</w:t>
+      </w:r>
+    </w:p>
+    <w:p>
+      <w:r>
+        <w:t>docker run -d --name container-2 --network network-2 alpine sleep 3600</w:t>
+      </w:r>
+    </w:p>
+    <w:p>
+      <w:r>
+        <w:drawing>
+          <wp:inline distT="0" distB="0" distL="0" distR="0" wp14:anchorId="3AF5A8FE" wp14:editId="1DE7195C">
+            <wp:extent cx="5867400" cy="374650"/>
+            <wp:effectExtent l="0" t="0" r="0" b="6350"/>
+            <wp:docPr id="1142258722" name="Picture 1"/>
+            <wp:cNvGraphicFramePr>
+              <a:graphicFrameLocks xmlns:a="http://schemas.openxmlformats.org/drawingml/2006/main" noChangeAspect="1"/>
+            </wp:cNvGraphicFramePr>
+            <a:graphic xmlns:a="http://schemas.openxmlformats.org/drawingml/2006/main">
+              <a:graphicData uri="http://schemas.openxmlformats.org/drawingml/2006/picture">
+                <pic:pic xmlns:pic="http://schemas.openxmlformats.org/drawingml/2006/picture">
+                  <pic:nvPicPr>
+                    <pic:cNvPr id="1142258722" name=""/>
+                    <pic:cNvPicPr/>
+                  </pic:nvPicPr>
+                  <pic:blipFill>
+                    <a:blip r:embed="rId59"/>
+                    <a:stretch>
+                      <a:fillRect/>
+                    </a:stretch>
+                  </pic:blipFill>
+                  <pic:spPr>
+                    <a:xfrm>
+                      <a:off x="0" y="0"/>
+                      <a:ext cx="6029978" cy="385031"/>
+                    </a:xfrm>
+                    <a:prstGeom prst="rect">
+                      <a:avLst/>
+                    </a:prstGeom>
+                  </pic:spPr>
+                </pic:pic>
+              </a:graphicData>
+            </a:graphic>
+          </wp:inline>
+        </w:drawing>
+      </w:r>
+    </w:p>
+    <w:p>
+      <w:pPr>
+        <w:rPr>
+          <w:b/>
+          <w:bCs/>
+        </w:rPr>
+      </w:pPr>
+      <w:r>
+        <w:rPr>
+          <w:b/>
+          <w:bCs/>
+        </w:rPr>
+        <w:t>3. Test Network Isolation</w:t>
+      </w:r>
+    </w:p>
+    <w:p>
+      <w:pPr>
+        <w:rPr>
+          <w:b/>
+          <w:bCs/>
+        </w:rPr>
+      </w:pPr>
+      <w:r>
+        <w:rPr>
+          <w:b/>
+          <w:bCs/>
+        </w:rPr>
+        <w:t>Step A: Get the IP address of container-2</w:t>
+      </w:r>
+    </w:p>
+    <w:p>
+      <w:r>
+        <w:t xml:space="preserve">Because they are on different networks, container-1 cannot resolve the hostname "container-2". </w:t>
+      </w:r>
+      <w:r>
+        <w:t>We</w:t>
+      </w:r>
+      <w:r>
+        <w:t xml:space="preserve"> need to fetch container-2's internal IP address first:</w:t>
+      </w:r>
+    </w:p>
+    <w:p>
+      <w:r>
+        <w:t>docker inspect -f '{{range .</w:t>
+      </w:r>
+      <w:proofErr w:type="spellStart"/>
+      <w:r>
+        <w:t>NetworkSettings.Networks</w:t>
+      </w:r>
+      <w:proofErr w:type="spellEnd"/>
+      <w:r>
+        <w:t>}}{{.</w:t>
+      </w:r>
+      <w:proofErr w:type="spellStart"/>
+      <w:r>
+        <w:t>IPAddress</w:t>
+      </w:r>
+      <w:proofErr w:type="spellEnd"/>
+      <w:r>
+        <w:t>}}{{end}}' container-2</w:t>
+      </w:r>
+    </w:p>
+    <w:p>
+      <w:r>
+        <w:drawing>
+          <wp:inline distT="0" distB="0" distL="0" distR="0" wp14:anchorId="0F74AAAA" wp14:editId="60C83556">
+            <wp:extent cx="5731510" cy="254000"/>
+            <wp:effectExtent l="0" t="0" r="2540" b="0"/>
+            <wp:docPr id="2102990817" name="Picture 1"/>
+            <wp:cNvGraphicFramePr>
+              <a:graphicFrameLocks xmlns:a="http://schemas.openxmlformats.org/drawingml/2006/main" noChangeAspect="1"/>
+            </wp:cNvGraphicFramePr>
+            <a:graphic xmlns:a="http://schemas.openxmlformats.org/drawingml/2006/main">
+              <a:graphicData uri="http://schemas.openxmlformats.org/drawingml/2006/picture">
+                <pic:pic xmlns:pic="http://schemas.openxmlformats.org/drawingml/2006/picture">
+                  <pic:nvPicPr>
+                    <pic:cNvPr id="2102990817" name=""/>
+                    <pic:cNvPicPr/>
+                  </pic:nvPicPr>
+                  <pic:blipFill>
+                    <a:blip r:embed="rId60"/>
+                    <a:stretch>
+                      <a:fillRect/>
+                    </a:stretch>
+                  </pic:blipFill>
+                  <pic:spPr>
+                    <a:xfrm>
+                      <a:off x="0" y="0"/>
+                      <a:ext cx="5731510" cy="254000"/>
+                    </a:xfrm>
+                    <a:prstGeom prst="rect">
+                      <a:avLst/>
+                    </a:prstGeom>
+                  </pic:spPr>
+                </pic:pic>
+              </a:graphicData>
+            </a:graphic>
+          </wp:inline>
+        </w:drawing>
+      </w:r>
+    </w:p>
+    <w:p>
+      <w:r>
+        <w:rPr>
+          <w:i/>
+          <w:iCs/>
+        </w:rPr>
+        <w:t xml:space="preserve">output IP </w:t>
+      </w:r>
+      <w:r>
+        <w:rPr>
+          <w:i/>
+          <w:iCs/>
+        </w:rPr>
+        <w:t>is</w:t>
+      </w:r>
+      <w:r>
+        <w:rPr>
+          <w:i/>
+          <w:iCs/>
+        </w:rPr>
+        <w:t xml:space="preserve"> 172.</w:t>
+      </w:r>
+      <w:r>
+        <w:rPr>
+          <w:i/>
+          <w:iCs/>
+        </w:rPr>
+        <w:t>23</w:t>
+      </w:r>
+      <w:r>
+        <w:rPr>
+          <w:i/>
+          <w:iCs/>
+        </w:rPr>
+        <w:t>.0.2</w:t>
+      </w:r>
+    </w:p>
+    <w:p>
+      <w:pPr>
+        <w:rPr>
+          <w:b/>
+          <w:bCs/>
+        </w:rPr>
+      </w:pPr>
+      <w:r>
+        <w:rPr>
+          <w:b/>
+          <w:bCs/>
+        </w:rPr>
+        <w:t>Step B: Attempt to ping container-2 from container-1</w:t>
+      </w:r>
+    </w:p>
+    <w:p>
+      <w:r>
+        <w:t>Use</w:t>
+      </w:r>
+      <w:r>
+        <w:t>d</w:t>
+      </w:r>
+      <w:r>
+        <w:t xml:space="preserve"> docker exec to jump inside container-1 and attempt to send 3 ping packets to container-2's IP address</w:t>
+      </w:r>
+    </w:p>
+    <w:p>
+      <w:r>
+        <w:t>docker exec -it container-1 ping -c 3 172.</w:t>
+      </w:r>
+      <w:r>
+        <w:t>23</w:t>
+      </w:r>
+      <w:r>
+        <w:t>.0.2</w:t>
+      </w:r>
+    </w:p>
+    <w:p>
+      <w:pPr>
+        <w:rPr>
+          <w:b/>
+          <w:bCs/>
+        </w:rPr>
+      </w:pPr>
+      <w:r>
+        <w:rPr>
+          <w:b/>
+          <w:bCs/>
+        </w:rPr>
+        <w:t>Expected Result</w:t>
+      </w:r>
+    </w:p>
+    <w:p>
+      <w:r>
+        <w:t xml:space="preserve">The ping will </w:t>
+      </w:r>
+      <w:r>
+        <w:rPr>
+          <w:b/>
+          <w:bCs/>
+        </w:rPr>
+        <w:t>fail completely</w:t>
+      </w:r>
+      <w:r>
+        <w:t>, resulting in a 100% packet loss or hanging until it times out.</w:t>
+      </w:r>
+    </w:p>
+    <w:p>
+      <w:r>
+        <w:lastRenderedPageBreak/>
+        <w:drawing>
+          <wp:inline distT="0" distB="0" distL="0" distR="0" wp14:anchorId="5726D7E2" wp14:editId="3C43C3BA">
+            <wp:extent cx="5731510" cy="800735"/>
+            <wp:effectExtent l="0" t="0" r="2540" b="0"/>
+            <wp:docPr id="20438523" name="Picture 1"/>
+            <wp:cNvGraphicFramePr>
+              <a:graphicFrameLocks xmlns:a="http://schemas.openxmlformats.org/drawingml/2006/main" noChangeAspect="1"/>
+            </wp:cNvGraphicFramePr>
+            <a:graphic xmlns:a="http://schemas.openxmlformats.org/drawingml/2006/main">
+              <a:graphicData uri="http://schemas.openxmlformats.org/drawingml/2006/picture">
+                <pic:pic xmlns:pic="http://schemas.openxmlformats.org/drawingml/2006/picture">
+                  <pic:nvPicPr>
+                    <pic:cNvPr id="20438523" name=""/>
+                    <pic:cNvPicPr/>
+                  </pic:nvPicPr>
+                  <pic:blipFill>
+                    <a:blip r:embed="rId61"/>
+                    <a:stretch>
+                      <a:fillRect/>
+                    </a:stretch>
+                  </pic:blipFill>
+                  <pic:spPr>
+                    <a:xfrm>
+                      <a:off x="0" y="0"/>
+                      <a:ext cx="5731510" cy="800735"/>
+                    </a:xfrm>
+                    <a:prstGeom prst="rect">
+                      <a:avLst/>
+                    </a:prstGeom>
+                  </pic:spPr>
+                </pic:pic>
+              </a:graphicData>
+            </a:graphic>
+          </wp:inline>
+        </w:drawing>
+      </w:r>
+    </w:p>
+    <w:p>
+      <w:r>
+        <w:t xml:space="preserve">This confirms that </w:t>
+      </w:r>
+      <w:r>
+        <w:rPr>
+          <w:b/>
+          <w:bCs/>
+        </w:rPr>
+        <w:t>container-1 and container-2 are successfully isolated</w:t>
+      </w:r>
+      <w:r>
+        <w:t xml:space="preserve"> from one another.</w:t>
+      </w:r>
+    </w:p>
     <w:p/>
     <w:sectPr>
       <w:pgSz w:w="11906" w:h="16838"/>

--- a/Cloud&Containers.docx
+++ b/Cloud&Containers.docx
@@ -211,39 +211,7 @@
           <w:b/>
           <w:bCs/>
         </w:rPr>
-        <w:t xml:space="preserve"> the </w:t>
-      </w:r>
-      <w:proofErr w:type="spellStart"/>
-      <w:r>
-        <w:rPr>
-          <w:b/>
-          <w:bCs/>
-        </w:rPr>
-        <w:t>Dockerfile</w:t>
-      </w:r>
-      <w:proofErr w:type="spellEnd"/>
-      <w:r>
-        <w:rPr>
-          <w:b/>
-          <w:bCs/>
-        </w:rPr>
-        <w:t xml:space="preserve"> (</w:t>
-      </w:r>
-      <w:proofErr w:type="spellStart"/>
-      <w:r>
-        <w:rPr>
-          <w:b/>
-          <w:bCs/>
-        </w:rPr>
-        <w:t>Dockerfile</w:t>
-      </w:r>
-      <w:proofErr w:type="spellEnd"/>
-      <w:r>
-        <w:rPr>
-          <w:b/>
-          <w:bCs/>
-        </w:rPr>
-        <w:t>)</w:t>
+        <w:t xml:space="preserve"> the Dockerfile (Dockerfile)</w:t>
       </w:r>
       <w:r>
         <w:br/>
@@ -513,15 +481,7 @@
         </w:numPr>
       </w:pPr>
       <w:r>
-        <w:t xml:space="preserve">Verify that the webpage displays the text: "Welcome to your </w:t>
-      </w:r>
-      <w:proofErr w:type="spellStart"/>
-      <w:r>
-        <w:t>Dockerised</w:t>
-      </w:r>
-      <w:proofErr w:type="spellEnd"/>
-      <w:r>
-        <w:t xml:space="preserve"> Flask Application!"</w:t>
+        <w:t>Verify that the webpage displays the text: "Welcome to your Dockerised Flask Application!"</w:t>
       </w:r>
     </w:p>
     <w:p>
@@ -729,11 +689,9 @@
       <w:r>
         <w:t xml:space="preserve"> &amp; </w:t>
       </w:r>
-      <w:proofErr w:type="spellStart"/>
       <w:r>
         <w:t>redis</w:t>
       </w:r>
-      <w:proofErr w:type="spellEnd"/>
     </w:p>
     <w:p>
       <w:r>
@@ -789,23 +747,7 @@
           <w:b/>
           <w:bCs/>
         </w:rPr>
-        <w:t xml:space="preserve">3. </w:t>
-      </w:r>
-      <w:proofErr w:type="spellStart"/>
-      <w:r>
-        <w:rPr>
-          <w:b/>
-          <w:bCs/>
-        </w:rPr>
-        <w:t>Dockerfile</w:t>
-      </w:r>
-      <w:proofErr w:type="spellEnd"/>
-      <w:r>
-        <w:rPr>
-          <w:b/>
-          <w:bCs/>
-        </w:rPr>
-        <w:t xml:space="preserve"> (Containerizing the Flask App)</w:t>
+        <w:t>3. Dockerfile (Containerizing the Flask App)</w:t>
       </w:r>
     </w:p>
     <w:p>
@@ -865,15 +807,7 @@
           <w:bCs/>
         </w:rPr>
         <w:lastRenderedPageBreak/>
-        <w:t xml:space="preserve">4. </w:t>
-      </w:r>
-      <w:proofErr w:type="spellStart"/>
-      <w:r>
-        <w:rPr>
-          <w:b/>
-          <w:bCs/>
-        </w:rPr>
-        <w:t>compose.y</w:t>
+        <w:t>4. compose.y</w:t>
       </w:r>
       <w:r>
         <w:rPr>
@@ -887,15 +821,7 @@
           <w:b/>
           <w:bCs/>
         </w:rPr>
-        <w:t>ml</w:t>
-      </w:r>
-      <w:proofErr w:type="spellEnd"/>
-      <w:r>
-        <w:rPr>
-          <w:b/>
-          <w:bCs/>
-        </w:rPr>
-        <w:t xml:space="preserve"> (Defining the Services)</w:t>
+        <w:t>ml (Defining the Services)</w:t>
       </w:r>
     </w:p>
     <w:p>
@@ -1648,13 +1574,8 @@
     </w:p>
     <w:p>
       <w:r>
-        <w:t xml:space="preserve">docker volume create </w:t>
-      </w:r>
-      <w:proofErr w:type="spellStart"/>
-      <w:r>
-        <w:t>mysql_data</w:t>
-      </w:r>
-      <w:proofErr w:type="spellEnd"/>
+        <w:t>docker volume create mysql_data</w:t>
+      </w:r>
     </w:p>
     <w:p>
       <w:r>
@@ -1719,45 +1640,8 @@
     </w:p>
     <w:p>
       <w:r>
-        <w:t xml:space="preserve">docker run -d --name </w:t>
-      </w:r>
-      <w:proofErr w:type="spellStart"/>
-      <w:r>
-        <w:t>mysql</w:t>
-      </w:r>
-      <w:proofErr w:type="spellEnd"/>
-      <w:r>
-        <w:t>-container -e MYSQL_ROOT_PASSWORD=my-secret-pw -e MYSQL_DATABASE=</w:t>
-      </w:r>
-      <w:proofErr w:type="spellStart"/>
-      <w:r>
-        <w:t>test_db</w:t>
-      </w:r>
-      <w:proofErr w:type="spellEnd"/>
-      <w:r>
-        <w:t xml:space="preserve"> -v </w:t>
-      </w:r>
-      <w:proofErr w:type="spellStart"/>
-      <w:r>
-        <w:t>mysql_data</w:t>
-      </w:r>
-      <w:proofErr w:type="spellEnd"/>
-      <w:r>
-        <w:t>:/var/lib/</w:t>
-      </w:r>
-      <w:proofErr w:type="spellStart"/>
-      <w:r>
-        <w:t>mysql</w:t>
-      </w:r>
-      <w:proofErr w:type="spellEnd"/>
-      <w:r>
-        <w:t xml:space="preserve"> </w:t>
-      </w:r>
-      <w:proofErr w:type="spellStart"/>
-      <w:r>
-        <w:t>mysql:latest</w:t>
-      </w:r>
-      <w:proofErr w:type="spellEnd"/>
+        <w:t>docker run -d --name mysql-container -e MYSQL_ROOT_PASSWORD=my-secret-pw -e MYSQL_DATABASE=test_db -v mysql_data:/var/lib/mysql mysql:latest</w:t>
+      </w:r>
     </w:p>
     <w:p>
       <w:r>
@@ -1844,23 +1728,7 @@
     </w:p>
     <w:p>
       <w:r>
-        <w:t xml:space="preserve">docker exec -it </w:t>
-      </w:r>
-      <w:proofErr w:type="spellStart"/>
-      <w:r>
-        <w:t>mysql</w:t>
-      </w:r>
-      <w:proofErr w:type="spellEnd"/>
-      <w:r>
-        <w:t xml:space="preserve">-container </w:t>
-      </w:r>
-      <w:proofErr w:type="spellStart"/>
-      <w:r>
-        <w:t>mysql</w:t>
-      </w:r>
-      <w:proofErr w:type="spellEnd"/>
-      <w:r>
-        <w:t xml:space="preserve"> -u root -p</w:t>
+        <w:t>docker exec -it mysql-container mysql -u root -p</w:t>
       </w:r>
     </w:p>
     <w:p>
@@ -1926,15 +1794,7 @@
     </w:p>
     <w:p>
       <w:r>
-        <w:t xml:space="preserve">USE </w:t>
-      </w:r>
-      <w:proofErr w:type="spellStart"/>
-      <w:r>
-        <w:t>test_db</w:t>
-      </w:r>
-      <w:proofErr w:type="spellEnd"/>
-      <w:r>
-        <w:t>;</w:t>
+        <w:t>USE test_db;</w:t>
       </w:r>
     </w:p>
     <w:p>
@@ -1981,15 +1841,7 @@
     </w:p>
     <w:p>
       <w:r>
-        <w:t xml:space="preserve">CREATE TABLE </w:t>
-      </w:r>
-      <w:proofErr w:type="spellStart"/>
-      <w:r>
-        <w:t>dummy_table</w:t>
-      </w:r>
-      <w:proofErr w:type="spellEnd"/>
-      <w:r>
-        <w:t xml:space="preserve"> (</w:t>
+        <w:t>CREATE TABLE dummy_table (</w:t>
       </w:r>
     </w:p>
     <w:p>
@@ -2051,15 +1903,7 @@
     </w:p>
     <w:p>
       <w:r>
-        <w:t xml:space="preserve">INSERT INTO </w:t>
-      </w:r>
-      <w:proofErr w:type="spellStart"/>
-      <w:r>
-        <w:t>dummy_table</w:t>
-      </w:r>
-      <w:proofErr w:type="spellEnd"/>
-      <w:r>
-        <w:t xml:space="preserve"> (name) VALUES ('Docker Persistence Test');</w:t>
+        <w:t>INSERT INTO dummy_table (name) VALUES ('Docker Persistence Test');</w:t>
       </w:r>
     </w:p>
     <w:p>
@@ -2106,15 +1950,7 @@
     </w:p>
     <w:p>
       <w:r>
-        <w:t xml:space="preserve">SELECT * FROM </w:t>
-      </w:r>
-      <w:proofErr w:type="spellStart"/>
-      <w:r>
-        <w:t>dummy_table</w:t>
-      </w:r>
-      <w:proofErr w:type="spellEnd"/>
-      <w:r>
-        <w:t>;</w:t>
+        <w:t>SELECT * FROM dummy_table;</w:t>
       </w:r>
     </w:p>
     <w:p>
@@ -2197,15 +2033,7 @@
     </w:p>
     <w:p>
       <w:r>
-        <w:t xml:space="preserve">docker stop </w:t>
-      </w:r>
-      <w:proofErr w:type="spellStart"/>
-      <w:r>
-        <w:t>mysql</w:t>
-      </w:r>
-      <w:proofErr w:type="spellEnd"/>
-      <w:r>
-        <w:t>-container</w:t>
+        <w:t>docker stop mysql-container</w:t>
       </w:r>
     </w:p>
     <w:p>
@@ -2252,15 +2080,7 @@
     </w:p>
     <w:p>
       <w:r>
-        <w:t xml:space="preserve">docker rm </w:t>
-      </w:r>
-      <w:proofErr w:type="spellStart"/>
-      <w:r>
-        <w:t>mysql</w:t>
-      </w:r>
-      <w:proofErr w:type="spellEnd"/>
-      <w:r>
-        <w:t>-container</w:t>
+        <w:t>docker rm mysql-container</w:t>
       </w:r>
     </w:p>
     <w:p>
@@ -2332,58 +2152,13 @@
         <w:t>completely new container</w:t>
       </w:r>
       <w:r>
-        <w:t xml:space="preserve"> named </w:t>
-      </w:r>
-      <w:proofErr w:type="spellStart"/>
-      <w:r>
-        <w:t>mysql</w:t>
-      </w:r>
-      <w:proofErr w:type="spellEnd"/>
-      <w:r>
-        <w:t xml:space="preserve">-container-new while mounting the identical </w:t>
-      </w:r>
-      <w:proofErr w:type="spellStart"/>
-      <w:r>
-        <w:t>mysql_data</w:t>
-      </w:r>
-      <w:proofErr w:type="spellEnd"/>
-      <w:r>
-        <w:t xml:space="preserve"> volume: </w:t>
-      </w:r>
-    </w:p>
-    <w:p>
-      <w:r>
-        <w:t xml:space="preserve">docker run -d --name </w:t>
-      </w:r>
-      <w:proofErr w:type="spellStart"/>
-      <w:r>
-        <w:t>mysql</w:t>
-      </w:r>
-      <w:proofErr w:type="spellEnd"/>
-      <w:r>
-        <w:t xml:space="preserve">-container-new -e MYSQL_ROOT_PASSWORD=my-secret-pw -v </w:t>
-      </w:r>
-      <w:proofErr w:type="spellStart"/>
-      <w:r>
-        <w:t>mysql_data</w:t>
-      </w:r>
-      <w:proofErr w:type="spellEnd"/>
-      <w:r>
-        <w:t>:/var/lib/</w:t>
-      </w:r>
-      <w:proofErr w:type="spellStart"/>
-      <w:r>
-        <w:t>mysql</w:t>
-      </w:r>
-      <w:proofErr w:type="spellEnd"/>
-      <w:r>
-        <w:t xml:space="preserve"> </w:t>
-      </w:r>
-      <w:proofErr w:type="spellStart"/>
-      <w:r>
-        <w:t>mysql:latest</w:t>
-      </w:r>
-      <w:proofErr w:type="spellEnd"/>
+        <w:t xml:space="preserve"> named mysql-container-new while mounting the identical mysql_data volume: </w:t>
+      </w:r>
+    </w:p>
+    <w:p>
+      <w:r>
+        <w:t>docker run -d --name mysql-container-new -e MYSQL_ROOT_PASSWORD=my-secret-pw -v mysql_data:/var/lib/mysql mysql:latest</w:t>
+      </w:r>
     </w:p>
     <w:p>
       <w:r>
@@ -2455,23 +2230,7 @@
     </w:p>
     <w:p>
       <w:r>
-        <w:t xml:space="preserve">docker exec -it </w:t>
-      </w:r>
-      <w:proofErr w:type="spellStart"/>
-      <w:r>
-        <w:t>mysql</w:t>
-      </w:r>
-      <w:proofErr w:type="spellEnd"/>
-      <w:r>
-        <w:t xml:space="preserve">-container-new </w:t>
-      </w:r>
-      <w:proofErr w:type="spellStart"/>
-      <w:r>
-        <w:t>mysql</w:t>
-      </w:r>
-      <w:proofErr w:type="spellEnd"/>
-      <w:r>
-        <w:t xml:space="preserve"> -u root -p</w:t>
+        <w:t>docker exec -it mysql-container-new mysql -u root -p</w:t>
       </w:r>
     </w:p>
     <w:p>
@@ -2518,15 +2277,7 @@
     </w:p>
     <w:p>
       <w:r>
-        <w:t xml:space="preserve">USE </w:t>
-      </w:r>
-      <w:proofErr w:type="spellStart"/>
-      <w:r>
-        <w:t>test_db</w:t>
-      </w:r>
-      <w:proofErr w:type="spellEnd"/>
-      <w:r>
-        <w:t>;</w:t>
+        <w:t>USE test_db;</w:t>
       </w:r>
     </w:p>
     <w:p>
@@ -2574,15 +2325,7 @@
     <w:p>
       <w:r>
         <w:lastRenderedPageBreak/>
-        <w:t xml:space="preserve">SELECT * FROM </w:t>
-      </w:r>
-      <w:proofErr w:type="spellStart"/>
-      <w:r>
-        <w:t>dummy_table</w:t>
-      </w:r>
-      <w:proofErr w:type="spellEnd"/>
-      <w:r>
-        <w:t>;</w:t>
+        <w:t>SELECT * FROM dummy_table;</w:t>
       </w:r>
     </w:p>
     <w:p>
@@ -2721,7 +2464,6 @@
       <w:r>
         <w:t xml:space="preserve"> a user-defined bridge network named </w:t>
       </w:r>
-      <w:proofErr w:type="spellStart"/>
       <w:r>
         <w:rPr>
           <w:b/>
@@ -2729,20 +2471,14 @@
         </w:rPr>
         <w:t>my_custom_network</w:t>
       </w:r>
-      <w:proofErr w:type="spellEnd"/>
       <w:r>
         <w:t xml:space="preserve">: </w:t>
       </w:r>
     </w:p>
     <w:p>
       <w:r>
-        <w:t xml:space="preserve">docker network create --driver bridge </w:t>
-      </w:r>
-      <w:proofErr w:type="spellStart"/>
-      <w:r>
-        <w:t>my_custom_network</w:t>
-      </w:r>
-      <w:proofErr w:type="spellEnd"/>
+        <w:t>docker network create --driver bridge my_custom_network</w:t>
+      </w:r>
     </w:p>
     <w:p>
       <w:r>
@@ -2826,15 +2562,7 @@
         <w:t>d</w:t>
       </w:r>
       <w:r>
-        <w:t xml:space="preserve"> Flask app initialization to establish a connection to Redis using the host parameter set as the container name (</w:t>
-      </w:r>
-      <w:proofErr w:type="spellStart"/>
-      <w:r>
-        <w:t>redis</w:t>
-      </w:r>
-      <w:proofErr w:type="spellEnd"/>
-      <w:r>
-        <w:t xml:space="preserve">): </w:t>
+        <w:t xml:space="preserve"> Flask app initialization to establish a connection to Redis using the host parameter set as the container name (redis): </w:t>
       </w:r>
     </w:p>
     <w:p>
@@ -2891,23 +2619,7 @@
           <w:b/>
           <w:bCs/>
         </w:rPr>
-        <w:t xml:space="preserve">2. The </w:t>
-      </w:r>
-      <w:proofErr w:type="spellStart"/>
-      <w:r>
-        <w:rPr>
-          <w:b/>
-          <w:bCs/>
-        </w:rPr>
-        <w:t>Dockerfile</w:t>
-      </w:r>
-      <w:proofErr w:type="spellEnd"/>
-      <w:r>
-        <w:rPr>
-          <w:b/>
-          <w:bCs/>
-        </w:rPr>
-        <w:t xml:space="preserve"> for Flask</w:t>
+        <w:t>2. The Dockerfile for Flask</w:t>
       </w:r>
     </w:p>
     <w:p>
@@ -3047,42 +2759,13 @@
         <w:t>Redis</w:t>
       </w:r>
       <w:r>
-        <w:t xml:space="preserve"> container attached to the custom network using --name </w:t>
-      </w:r>
-      <w:proofErr w:type="spellStart"/>
-      <w:r>
-        <w:t>redis</w:t>
-      </w:r>
-      <w:proofErr w:type="spellEnd"/>
-      <w:r>
-        <w:t>:</w:t>
-      </w:r>
-    </w:p>
-    <w:p>
-      <w:r>
-        <w:t xml:space="preserve">docker run -d --name </w:t>
-      </w:r>
-      <w:proofErr w:type="spellStart"/>
-      <w:r>
-        <w:t>redis</w:t>
-      </w:r>
-      <w:proofErr w:type="spellEnd"/>
-      <w:r>
-        <w:t xml:space="preserve"> --network </w:t>
-      </w:r>
-      <w:proofErr w:type="spellStart"/>
-      <w:r>
-        <w:t>my_custom_network</w:t>
-      </w:r>
-      <w:proofErr w:type="spellEnd"/>
-      <w:r>
-        <w:t xml:space="preserve"> </w:t>
-      </w:r>
-      <w:proofErr w:type="spellStart"/>
-      <w:r>
-        <w:t>redis:alpine</w:t>
-      </w:r>
-      <w:proofErr w:type="spellEnd"/>
+        <w:t xml:space="preserve"> container attached to the custom network using --name redis:</w:t>
+      </w:r>
+    </w:p>
+    <w:p>
+      <w:r>
+        <w:t>docker run -d --name redis --network my_custom_network redis:alpine</w:t>
+      </w:r>
     </w:p>
     <w:p>
       <w:r>
@@ -3149,23 +2832,7 @@
     </w:p>
     <w:p>
       <w:r>
-        <w:t xml:space="preserve">docker run -d --name </w:t>
-      </w:r>
-      <w:proofErr w:type="spellStart"/>
-      <w:r>
-        <w:t>flask_app</w:t>
-      </w:r>
-      <w:proofErr w:type="spellEnd"/>
-      <w:r>
-        <w:t xml:space="preserve"> --network </w:t>
-      </w:r>
-      <w:proofErr w:type="spellStart"/>
-      <w:r>
-        <w:t>my_custom_network</w:t>
-      </w:r>
-      <w:proofErr w:type="spellEnd"/>
-      <w:r>
-        <w:t xml:space="preserve"> -p 5000:5000 my-flask-app</w:t>
+        <w:t>docker run -d --name flask_app --network my_custom_network -p 5000:5000 my-flask-app</w:t>
       </w:r>
     </w:p>
     <w:p>
@@ -3465,6 +3132,9 @@
     <w:p/>
     <w:p>
       <w:r>
+        <w:rPr>
+          <w:noProof/>
+        </w:rPr>
         <w:lastRenderedPageBreak/>
         <w:drawing>
           <wp:inline distT="0" distB="0" distL="0" distR="0" wp14:anchorId="1912BF2E" wp14:editId="7F3CFDE1">
@@ -3572,28 +3242,7 @@
           <w:b/>
           <w:bCs/>
         </w:rPr>
-        <w:t>a.</w:t>
-      </w:r>
-      <w:r>
-        <w:rPr>
-          <w:b/>
-          <w:bCs/>
-        </w:rPr>
-        <w:t xml:space="preserve"> Create</w:t>
-      </w:r>
-      <w:r>
-        <w:rPr>
-          <w:b/>
-          <w:bCs/>
-        </w:rPr>
-        <w:t>d</w:t>
-      </w:r>
-      <w:r>
-        <w:rPr>
-          <w:b/>
-          <w:bCs/>
-        </w:rPr>
-        <w:t xml:space="preserve"> the first custom bridge network</w:t>
+        <w:t>a. Created the first custom bridge network</w:t>
       </w:r>
     </w:p>
     <w:p>
@@ -3612,6 +3261,7 @@
         <w:rPr>
           <w:b/>
           <w:bCs/>
+          <w:noProof/>
         </w:rPr>
         <w:drawing>
           <wp:inline distT="0" distB="0" distL="0" distR="0" wp14:anchorId="0285B3D6" wp14:editId="5E50D8F4">
@@ -3662,14 +3312,7 @@
           <w:b/>
           <w:bCs/>
         </w:rPr>
-        <w:t>b.</w:t>
-      </w:r>
-      <w:r>
-        <w:rPr>
-          <w:b/>
-          <w:bCs/>
-        </w:rPr>
-        <w:t xml:space="preserve"> Create the second custom bridge network</w:t>
+        <w:t>b. Create the second custom bridge network</w:t>
       </w:r>
     </w:p>
     <w:p>
@@ -3679,6 +3322,9 @@
     </w:p>
     <w:p>
       <w:r>
+        <w:rPr>
+          <w:noProof/>
+        </w:rPr>
         <w:drawing>
           <wp:inline distT="0" distB="0" distL="0" distR="0" wp14:anchorId="5EED09D8" wp14:editId="469F851A">
             <wp:extent cx="4864350" cy="342918"/>
@@ -3742,6 +3388,9 @@
     </w:p>
     <w:p>
       <w:r>
+        <w:rPr>
+          <w:noProof/>
+        </w:rPr>
         <w:drawing>
           <wp:inline distT="0" distB="0" distL="0" distR="0" wp14:anchorId="5DC2E06C" wp14:editId="18287331">
             <wp:extent cx="3683189" cy="381020"/>
@@ -3806,14 +3455,7 @@
           <w:b/>
           <w:bCs/>
         </w:rPr>
-        <w:t>a.</w:t>
-      </w:r>
-      <w:r>
-        <w:rPr>
-          <w:b/>
-          <w:bCs/>
-        </w:rPr>
-        <w:t xml:space="preserve"> Deploy container-1 inside network-1</w:t>
+        <w:t>a. Deploy container-1 inside network-1</w:t>
       </w:r>
     </w:p>
     <w:p>
@@ -3823,6 +3465,9 @@
     </w:p>
     <w:p>
       <w:r>
+        <w:rPr>
+          <w:noProof/>
+        </w:rPr>
         <w:drawing>
           <wp:inline distT="0" distB="0" distL="0" distR="0" wp14:anchorId="6A6D8D92" wp14:editId="174E4EDB">
             <wp:extent cx="5731510" cy="1127125"/>
@@ -3872,14 +3517,7 @@
           <w:b/>
           <w:bCs/>
         </w:rPr>
-        <w:t>b.</w:t>
-      </w:r>
-      <w:r>
-        <w:rPr>
-          <w:b/>
-          <w:bCs/>
-        </w:rPr>
-        <w:t xml:space="preserve"> Deploy container-2 inside network-2</w:t>
+        <w:t>b. Deploy container-2 inside network-2</w:t>
       </w:r>
     </w:p>
     <w:p>
@@ -3889,6 +3527,9 @@
     </w:p>
     <w:p>
       <w:r>
+        <w:rPr>
+          <w:noProof/>
+        </w:rPr>
         <w:drawing>
           <wp:inline distT="0" distB="0" distL="0" distR="0" wp14:anchorId="3AF5A8FE" wp14:editId="1DE7195C">
             <wp:extent cx="5867400" cy="374650"/>
@@ -3969,27 +3610,14 @@
     </w:p>
     <w:p>
       <w:r>
-        <w:t>docker inspect -f '{{range .</w:t>
-      </w:r>
-      <w:proofErr w:type="spellStart"/>
-      <w:r>
-        <w:t>NetworkSettings.Networks</w:t>
-      </w:r>
-      <w:proofErr w:type="spellEnd"/>
-      <w:r>
-        <w:t>}}{{.</w:t>
-      </w:r>
-      <w:proofErr w:type="spellStart"/>
-      <w:r>
-        <w:t>IPAddress</w:t>
-      </w:r>
-      <w:proofErr w:type="spellEnd"/>
-      <w:r>
-        <w:t>}}{{end}}' container-2</w:t>
-      </w:r>
-    </w:p>
-    <w:p>
-      <w:r>
+        <w:t>docker inspect -f '{{range .NetworkSettings.Networks}}{{.IPAddress}}{{end}}' container-2</w:t>
+      </w:r>
+    </w:p>
+    <w:p>
+      <w:r>
+        <w:rPr>
+          <w:noProof/>
+        </w:rPr>
         <w:drawing>
           <wp:inline distT="0" distB="0" distL="0" distR="0" wp14:anchorId="0F74AAAA" wp14:editId="60C83556">
             <wp:extent cx="5731510" cy="254000"/>
@@ -4133,6 +3761,9 @@
     </w:p>
     <w:p>
       <w:r>
+        <w:rPr>
+          <w:noProof/>
+        </w:rPr>
         <w:lastRenderedPageBreak/>
         <w:drawing>
           <wp:inline distT="0" distB="0" distL="0" distR="0" wp14:anchorId="5726D7E2" wp14:editId="3C43C3BA">
@@ -4186,6 +3817,450 @@
         <w:t xml:space="preserve"> from one another.</w:t>
       </w:r>
     </w:p>
+    <w:p>
+      <w:r>
+        <w:drawing>
+          <wp:inline distT="0" distB="0" distL="0" distR="0" wp14:anchorId="7827D474" wp14:editId="4A47D914">
+            <wp:extent cx="5035550" cy="3670300"/>
+            <wp:effectExtent l="0" t="0" r="0" b="6350"/>
+            <wp:docPr id="243969958" name="Picture 1"/>
+            <wp:cNvGraphicFramePr>
+              <a:graphicFrameLocks xmlns:a="http://schemas.openxmlformats.org/drawingml/2006/main" noChangeAspect="1"/>
+            </wp:cNvGraphicFramePr>
+            <a:graphic xmlns:a="http://schemas.openxmlformats.org/drawingml/2006/main">
+              <a:graphicData uri="http://schemas.openxmlformats.org/drawingml/2006/picture">
+                <pic:pic xmlns:pic="http://schemas.openxmlformats.org/drawingml/2006/picture">
+                  <pic:nvPicPr>
+                    <pic:cNvPr id="243969958" name=""/>
+                    <pic:cNvPicPr/>
+                  </pic:nvPicPr>
+                  <pic:blipFill>
+                    <a:blip r:embed="rId62"/>
+                    <a:stretch>
+                      <a:fillRect/>
+                    </a:stretch>
+                  </pic:blipFill>
+                  <pic:spPr>
+                    <a:xfrm>
+                      <a:off x="0" y="0"/>
+                      <a:ext cx="5035811" cy="3670490"/>
+                    </a:xfrm>
+                    <a:prstGeom prst="rect">
+                      <a:avLst/>
+                    </a:prstGeom>
+                  </pic:spPr>
+                </pic:pic>
+              </a:graphicData>
+            </a:graphic>
+          </wp:inline>
+        </w:drawing>
+      </w:r>
+    </w:p>
+    <w:p/>
+    <w:p>
+      <w:pPr>
+        <w:jc w:val="center"/>
+        <w:rPr>
+          <w:b/>
+          <w:bCs/>
+        </w:rPr>
+      </w:pPr>
+      <w:r>
+        <w:rPr>
+          <w:b/>
+          <w:bCs/>
+        </w:rPr>
+        <w:t>Task 6</w:t>
+      </w:r>
+    </w:p>
+    <w:p>
+      <w:pPr>
+        <w:rPr>
+          <w:b/>
+          <w:bCs/>
+        </w:rPr>
+      </w:pPr>
+      <w:r>
+        <w:rPr>
+          <w:b/>
+          <w:bCs/>
+        </w:rPr>
+        <w:t>1. Create the Node.js Application</w:t>
+      </w:r>
+    </w:p>
+    <w:p>
+      <w:pPr>
+        <w:rPr>
+          <w:b/>
+          <w:bCs/>
+        </w:rPr>
+      </w:pPr>
+      <w:r>
+        <w:rPr>
+          <w:b/>
+          <w:bCs/>
+        </w:rPr>
+        <w:drawing>
+          <wp:inline distT="0" distB="0" distL="0" distR="0" wp14:anchorId="297B9B5C" wp14:editId="5BEE7094">
+            <wp:extent cx="5295900" cy="2438400"/>
+            <wp:effectExtent l="0" t="0" r="0" b="0"/>
+            <wp:docPr id="2093474933" name="Picture 1"/>
+            <wp:cNvGraphicFramePr>
+              <a:graphicFrameLocks xmlns:a="http://schemas.openxmlformats.org/drawingml/2006/main" noChangeAspect="1"/>
+            </wp:cNvGraphicFramePr>
+            <a:graphic xmlns:a="http://schemas.openxmlformats.org/drawingml/2006/main">
+              <a:graphicData uri="http://schemas.openxmlformats.org/drawingml/2006/picture">
+                <pic:pic xmlns:pic="http://schemas.openxmlformats.org/drawingml/2006/picture">
+                  <pic:nvPicPr>
+                    <pic:cNvPr id="2093474933" name=""/>
+                    <pic:cNvPicPr/>
+                  </pic:nvPicPr>
+                  <pic:blipFill>
+                    <a:blip r:embed="rId63"/>
+                    <a:stretch>
+                      <a:fillRect/>
+                    </a:stretch>
+                  </pic:blipFill>
+                  <pic:spPr>
+                    <a:xfrm>
+                      <a:off x="0" y="0"/>
+                      <a:ext cx="5296172" cy="2438525"/>
+                    </a:xfrm>
+                    <a:prstGeom prst="rect">
+                      <a:avLst/>
+                    </a:prstGeom>
+                  </pic:spPr>
+                </pic:pic>
+              </a:graphicData>
+            </a:graphic>
+          </wp:inline>
+        </w:drawing>
+      </w:r>
+    </w:p>
+    <w:p>
+      <w:pPr>
+        <w:rPr>
+          <w:b/>
+          <w:bCs/>
+        </w:rPr>
+      </w:pPr>
+      <w:r>
+        <w:rPr>
+          <w:b/>
+          <w:bCs/>
+        </w:rPr>
+        <w:lastRenderedPageBreak/>
+        <w:t>2. Create a Multi-Stage Dockerfile</w:t>
+      </w:r>
+    </w:p>
+    <w:p>
+      <w:r>
+        <w:drawing>
+          <wp:inline distT="0" distB="0" distL="0" distR="0" wp14:anchorId="0C4604D8" wp14:editId="7E95D062">
+            <wp:extent cx="4591049" cy="2260600"/>
+            <wp:effectExtent l="0" t="0" r="635" b="6350"/>
+            <wp:docPr id="390544607" name="Picture 1"/>
+            <wp:cNvGraphicFramePr>
+              <a:graphicFrameLocks xmlns:a="http://schemas.openxmlformats.org/drawingml/2006/main" noChangeAspect="1"/>
+            </wp:cNvGraphicFramePr>
+            <a:graphic xmlns:a="http://schemas.openxmlformats.org/drawingml/2006/main">
+              <a:graphicData uri="http://schemas.openxmlformats.org/drawingml/2006/picture">
+                <pic:pic xmlns:pic="http://schemas.openxmlformats.org/drawingml/2006/picture">
+                  <pic:nvPicPr>
+                    <pic:cNvPr id="390544607" name=""/>
+                    <pic:cNvPicPr/>
+                  </pic:nvPicPr>
+                  <pic:blipFill>
+                    <a:blip r:embed="rId64"/>
+                    <a:stretch>
+                      <a:fillRect/>
+                    </a:stretch>
+                  </pic:blipFill>
+                  <pic:spPr>
+                    <a:xfrm>
+                      <a:off x="0" y="0"/>
+                      <a:ext cx="4593188" cy="2261653"/>
+                    </a:xfrm>
+                    <a:prstGeom prst="rect">
+                      <a:avLst/>
+                    </a:prstGeom>
+                  </pic:spPr>
+                </pic:pic>
+              </a:graphicData>
+            </a:graphic>
+          </wp:inline>
+        </w:drawing>
+      </w:r>
+    </w:p>
+    <w:p>
+      <w:pPr>
+        <w:rPr>
+          <w:b/>
+          <w:bCs/>
+        </w:rPr>
+      </w:pPr>
+      <w:r>
+        <w:rPr>
+          <w:b/>
+          <w:bCs/>
+        </w:rPr>
+        <w:t>3. Build and Run the Docker Image</w:t>
+      </w:r>
+    </w:p>
+    <w:p>
+      <w:r>
+        <w:t>Open</w:t>
+      </w:r>
+      <w:r>
+        <w:t>ed the</w:t>
+      </w:r>
+      <w:r>
+        <w:t xml:space="preserve"> terminal or command prompt in the directory containing </w:t>
+      </w:r>
+      <w:r>
+        <w:t>the</w:t>
+      </w:r>
+      <w:r>
+        <w:t xml:space="preserve"> files and execute the following commands.</w:t>
+      </w:r>
+    </w:p>
+    <w:p>
+      <w:pPr>
+        <w:numPr>
+          <w:ilvl w:val="0"/>
+          <w:numId w:val="3"/>
+        </w:numPr>
+      </w:pPr>
+      <w:r>
+        <w:rPr>
+          <w:b/>
+          <w:bCs/>
+        </w:rPr>
+        <w:t>Build the Docker image:</w:t>
+      </w:r>
+    </w:p>
+    <w:p>
+      <w:r>
+        <w:t>docker build -t node-multi-stage .</w:t>
+      </w:r>
+    </w:p>
+    <w:p>
+      <w:r>
+        <w:drawing>
+          <wp:inline distT="0" distB="0" distL="0" distR="0" wp14:anchorId="4E448E6F" wp14:editId="37190D98">
+            <wp:extent cx="5207268" cy="387370"/>
+            <wp:effectExtent l="0" t="0" r="0" b="0"/>
+            <wp:docPr id="1911232456" name="Picture 1"/>
+            <wp:cNvGraphicFramePr>
+              <a:graphicFrameLocks xmlns:a="http://schemas.openxmlformats.org/drawingml/2006/main" noChangeAspect="1"/>
+            </wp:cNvGraphicFramePr>
+            <a:graphic xmlns:a="http://schemas.openxmlformats.org/drawingml/2006/main">
+              <a:graphicData uri="http://schemas.openxmlformats.org/drawingml/2006/picture">
+                <pic:pic xmlns:pic="http://schemas.openxmlformats.org/drawingml/2006/picture">
+                  <pic:nvPicPr>
+                    <pic:cNvPr id="1911232456" name=""/>
+                    <pic:cNvPicPr/>
+                  </pic:nvPicPr>
+                  <pic:blipFill>
+                    <a:blip r:embed="rId65"/>
+                    <a:stretch>
+                      <a:fillRect/>
+                    </a:stretch>
+                  </pic:blipFill>
+                  <pic:spPr>
+                    <a:xfrm>
+                      <a:off x="0" y="0"/>
+                      <a:ext cx="5207268" cy="387370"/>
+                    </a:xfrm>
+                    <a:prstGeom prst="rect">
+                      <a:avLst/>
+                    </a:prstGeom>
+                  </pic:spPr>
+                </pic:pic>
+              </a:graphicData>
+            </a:graphic>
+          </wp:inline>
+        </w:drawing>
+      </w:r>
+    </w:p>
+    <w:p>
+      <w:pPr>
+        <w:numPr>
+          <w:ilvl w:val="0"/>
+          <w:numId w:val="3"/>
+        </w:numPr>
+      </w:pPr>
+      <w:r>
+        <w:rPr>
+          <w:b/>
+          <w:bCs/>
+        </w:rPr>
+        <w:t>Run the container:</w:t>
+      </w:r>
+    </w:p>
+    <w:p>
+      <w:r>
+        <w:t>docker run -d -p 3000:3000 --name node-app node-multi-stage</w:t>
+      </w:r>
+    </w:p>
+    <w:p>
+      <w:r>
+        <w:drawing>
+          <wp:inline distT="0" distB="0" distL="0" distR="0" wp14:anchorId="7EC9220F" wp14:editId="4988B57C">
+            <wp:extent cx="6102350" cy="393700"/>
+            <wp:effectExtent l="0" t="0" r="0" b="6350"/>
+            <wp:docPr id="692602051" name="Picture 1"/>
+            <wp:cNvGraphicFramePr>
+              <a:graphicFrameLocks xmlns:a="http://schemas.openxmlformats.org/drawingml/2006/main" noChangeAspect="1"/>
+            </wp:cNvGraphicFramePr>
+            <a:graphic xmlns:a="http://schemas.openxmlformats.org/drawingml/2006/main">
+              <a:graphicData uri="http://schemas.openxmlformats.org/drawingml/2006/picture">
+                <pic:pic xmlns:pic="http://schemas.openxmlformats.org/drawingml/2006/picture">
+                  <pic:nvPicPr>
+                    <pic:cNvPr id="692602051" name=""/>
+                    <pic:cNvPicPr/>
+                  </pic:nvPicPr>
+                  <pic:blipFill>
+                    <a:blip r:embed="rId66"/>
+                    <a:stretch>
+                      <a:fillRect/>
+                    </a:stretch>
+                  </pic:blipFill>
+                  <pic:spPr>
+                    <a:xfrm>
+                      <a:off x="0" y="0"/>
+                      <a:ext cx="6102350" cy="393700"/>
+                    </a:xfrm>
+                    <a:prstGeom prst="rect">
+                      <a:avLst/>
+                    </a:prstGeom>
+                  </pic:spPr>
+                </pic:pic>
+              </a:graphicData>
+            </a:graphic>
+          </wp:inline>
+        </w:drawing>
+      </w:r>
+    </w:p>
+    <w:p>
+      <w:pPr>
+        <w:rPr>
+          <w:b/>
+          <w:bCs/>
+        </w:rPr>
+      </w:pPr>
+      <w:r>
+        <w:rPr>
+          <w:b/>
+          <w:bCs/>
+        </w:rPr>
+        <w:t>4. Test the Application</w:t>
+      </w:r>
+    </w:p>
+    <w:p>
+      <w:pPr>
+        <w:numPr>
+          <w:ilvl w:val="0"/>
+          <w:numId w:val="4"/>
+        </w:numPr>
+      </w:pPr>
+      <w:r>
+        <w:t>Open</w:t>
+      </w:r>
+      <w:r>
+        <w:t>ed the</w:t>
+      </w:r>
+      <w:r>
+        <w:t xml:space="preserve"> web browser.</w:t>
+      </w:r>
+    </w:p>
+    <w:p>
+      <w:pPr>
+        <w:numPr>
+          <w:ilvl w:val="0"/>
+          <w:numId w:val="4"/>
+        </w:numPr>
+      </w:pPr>
+      <w:r>
+        <w:t xml:space="preserve">Navigate to </w:t>
+      </w:r>
+      <w:r>
+        <w:rPr>
+          <w:b/>
+          <w:bCs/>
+        </w:rPr>
+        <w:t>http://localhost:3000</w:t>
+      </w:r>
+      <w:r>
+        <w:t>.</w:t>
+      </w:r>
+    </w:p>
+    <w:p>
+      <w:pPr>
+        <w:numPr>
+          <w:ilvl w:val="0"/>
+          <w:numId w:val="4"/>
+        </w:numPr>
+      </w:pPr>
+      <w:r>
+        <w:t>I can see</w:t>
+      </w:r>
+      <w:r>
+        <w:t xml:space="preserve"> the text </w:t>
+      </w:r>
+      <w:r>
+        <w:rPr>
+          <w:b/>
+          <w:bCs/>
+        </w:rPr>
+        <w:t>"Hello, World!"</w:t>
+      </w:r>
+      <w:r>
+        <w:t xml:space="preserve"> displayed on the screen.</w:t>
+      </w:r>
+    </w:p>
+    <w:p>
+      <w:pPr>
+        <w:ind w:left="720"/>
+      </w:pPr>
+      <w:r>
+        <w:drawing>
+          <wp:inline distT="0" distB="0" distL="0" distR="0" wp14:anchorId="18B28EC3" wp14:editId="151B7E46">
+            <wp:extent cx="2800494" cy="762039"/>
+            <wp:effectExtent l="0" t="0" r="0" b="0"/>
+            <wp:docPr id="535470285" name="Picture 1"/>
+            <wp:cNvGraphicFramePr>
+              <a:graphicFrameLocks xmlns:a="http://schemas.openxmlformats.org/drawingml/2006/main" noChangeAspect="1"/>
+            </wp:cNvGraphicFramePr>
+            <a:graphic xmlns:a="http://schemas.openxmlformats.org/drawingml/2006/main">
+              <a:graphicData uri="http://schemas.openxmlformats.org/drawingml/2006/picture">
+                <pic:pic xmlns:pic="http://schemas.openxmlformats.org/drawingml/2006/picture">
+                  <pic:nvPicPr>
+                    <pic:cNvPr id="535470285" name=""/>
+                    <pic:cNvPicPr/>
+                  </pic:nvPicPr>
+                  <pic:blipFill>
+                    <a:blip r:embed="rId67"/>
+                    <a:stretch>
+                      <a:fillRect/>
+                    </a:stretch>
+                  </pic:blipFill>
+                  <pic:spPr>
+                    <a:xfrm>
+                      <a:off x="0" y="0"/>
+                      <a:ext cx="2800494" cy="762039"/>
+                    </a:xfrm>
+                    <a:prstGeom prst="rect">
+                      <a:avLst/>
+                    </a:prstGeom>
+                  </pic:spPr>
+                </pic:pic>
+              </a:graphicData>
+            </a:graphic>
+          </wp:inline>
+        </w:drawing>
+      </w:r>
+    </w:p>
     <w:p/>
     <w:sectPr>
       <w:pgSz w:w="11906" w:h="16838"/>
@@ -4425,11 +4500,279 @@
       </w:pPr>
     </w:lvl>
   </w:abstractNum>
+  <w:abstractNum w:abstractNumId="2" w15:restartNumberingAfterBreak="0">
+    <w:nsid w:val="49B02329"/>
+    <w:multiLevelType w:val="multilevel"/>
+    <w:tmpl w:val="091CC180"/>
+    <w:lvl w:ilvl="0">
+      <w:start w:val="1"/>
+      <w:numFmt w:val="decimal"/>
+      <w:lvlText w:val="%1."/>
+      <w:lvlJc w:val="left"/>
+      <w:pPr>
+        <w:tabs>
+          <w:tab w:val="num" w:pos="720"/>
+        </w:tabs>
+        <w:ind w:left="720" w:hanging="360"/>
+      </w:pPr>
+    </w:lvl>
+    <w:lvl w:ilvl="1" w:tentative="1">
+      <w:start w:val="1"/>
+      <w:numFmt w:val="decimal"/>
+      <w:lvlText w:val="%2."/>
+      <w:lvlJc w:val="left"/>
+      <w:pPr>
+        <w:tabs>
+          <w:tab w:val="num" w:pos="1440"/>
+        </w:tabs>
+        <w:ind w:left="1440" w:hanging="360"/>
+      </w:pPr>
+    </w:lvl>
+    <w:lvl w:ilvl="2" w:tentative="1">
+      <w:start w:val="1"/>
+      <w:numFmt w:val="decimal"/>
+      <w:lvlText w:val="%3."/>
+      <w:lvlJc w:val="left"/>
+      <w:pPr>
+        <w:tabs>
+          <w:tab w:val="num" w:pos="2160"/>
+        </w:tabs>
+        <w:ind w:left="2160" w:hanging="360"/>
+      </w:pPr>
+    </w:lvl>
+    <w:lvl w:ilvl="3" w:tentative="1">
+      <w:start w:val="1"/>
+      <w:numFmt w:val="decimal"/>
+      <w:lvlText w:val="%4."/>
+      <w:lvlJc w:val="left"/>
+      <w:pPr>
+        <w:tabs>
+          <w:tab w:val="num" w:pos="2880"/>
+        </w:tabs>
+        <w:ind w:left="2880" w:hanging="360"/>
+      </w:pPr>
+    </w:lvl>
+    <w:lvl w:ilvl="4" w:tentative="1">
+      <w:start w:val="1"/>
+      <w:numFmt w:val="decimal"/>
+      <w:lvlText w:val="%5."/>
+      <w:lvlJc w:val="left"/>
+      <w:pPr>
+        <w:tabs>
+          <w:tab w:val="num" w:pos="3600"/>
+        </w:tabs>
+        <w:ind w:left="3600" w:hanging="360"/>
+      </w:pPr>
+    </w:lvl>
+    <w:lvl w:ilvl="5" w:tentative="1">
+      <w:start w:val="1"/>
+      <w:numFmt w:val="decimal"/>
+      <w:lvlText w:val="%6."/>
+      <w:lvlJc w:val="left"/>
+      <w:pPr>
+        <w:tabs>
+          <w:tab w:val="num" w:pos="4320"/>
+        </w:tabs>
+        <w:ind w:left="4320" w:hanging="360"/>
+      </w:pPr>
+    </w:lvl>
+    <w:lvl w:ilvl="6" w:tentative="1">
+      <w:start w:val="1"/>
+      <w:numFmt w:val="decimal"/>
+      <w:lvlText w:val="%7."/>
+      <w:lvlJc w:val="left"/>
+      <w:pPr>
+        <w:tabs>
+          <w:tab w:val="num" w:pos="5040"/>
+        </w:tabs>
+        <w:ind w:left="5040" w:hanging="360"/>
+      </w:pPr>
+    </w:lvl>
+    <w:lvl w:ilvl="7" w:tentative="1">
+      <w:start w:val="1"/>
+      <w:numFmt w:val="decimal"/>
+      <w:lvlText w:val="%8."/>
+      <w:lvlJc w:val="left"/>
+      <w:pPr>
+        <w:tabs>
+          <w:tab w:val="num" w:pos="5760"/>
+        </w:tabs>
+        <w:ind w:left="5760" w:hanging="360"/>
+      </w:pPr>
+    </w:lvl>
+    <w:lvl w:ilvl="8" w:tentative="1">
+      <w:start w:val="1"/>
+      <w:numFmt w:val="decimal"/>
+      <w:lvlText w:val="%9."/>
+      <w:lvlJc w:val="left"/>
+      <w:pPr>
+        <w:tabs>
+          <w:tab w:val="num" w:pos="6480"/>
+        </w:tabs>
+        <w:ind w:left="6480" w:hanging="360"/>
+      </w:pPr>
+    </w:lvl>
+  </w:abstractNum>
+  <w:abstractNum w:abstractNumId="3" w15:restartNumberingAfterBreak="0">
+    <w:nsid w:val="67016000"/>
+    <w:multiLevelType w:val="multilevel"/>
+    <w:tmpl w:val="51FA6106"/>
+    <w:lvl w:ilvl="0">
+      <w:start w:val="1"/>
+      <w:numFmt w:val="bullet"/>
+      <w:lvlText w:val=""/>
+      <w:lvlJc w:val="left"/>
+      <w:pPr>
+        <w:tabs>
+          <w:tab w:val="num" w:pos="720"/>
+        </w:tabs>
+        <w:ind w:left="720" w:hanging="360"/>
+      </w:pPr>
+      <w:rPr>
+        <w:rFonts w:ascii="Symbol" w:hAnsi="Symbol" w:hint="default"/>
+        <w:sz w:val="20"/>
+      </w:rPr>
+    </w:lvl>
+    <w:lvl w:ilvl="1" w:tentative="1">
+      <w:start w:val="1"/>
+      <w:numFmt w:val="bullet"/>
+      <w:lvlText w:val="o"/>
+      <w:lvlJc w:val="left"/>
+      <w:pPr>
+        <w:tabs>
+          <w:tab w:val="num" w:pos="1440"/>
+        </w:tabs>
+        <w:ind w:left="1440" w:hanging="360"/>
+      </w:pPr>
+      <w:rPr>
+        <w:rFonts w:ascii="Courier New" w:hAnsi="Courier New" w:hint="default"/>
+        <w:sz w:val="20"/>
+      </w:rPr>
+    </w:lvl>
+    <w:lvl w:ilvl="2" w:tentative="1">
+      <w:start w:val="1"/>
+      <w:numFmt w:val="bullet"/>
+      <w:lvlText w:val=""/>
+      <w:lvlJc w:val="left"/>
+      <w:pPr>
+        <w:tabs>
+          <w:tab w:val="num" w:pos="2160"/>
+        </w:tabs>
+        <w:ind w:left="2160" w:hanging="360"/>
+      </w:pPr>
+      <w:rPr>
+        <w:rFonts w:ascii="Wingdings" w:hAnsi="Wingdings" w:hint="default"/>
+        <w:sz w:val="20"/>
+      </w:rPr>
+    </w:lvl>
+    <w:lvl w:ilvl="3" w:tentative="1">
+      <w:start w:val="1"/>
+      <w:numFmt w:val="bullet"/>
+      <w:lvlText w:val=""/>
+      <w:lvlJc w:val="left"/>
+      <w:pPr>
+        <w:tabs>
+          <w:tab w:val="num" w:pos="2880"/>
+        </w:tabs>
+        <w:ind w:left="2880" w:hanging="360"/>
+      </w:pPr>
+      <w:rPr>
+        <w:rFonts w:ascii="Wingdings" w:hAnsi="Wingdings" w:hint="default"/>
+        <w:sz w:val="20"/>
+      </w:rPr>
+    </w:lvl>
+    <w:lvl w:ilvl="4" w:tentative="1">
+      <w:start w:val="1"/>
+      <w:numFmt w:val="bullet"/>
+      <w:lvlText w:val=""/>
+      <w:lvlJc w:val="left"/>
+      <w:pPr>
+        <w:tabs>
+          <w:tab w:val="num" w:pos="3600"/>
+        </w:tabs>
+        <w:ind w:left="3600" w:hanging="360"/>
+      </w:pPr>
+      <w:rPr>
+        <w:rFonts w:ascii="Wingdings" w:hAnsi="Wingdings" w:hint="default"/>
+        <w:sz w:val="20"/>
+      </w:rPr>
+    </w:lvl>
+    <w:lvl w:ilvl="5" w:tentative="1">
+      <w:start w:val="1"/>
+      <w:numFmt w:val="bullet"/>
+      <w:lvlText w:val=""/>
+      <w:lvlJc w:val="left"/>
+      <w:pPr>
+        <w:tabs>
+          <w:tab w:val="num" w:pos="4320"/>
+        </w:tabs>
+        <w:ind w:left="4320" w:hanging="360"/>
+      </w:pPr>
+      <w:rPr>
+        <w:rFonts w:ascii="Wingdings" w:hAnsi="Wingdings" w:hint="default"/>
+        <w:sz w:val="20"/>
+      </w:rPr>
+    </w:lvl>
+    <w:lvl w:ilvl="6" w:tentative="1">
+      <w:start w:val="1"/>
+      <w:numFmt w:val="bullet"/>
+      <w:lvlText w:val=""/>
+      <w:lvlJc w:val="left"/>
+      <w:pPr>
+        <w:tabs>
+          <w:tab w:val="num" w:pos="5040"/>
+        </w:tabs>
+        <w:ind w:left="5040" w:hanging="360"/>
+      </w:pPr>
+      <w:rPr>
+        <w:rFonts w:ascii="Wingdings" w:hAnsi="Wingdings" w:hint="default"/>
+        <w:sz w:val="20"/>
+      </w:rPr>
+    </w:lvl>
+    <w:lvl w:ilvl="7" w:tentative="1">
+      <w:start w:val="1"/>
+      <w:numFmt w:val="bullet"/>
+      <w:lvlText w:val=""/>
+      <w:lvlJc w:val="left"/>
+      <w:pPr>
+        <w:tabs>
+          <w:tab w:val="num" w:pos="5760"/>
+        </w:tabs>
+        <w:ind w:left="5760" w:hanging="360"/>
+      </w:pPr>
+      <w:rPr>
+        <w:rFonts w:ascii="Wingdings" w:hAnsi="Wingdings" w:hint="default"/>
+        <w:sz w:val="20"/>
+      </w:rPr>
+    </w:lvl>
+    <w:lvl w:ilvl="8" w:tentative="1">
+      <w:start w:val="1"/>
+      <w:numFmt w:val="bullet"/>
+      <w:lvlText w:val=""/>
+      <w:lvlJc w:val="left"/>
+      <w:pPr>
+        <w:tabs>
+          <w:tab w:val="num" w:pos="6480"/>
+        </w:tabs>
+        <w:ind w:left="6480" w:hanging="360"/>
+      </w:pPr>
+      <w:rPr>
+        <w:rFonts w:ascii="Wingdings" w:hAnsi="Wingdings" w:hint="default"/>
+        <w:sz w:val="20"/>
+      </w:rPr>
+    </w:lvl>
+  </w:abstractNum>
   <w:num w:numId="1" w16cid:durableId="282469142">
     <w:abstractNumId w:val="1"/>
   </w:num>
   <w:num w:numId="2" w16cid:durableId="1634480584">
     <w:abstractNumId w:val="0"/>
+  </w:num>
+  <w:num w:numId="3" w16cid:durableId="1590894792">
+    <w:abstractNumId w:val="3"/>
+  </w:num>
+  <w:num w:numId="4" w16cid:durableId="1756510608">
+    <w:abstractNumId w:val="2"/>
   </w:num>
 </w:numbering>
 </file>

--- a/Cloud&Containers.docx
+++ b/Cloud&Containers.docx
@@ -3819,6 +3819,9 @@
     </w:p>
     <w:p>
       <w:r>
+        <w:rPr>
+          <w:noProof/>
+        </w:rPr>
         <w:drawing>
           <wp:inline distT="0" distB="0" distL="0" distR="0" wp14:anchorId="7827D474" wp14:editId="4A47D914">
             <wp:extent cx="5035550" cy="3670300"/>
@@ -3899,6 +3902,7 @@
         <w:rPr>
           <w:b/>
           <w:bCs/>
+          <w:noProof/>
         </w:rPr>
         <w:drawing>
           <wp:inline distT="0" distB="0" distL="0" distR="0" wp14:anchorId="297B9B5C" wp14:editId="5BEE7094">
@@ -3955,6 +3959,9 @@
     </w:p>
     <w:p>
       <w:r>
+        <w:rPr>
+          <w:noProof/>
+        </w:rPr>
         <w:drawing>
           <wp:inline distT="0" distB="0" distL="0" distR="0" wp14:anchorId="0C4604D8" wp14:editId="7E95D062">
             <wp:extent cx="4591049" cy="2260600"/>
@@ -4046,6 +4053,9 @@
     </w:p>
     <w:p>
       <w:r>
+        <w:rPr>
+          <w:noProof/>
+        </w:rPr>
         <w:drawing>
           <wp:inline distT="0" distB="0" distL="0" distR="0" wp14:anchorId="4E448E6F" wp14:editId="37190D98">
             <wp:extent cx="5207268" cy="387370"/>
@@ -4105,6 +4115,9 @@
     </w:p>
     <w:p>
       <w:r>
+        <w:rPr>
+          <w:noProof/>
+        </w:rPr>
         <w:drawing>
           <wp:inline distT="0" distB="0" distL="0" distR="0" wp14:anchorId="7EC9220F" wp14:editId="4988B57C">
             <wp:extent cx="6102350" cy="393700"/>
@@ -4224,6 +4237,9 @@
         <w:ind w:left="720"/>
       </w:pPr>
       <w:r>
+        <w:rPr>
+          <w:noProof/>
+        </w:rPr>
         <w:drawing>
           <wp:inline distT="0" distB="0" distL="0" distR="0" wp14:anchorId="18B28EC3" wp14:editId="151B7E46">
             <wp:extent cx="2800494" cy="762039"/>
@@ -4261,6 +4277,510 @@
         </w:drawing>
       </w:r>
     </w:p>
+    <w:p>
+      <w:r>
+        <w:rPr>
+          <w:noProof/>
+        </w:rPr>
+        <w:lastRenderedPageBreak/>
+        <w:drawing>
+          <wp:inline distT="0" distB="0" distL="0" distR="0" wp14:anchorId="5322D687" wp14:editId="4B8C0B08">
+            <wp:extent cx="5073650" cy="4641850"/>
+            <wp:effectExtent l="0" t="0" r="0" b="6350"/>
+            <wp:docPr id="1445424276" name="Picture 1"/>
+            <wp:cNvGraphicFramePr>
+              <a:graphicFrameLocks xmlns:a="http://schemas.openxmlformats.org/drawingml/2006/main" noChangeAspect="1"/>
+            </wp:cNvGraphicFramePr>
+            <a:graphic xmlns:a="http://schemas.openxmlformats.org/drawingml/2006/main">
+              <a:graphicData uri="http://schemas.openxmlformats.org/drawingml/2006/picture">
+                <pic:pic xmlns:pic="http://schemas.openxmlformats.org/drawingml/2006/picture">
+                  <pic:nvPicPr>
+                    <pic:cNvPr id="1445424276" name=""/>
+                    <pic:cNvPicPr/>
+                  </pic:nvPicPr>
+                  <pic:blipFill>
+                    <a:blip r:embed="rId68"/>
+                    <a:stretch>
+                      <a:fillRect/>
+                    </a:stretch>
+                  </pic:blipFill>
+                  <pic:spPr>
+                    <a:xfrm>
+                      <a:off x="0" y="0"/>
+                      <a:ext cx="5073912" cy="4642090"/>
+                    </a:xfrm>
+                    <a:prstGeom prst="rect">
+                      <a:avLst/>
+                    </a:prstGeom>
+                  </pic:spPr>
+                </pic:pic>
+              </a:graphicData>
+            </a:graphic>
+          </wp:inline>
+        </w:drawing>
+      </w:r>
+    </w:p>
+    <w:p/>
+    <w:p>
+      <w:pPr>
+        <w:jc w:val="center"/>
+        <w:rPr>
+          <w:b/>
+          <w:bCs/>
+        </w:rPr>
+      </w:pPr>
+      <w:r>
+        <w:rPr>
+          <w:b/>
+          <w:bCs/>
+        </w:rPr>
+        <w:t>Task 7</w:t>
+      </w:r>
+    </w:p>
+    <w:p>
+      <w:pPr>
+        <w:rPr>
+          <w:b/>
+          <w:bCs/>
+        </w:rPr>
+      </w:pPr>
+      <w:r>
+        <w:rPr>
+          <w:b/>
+          <w:bCs/>
+        </w:rPr>
+        <w:t>1. Create the Flask Application</w:t>
+      </w:r>
+      <w:r>
+        <w:rPr>
+          <w:b/>
+          <w:bCs/>
+        </w:rPr>
+        <w:t xml:space="preserve"> (app.py)</w:t>
+      </w:r>
+    </w:p>
+    <w:p>
+      <w:r>
+        <w:drawing>
+          <wp:inline distT="0" distB="0" distL="0" distR="0" wp14:anchorId="24598974" wp14:editId="19FAFAD7">
+            <wp:extent cx="3619686" cy="1549480"/>
+            <wp:effectExtent l="0" t="0" r="0" b="0"/>
+            <wp:docPr id="1975986834" name="Picture 1"/>
+            <wp:cNvGraphicFramePr>
+              <a:graphicFrameLocks xmlns:a="http://schemas.openxmlformats.org/drawingml/2006/main" noChangeAspect="1"/>
+            </wp:cNvGraphicFramePr>
+            <a:graphic xmlns:a="http://schemas.openxmlformats.org/drawingml/2006/main">
+              <a:graphicData uri="http://schemas.openxmlformats.org/drawingml/2006/picture">
+                <pic:pic xmlns:pic="http://schemas.openxmlformats.org/drawingml/2006/picture">
+                  <pic:nvPicPr>
+                    <pic:cNvPr id="1975986834" name=""/>
+                    <pic:cNvPicPr/>
+                  </pic:nvPicPr>
+                  <pic:blipFill>
+                    <a:blip r:embed="rId69"/>
+                    <a:stretch>
+                      <a:fillRect/>
+                    </a:stretch>
+                  </pic:blipFill>
+                  <pic:spPr>
+                    <a:xfrm>
+                      <a:off x="0" y="0"/>
+                      <a:ext cx="3619686" cy="1549480"/>
+                    </a:xfrm>
+                    <a:prstGeom prst="rect">
+                      <a:avLst/>
+                    </a:prstGeom>
+                  </pic:spPr>
+                </pic:pic>
+              </a:graphicData>
+            </a:graphic>
+          </wp:inline>
+        </w:drawing>
+      </w:r>
+    </w:p>
+    <w:p>
+      <w:r>
+        <w:t>Next, create</w:t>
+      </w:r>
+      <w:r>
+        <w:t>d</w:t>
+      </w:r>
+      <w:r>
+        <w:t xml:space="preserve"> a </w:t>
+      </w:r>
+      <w:r>
+        <w:rPr>
+          <w:b/>
+          <w:bCs/>
+        </w:rPr>
+        <w:t>requirements.txt</w:t>
+      </w:r>
+      <w:r>
+        <w:t xml:space="preserve"> file in the same directory to list the dependencies:</w:t>
+      </w:r>
+    </w:p>
+    <w:p>
+      <w:r>
+        <w:t>Flask==3.0.3</w:t>
+      </w:r>
+    </w:p>
+    <w:p>
+      <w:r>
+        <w:drawing>
+          <wp:inline distT="0" distB="0" distL="0" distR="0" wp14:anchorId="5DBEAA49" wp14:editId="7697993E">
+            <wp:extent cx="1924149" cy="577880"/>
+            <wp:effectExtent l="0" t="0" r="0" b="0"/>
+            <wp:docPr id="1709481397" name="Picture 1"/>
+            <wp:cNvGraphicFramePr>
+              <a:graphicFrameLocks xmlns:a="http://schemas.openxmlformats.org/drawingml/2006/main" noChangeAspect="1"/>
+            </wp:cNvGraphicFramePr>
+            <a:graphic xmlns:a="http://schemas.openxmlformats.org/drawingml/2006/main">
+              <a:graphicData uri="http://schemas.openxmlformats.org/drawingml/2006/picture">
+                <pic:pic xmlns:pic="http://schemas.openxmlformats.org/drawingml/2006/picture">
+                  <pic:nvPicPr>
+                    <pic:cNvPr id="1709481397" name=""/>
+                    <pic:cNvPicPr/>
+                  </pic:nvPicPr>
+                  <pic:blipFill>
+                    <a:blip r:embed="rId70"/>
+                    <a:stretch>
+                      <a:fillRect/>
+                    </a:stretch>
+                  </pic:blipFill>
+                  <pic:spPr>
+                    <a:xfrm>
+                      <a:off x="0" y="0"/>
+                      <a:ext cx="1924149" cy="577880"/>
+                    </a:xfrm>
+                    <a:prstGeom prst="rect">
+                      <a:avLst/>
+                    </a:prstGeom>
+                  </pic:spPr>
+                </pic:pic>
+              </a:graphicData>
+            </a:graphic>
+          </wp:inline>
+        </w:drawing>
+      </w:r>
+    </w:p>
+    <w:p>
+      <w:pPr>
+        <w:rPr>
+          <w:b/>
+          <w:bCs/>
+        </w:rPr>
+      </w:pPr>
+      <w:r>
+        <w:rPr>
+          <w:b/>
+          <w:bCs/>
+        </w:rPr>
+        <w:lastRenderedPageBreak/>
+        <w:t>2. Create a Multi-Stage Dockerfile for Python</w:t>
+      </w:r>
+    </w:p>
+    <w:p>
+      <w:r>
+        <w:drawing>
+          <wp:inline distT="0" distB="0" distL="0" distR="0" wp14:anchorId="4E6B5F0A" wp14:editId="34902E9F">
+            <wp:extent cx="5505450" cy="3676650"/>
+            <wp:effectExtent l="0" t="0" r="0" b="0"/>
+            <wp:docPr id="1882168372" name="Picture 1"/>
+            <wp:cNvGraphicFramePr>
+              <a:graphicFrameLocks xmlns:a="http://schemas.openxmlformats.org/drawingml/2006/main" noChangeAspect="1"/>
+            </wp:cNvGraphicFramePr>
+            <a:graphic xmlns:a="http://schemas.openxmlformats.org/drawingml/2006/main">
+              <a:graphicData uri="http://schemas.openxmlformats.org/drawingml/2006/picture">
+                <pic:pic xmlns:pic="http://schemas.openxmlformats.org/drawingml/2006/picture">
+                  <pic:nvPicPr>
+                    <pic:cNvPr id="1882168372" name=""/>
+                    <pic:cNvPicPr/>
+                  </pic:nvPicPr>
+                  <pic:blipFill>
+                    <a:blip r:embed="rId71"/>
+                    <a:stretch>
+                      <a:fillRect/>
+                    </a:stretch>
+                  </pic:blipFill>
+                  <pic:spPr>
+                    <a:xfrm>
+                      <a:off x="0" y="0"/>
+                      <a:ext cx="5505735" cy="3676840"/>
+                    </a:xfrm>
+                    <a:prstGeom prst="rect">
+                      <a:avLst/>
+                    </a:prstGeom>
+                  </pic:spPr>
+                </pic:pic>
+              </a:graphicData>
+            </a:graphic>
+          </wp:inline>
+        </w:drawing>
+      </w:r>
+    </w:p>
+    <w:p>
+      <w:pPr>
+        <w:rPr>
+          <w:b/>
+          <w:bCs/>
+        </w:rPr>
+      </w:pPr>
+      <w:r>
+        <w:rPr>
+          <w:b/>
+          <w:bCs/>
+        </w:rPr>
+        <w:t>3. Build and Run the Docker Image</w:t>
+      </w:r>
+    </w:p>
+    <w:p>
+      <w:pPr>
+        <w:numPr>
+          <w:ilvl w:val="0"/>
+          <w:numId w:val="5"/>
+        </w:numPr>
+      </w:pPr>
+      <w:r>
+        <w:rPr>
+          <w:b/>
+          <w:bCs/>
+        </w:rPr>
+        <w:t>Build the Docker image:</w:t>
+      </w:r>
+    </w:p>
+    <w:p>
+      <w:r>
+        <w:t>docker build -t flask-multi-stage .</w:t>
+      </w:r>
+    </w:p>
+    <w:p>
+      <w:r>
+        <w:drawing>
+          <wp:inline distT="0" distB="0" distL="0" distR="0" wp14:anchorId="2047CF3F" wp14:editId="7DE66226">
+            <wp:extent cx="4369025" cy="381020"/>
+            <wp:effectExtent l="0" t="0" r="0" b="0"/>
+            <wp:docPr id="1907081984" name="Picture 1"/>
+            <wp:cNvGraphicFramePr>
+              <a:graphicFrameLocks xmlns:a="http://schemas.openxmlformats.org/drawingml/2006/main" noChangeAspect="1"/>
+            </wp:cNvGraphicFramePr>
+            <a:graphic xmlns:a="http://schemas.openxmlformats.org/drawingml/2006/main">
+              <a:graphicData uri="http://schemas.openxmlformats.org/drawingml/2006/picture">
+                <pic:pic xmlns:pic="http://schemas.openxmlformats.org/drawingml/2006/picture">
+                  <pic:nvPicPr>
+                    <pic:cNvPr id="1907081984" name=""/>
+                    <pic:cNvPicPr/>
+                  </pic:nvPicPr>
+                  <pic:blipFill>
+                    <a:blip r:embed="rId72"/>
+                    <a:stretch>
+                      <a:fillRect/>
+                    </a:stretch>
+                  </pic:blipFill>
+                  <pic:spPr>
+                    <a:xfrm>
+                      <a:off x="0" y="0"/>
+                      <a:ext cx="4369025" cy="381020"/>
+                    </a:xfrm>
+                    <a:prstGeom prst="rect">
+                      <a:avLst/>
+                    </a:prstGeom>
+                  </pic:spPr>
+                </pic:pic>
+              </a:graphicData>
+            </a:graphic>
+          </wp:inline>
+        </w:drawing>
+      </w:r>
+    </w:p>
+    <w:p>
+      <w:pPr>
+        <w:numPr>
+          <w:ilvl w:val="0"/>
+          <w:numId w:val="5"/>
+        </w:numPr>
+      </w:pPr>
+      <w:r>
+        <w:rPr>
+          <w:b/>
+          <w:bCs/>
+        </w:rPr>
+        <w:t>Run the container:</w:t>
+      </w:r>
+    </w:p>
+    <w:p>
+      <w:r>
+        <w:t>docker run -d -p 5000:5000 --name my-flask-app flask-multi-stage</w:t>
+      </w:r>
+    </w:p>
+    <w:p>
+      <w:r>
+        <w:drawing>
+          <wp:inline distT="0" distB="0" distL="0" distR="0" wp14:anchorId="4086D561" wp14:editId="6125AC18">
+            <wp:extent cx="5731510" cy="277495"/>
+            <wp:effectExtent l="0" t="0" r="2540" b="8255"/>
+            <wp:docPr id="102368405" name="Picture 1"/>
+            <wp:cNvGraphicFramePr>
+              <a:graphicFrameLocks xmlns:a="http://schemas.openxmlformats.org/drawingml/2006/main" noChangeAspect="1"/>
+            </wp:cNvGraphicFramePr>
+            <a:graphic xmlns:a="http://schemas.openxmlformats.org/drawingml/2006/main">
+              <a:graphicData uri="http://schemas.openxmlformats.org/drawingml/2006/picture">
+                <pic:pic xmlns:pic="http://schemas.openxmlformats.org/drawingml/2006/picture">
+                  <pic:nvPicPr>
+                    <pic:cNvPr id="102368405" name=""/>
+                    <pic:cNvPicPr/>
+                  </pic:nvPicPr>
+                  <pic:blipFill>
+                    <a:blip r:embed="rId73"/>
+                    <a:stretch>
+                      <a:fillRect/>
+                    </a:stretch>
+                  </pic:blipFill>
+                  <pic:spPr>
+                    <a:xfrm>
+                      <a:off x="0" y="0"/>
+                      <a:ext cx="5731510" cy="277495"/>
+                    </a:xfrm>
+                    <a:prstGeom prst="rect">
+                      <a:avLst/>
+                    </a:prstGeom>
+                  </pic:spPr>
+                </pic:pic>
+              </a:graphicData>
+            </a:graphic>
+          </wp:inline>
+        </w:drawing>
+      </w:r>
+    </w:p>
+    <w:p>
+      <w:pPr>
+        <w:rPr>
+          <w:b/>
+          <w:bCs/>
+        </w:rPr>
+      </w:pPr>
+      <w:r>
+        <w:rPr>
+          <w:b/>
+          <w:bCs/>
+        </w:rPr>
+        <w:t>4. Test the Application</w:t>
+      </w:r>
+    </w:p>
+    <w:p>
+      <w:pPr>
+        <w:numPr>
+          <w:ilvl w:val="0"/>
+          <w:numId w:val="6"/>
+        </w:numPr>
+      </w:pPr>
+      <w:r>
+        <w:t>Navigate</w:t>
+      </w:r>
+      <w:r>
+        <w:t>d</w:t>
+      </w:r>
+      <w:r>
+        <w:t xml:space="preserve"> to </w:t>
+      </w:r>
+      <w:r>
+        <w:rPr>
+          <w:b/>
+          <w:bCs/>
+        </w:rPr>
+        <w:t>http://localhost:5000</w:t>
+      </w:r>
+      <w:r>
+        <w:t>.</w:t>
+      </w:r>
+    </w:p>
+    <w:p>
+      <w:pPr>
+        <w:numPr>
+          <w:ilvl w:val="0"/>
+          <w:numId w:val="6"/>
+        </w:numPr>
+      </w:pPr>
+      <w:r>
+        <w:t xml:space="preserve">You should see the text </w:t>
+      </w:r>
+      <w:r>
+        <w:rPr>
+          <w:b/>
+          <w:bCs/>
+        </w:rPr>
+        <w:t xml:space="preserve">"Hello, </w:t>
+      </w:r>
+      <w:r>
+        <w:rPr>
+          <w:b/>
+          <w:bCs/>
+        </w:rPr>
+        <w:t>W</w:t>
+      </w:r>
+      <w:r>
+        <w:rPr>
+          <w:b/>
+          <w:bCs/>
+        </w:rPr>
+        <w:t>o</w:t>
+      </w:r>
+      <w:r>
+        <w:rPr>
+          <w:b/>
+          <w:bCs/>
+        </w:rPr>
+        <w:t>rld!</w:t>
+      </w:r>
+      <w:r>
+        <w:rPr>
+          <w:b/>
+          <w:bCs/>
+        </w:rPr>
+        <w:t>"</w:t>
+      </w:r>
+      <w:r>
+        <w:t xml:space="preserve"> displayed on the screen.</w:t>
+      </w:r>
+    </w:p>
+    <w:p>
+      <w:r>
+        <w:drawing>
+          <wp:inline distT="0" distB="0" distL="0" distR="0" wp14:anchorId="67857F20" wp14:editId="076AD19C">
+            <wp:extent cx="5245370" cy="914447"/>
+            <wp:effectExtent l="0" t="0" r="0" b="0"/>
+            <wp:docPr id="1134834541" name="Picture 1"/>
+            <wp:cNvGraphicFramePr>
+              <a:graphicFrameLocks xmlns:a="http://schemas.openxmlformats.org/drawingml/2006/main" noChangeAspect="1"/>
+            </wp:cNvGraphicFramePr>
+            <a:graphic xmlns:a="http://schemas.openxmlformats.org/drawingml/2006/main">
+              <a:graphicData uri="http://schemas.openxmlformats.org/drawingml/2006/picture">
+                <pic:pic xmlns:pic="http://schemas.openxmlformats.org/drawingml/2006/picture">
+                  <pic:nvPicPr>
+                    <pic:cNvPr id="1134834541" name=""/>
+                    <pic:cNvPicPr/>
+                  </pic:nvPicPr>
+                  <pic:blipFill>
+                    <a:blip r:embed="rId74"/>
+                    <a:stretch>
+                      <a:fillRect/>
+                    </a:stretch>
+                  </pic:blipFill>
+                  <pic:spPr>
+                    <a:xfrm>
+                      <a:off x="0" y="0"/>
+                      <a:ext cx="5245370" cy="914447"/>
+                    </a:xfrm>
+                    <a:prstGeom prst="rect">
+                      <a:avLst/>
+                    </a:prstGeom>
+                  </pic:spPr>
+                </pic:pic>
+              </a:graphicData>
+            </a:graphic>
+          </wp:inline>
+        </w:drawing>
+      </w:r>
+    </w:p>
     <w:p/>
     <w:sectPr>
       <w:pgSz w:w="11906" w:h="16838"/>
@@ -4388,235 +4908,9 @@
     </w:lvl>
   </w:abstractNum>
   <w:abstractNum w:abstractNumId="1" w15:restartNumberingAfterBreak="0">
-    <w:nsid w:val="446A5360"/>
+    <w:nsid w:val="411C232E"/>
     <w:multiLevelType w:val="multilevel"/>
-    <w:tmpl w:val="C84E0766"/>
-    <w:lvl w:ilvl="0">
-      <w:start w:val="1"/>
-      <w:numFmt w:val="decimal"/>
-      <w:lvlText w:val="%1."/>
-      <w:lvlJc w:val="left"/>
-      <w:pPr>
-        <w:tabs>
-          <w:tab w:val="num" w:pos="720"/>
-        </w:tabs>
-        <w:ind w:left="720" w:hanging="360"/>
-      </w:pPr>
-    </w:lvl>
-    <w:lvl w:ilvl="1" w:tentative="1">
-      <w:start w:val="1"/>
-      <w:numFmt w:val="decimal"/>
-      <w:lvlText w:val="%2."/>
-      <w:lvlJc w:val="left"/>
-      <w:pPr>
-        <w:tabs>
-          <w:tab w:val="num" w:pos="1440"/>
-        </w:tabs>
-        <w:ind w:left="1440" w:hanging="360"/>
-      </w:pPr>
-    </w:lvl>
-    <w:lvl w:ilvl="2" w:tentative="1">
-      <w:start w:val="1"/>
-      <w:numFmt w:val="decimal"/>
-      <w:lvlText w:val="%3."/>
-      <w:lvlJc w:val="left"/>
-      <w:pPr>
-        <w:tabs>
-          <w:tab w:val="num" w:pos="2160"/>
-        </w:tabs>
-        <w:ind w:left="2160" w:hanging="360"/>
-      </w:pPr>
-    </w:lvl>
-    <w:lvl w:ilvl="3" w:tentative="1">
-      <w:start w:val="1"/>
-      <w:numFmt w:val="decimal"/>
-      <w:lvlText w:val="%4."/>
-      <w:lvlJc w:val="left"/>
-      <w:pPr>
-        <w:tabs>
-          <w:tab w:val="num" w:pos="2880"/>
-        </w:tabs>
-        <w:ind w:left="2880" w:hanging="360"/>
-      </w:pPr>
-    </w:lvl>
-    <w:lvl w:ilvl="4" w:tentative="1">
-      <w:start w:val="1"/>
-      <w:numFmt w:val="decimal"/>
-      <w:lvlText w:val="%5."/>
-      <w:lvlJc w:val="left"/>
-      <w:pPr>
-        <w:tabs>
-          <w:tab w:val="num" w:pos="3600"/>
-        </w:tabs>
-        <w:ind w:left="3600" w:hanging="360"/>
-      </w:pPr>
-    </w:lvl>
-    <w:lvl w:ilvl="5" w:tentative="1">
-      <w:start w:val="1"/>
-      <w:numFmt w:val="decimal"/>
-      <w:lvlText w:val="%6."/>
-      <w:lvlJc w:val="left"/>
-      <w:pPr>
-        <w:tabs>
-          <w:tab w:val="num" w:pos="4320"/>
-        </w:tabs>
-        <w:ind w:left="4320" w:hanging="360"/>
-      </w:pPr>
-    </w:lvl>
-    <w:lvl w:ilvl="6" w:tentative="1">
-      <w:start w:val="1"/>
-      <w:numFmt w:val="decimal"/>
-      <w:lvlText w:val="%7."/>
-      <w:lvlJc w:val="left"/>
-      <w:pPr>
-        <w:tabs>
-          <w:tab w:val="num" w:pos="5040"/>
-        </w:tabs>
-        <w:ind w:left="5040" w:hanging="360"/>
-      </w:pPr>
-    </w:lvl>
-    <w:lvl w:ilvl="7" w:tentative="1">
-      <w:start w:val="1"/>
-      <w:numFmt w:val="decimal"/>
-      <w:lvlText w:val="%8."/>
-      <w:lvlJc w:val="left"/>
-      <w:pPr>
-        <w:tabs>
-          <w:tab w:val="num" w:pos="5760"/>
-        </w:tabs>
-        <w:ind w:left="5760" w:hanging="360"/>
-      </w:pPr>
-    </w:lvl>
-    <w:lvl w:ilvl="8" w:tentative="1">
-      <w:start w:val="1"/>
-      <w:numFmt w:val="decimal"/>
-      <w:lvlText w:val="%9."/>
-      <w:lvlJc w:val="left"/>
-      <w:pPr>
-        <w:tabs>
-          <w:tab w:val="num" w:pos="6480"/>
-        </w:tabs>
-        <w:ind w:left="6480" w:hanging="360"/>
-      </w:pPr>
-    </w:lvl>
-  </w:abstractNum>
-  <w:abstractNum w:abstractNumId="2" w15:restartNumberingAfterBreak="0">
-    <w:nsid w:val="49B02329"/>
-    <w:multiLevelType w:val="multilevel"/>
-    <w:tmpl w:val="091CC180"/>
-    <w:lvl w:ilvl="0">
-      <w:start w:val="1"/>
-      <w:numFmt w:val="decimal"/>
-      <w:lvlText w:val="%1."/>
-      <w:lvlJc w:val="left"/>
-      <w:pPr>
-        <w:tabs>
-          <w:tab w:val="num" w:pos="720"/>
-        </w:tabs>
-        <w:ind w:left="720" w:hanging="360"/>
-      </w:pPr>
-    </w:lvl>
-    <w:lvl w:ilvl="1" w:tentative="1">
-      <w:start w:val="1"/>
-      <w:numFmt w:val="decimal"/>
-      <w:lvlText w:val="%2."/>
-      <w:lvlJc w:val="left"/>
-      <w:pPr>
-        <w:tabs>
-          <w:tab w:val="num" w:pos="1440"/>
-        </w:tabs>
-        <w:ind w:left="1440" w:hanging="360"/>
-      </w:pPr>
-    </w:lvl>
-    <w:lvl w:ilvl="2" w:tentative="1">
-      <w:start w:val="1"/>
-      <w:numFmt w:val="decimal"/>
-      <w:lvlText w:val="%3."/>
-      <w:lvlJc w:val="left"/>
-      <w:pPr>
-        <w:tabs>
-          <w:tab w:val="num" w:pos="2160"/>
-        </w:tabs>
-        <w:ind w:left="2160" w:hanging="360"/>
-      </w:pPr>
-    </w:lvl>
-    <w:lvl w:ilvl="3" w:tentative="1">
-      <w:start w:val="1"/>
-      <w:numFmt w:val="decimal"/>
-      <w:lvlText w:val="%4."/>
-      <w:lvlJc w:val="left"/>
-      <w:pPr>
-        <w:tabs>
-          <w:tab w:val="num" w:pos="2880"/>
-        </w:tabs>
-        <w:ind w:left="2880" w:hanging="360"/>
-      </w:pPr>
-    </w:lvl>
-    <w:lvl w:ilvl="4" w:tentative="1">
-      <w:start w:val="1"/>
-      <w:numFmt w:val="decimal"/>
-      <w:lvlText w:val="%5."/>
-      <w:lvlJc w:val="left"/>
-      <w:pPr>
-        <w:tabs>
-          <w:tab w:val="num" w:pos="3600"/>
-        </w:tabs>
-        <w:ind w:left="3600" w:hanging="360"/>
-      </w:pPr>
-    </w:lvl>
-    <w:lvl w:ilvl="5" w:tentative="1">
-      <w:start w:val="1"/>
-      <w:numFmt w:val="decimal"/>
-      <w:lvlText w:val="%6."/>
-      <w:lvlJc w:val="left"/>
-      <w:pPr>
-        <w:tabs>
-          <w:tab w:val="num" w:pos="4320"/>
-        </w:tabs>
-        <w:ind w:left="4320" w:hanging="360"/>
-      </w:pPr>
-    </w:lvl>
-    <w:lvl w:ilvl="6" w:tentative="1">
-      <w:start w:val="1"/>
-      <w:numFmt w:val="decimal"/>
-      <w:lvlText w:val="%7."/>
-      <w:lvlJc w:val="left"/>
-      <w:pPr>
-        <w:tabs>
-          <w:tab w:val="num" w:pos="5040"/>
-        </w:tabs>
-        <w:ind w:left="5040" w:hanging="360"/>
-      </w:pPr>
-    </w:lvl>
-    <w:lvl w:ilvl="7" w:tentative="1">
-      <w:start w:val="1"/>
-      <w:numFmt w:val="decimal"/>
-      <w:lvlText w:val="%8."/>
-      <w:lvlJc w:val="left"/>
-      <w:pPr>
-        <w:tabs>
-          <w:tab w:val="num" w:pos="5760"/>
-        </w:tabs>
-        <w:ind w:left="5760" w:hanging="360"/>
-      </w:pPr>
-    </w:lvl>
-    <w:lvl w:ilvl="8" w:tentative="1">
-      <w:start w:val="1"/>
-      <w:numFmt w:val="decimal"/>
-      <w:lvlText w:val="%9."/>
-      <w:lvlJc w:val="left"/>
-      <w:pPr>
-        <w:tabs>
-          <w:tab w:val="num" w:pos="6480"/>
-        </w:tabs>
-        <w:ind w:left="6480" w:hanging="360"/>
-      </w:pPr>
-    </w:lvl>
-  </w:abstractNum>
-  <w:abstractNum w:abstractNumId="3" w15:restartNumberingAfterBreak="0">
-    <w:nsid w:val="67016000"/>
-    <w:multiLevelType w:val="multilevel"/>
-    <w:tmpl w:val="51FA6106"/>
+    <w:tmpl w:val="981856CA"/>
     <w:lvl w:ilvl="0">
       <w:start w:val="1"/>
       <w:numFmt w:val="bullet"/>
@@ -4762,17 +5056,511 @@
       </w:rPr>
     </w:lvl>
   </w:abstractNum>
+  <w:abstractNum w:abstractNumId="2" w15:restartNumberingAfterBreak="0">
+    <w:nsid w:val="446A5360"/>
+    <w:multiLevelType w:val="multilevel"/>
+    <w:tmpl w:val="C84E0766"/>
+    <w:lvl w:ilvl="0">
+      <w:start w:val="1"/>
+      <w:numFmt w:val="decimal"/>
+      <w:lvlText w:val="%1."/>
+      <w:lvlJc w:val="left"/>
+      <w:pPr>
+        <w:tabs>
+          <w:tab w:val="num" w:pos="720"/>
+        </w:tabs>
+        <w:ind w:left="720" w:hanging="360"/>
+      </w:pPr>
+    </w:lvl>
+    <w:lvl w:ilvl="1" w:tentative="1">
+      <w:start w:val="1"/>
+      <w:numFmt w:val="decimal"/>
+      <w:lvlText w:val="%2."/>
+      <w:lvlJc w:val="left"/>
+      <w:pPr>
+        <w:tabs>
+          <w:tab w:val="num" w:pos="1440"/>
+        </w:tabs>
+        <w:ind w:left="1440" w:hanging="360"/>
+      </w:pPr>
+    </w:lvl>
+    <w:lvl w:ilvl="2" w:tentative="1">
+      <w:start w:val="1"/>
+      <w:numFmt w:val="decimal"/>
+      <w:lvlText w:val="%3."/>
+      <w:lvlJc w:val="left"/>
+      <w:pPr>
+        <w:tabs>
+          <w:tab w:val="num" w:pos="2160"/>
+        </w:tabs>
+        <w:ind w:left="2160" w:hanging="360"/>
+      </w:pPr>
+    </w:lvl>
+    <w:lvl w:ilvl="3" w:tentative="1">
+      <w:start w:val="1"/>
+      <w:numFmt w:val="decimal"/>
+      <w:lvlText w:val="%4."/>
+      <w:lvlJc w:val="left"/>
+      <w:pPr>
+        <w:tabs>
+          <w:tab w:val="num" w:pos="2880"/>
+        </w:tabs>
+        <w:ind w:left="2880" w:hanging="360"/>
+      </w:pPr>
+    </w:lvl>
+    <w:lvl w:ilvl="4" w:tentative="1">
+      <w:start w:val="1"/>
+      <w:numFmt w:val="decimal"/>
+      <w:lvlText w:val="%5."/>
+      <w:lvlJc w:val="left"/>
+      <w:pPr>
+        <w:tabs>
+          <w:tab w:val="num" w:pos="3600"/>
+        </w:tabs>
+        <w:ind w:left="3600" w:hanging="360"/>
+      </w:pPr>
+    </w:lvl>
+    <w:lvl w:ilvl="5" w:tentative="1">
+      <w:start w:val="1"/>
+      <w:numFmt w:val="decimal"/>
+      <w:lvlText w:val="%6."/>
+      <w:lvlJc w:val="left"/>
+      <w:pPr>
+        <w:tabs>
+          <w:tab w:val="num" w:pos="4320"/>
+        </w:tabs>
+        <w:ind w:left="4320" w:hanging="360"/>
+      </w:pPr>
+    </w:lvl>
+    <w:lvl w:ilvl="6" w:tentative="1">
+      <w:start w:val="1"/>
+      <w:numFmt w:val="decimal"/>
+      <w:lvlText w:val="%7."/>
+      <w:lvlJc w:val="left"/>
+      <w:pPr>
+        <w:tabs>
+          <w:tab w:val="num" w:pos="5040"/>
+        </w:tabs>
+        <w:ind w:left="5040" w:hanging="360"/>
+      </w:pPr>
+    </w:lvl>
+    <w:lvl w:ilvl="7" w:tentative="1">
+      <w:start w:val="1"/>
+      <w:numFmt w:val="decimal"/>
+      <w:lvlText w:val="%8."/>
+      <w:lvlJc w:val="left"/>
+      <w:pPr>
+        <w:tabs>
+          <w:tab w:val="num" w:pos="5760"/>
+        </w:tabs>
+        <w:ind w:left="5760" w:hanging="360"/>
+      </w:pPr>
+    </w:lvl>
+    <w:lvl w:ilvl="8" w:tentative="1">
+      <w:start w:val="1"/>
+      <w:numFmt w:val="decimal"/>
+      <w:lvlText w:val="%9."/>
+      <w:lvlJc w:val="left"/>
+      <w:pPr>
+        <w:tabs>
+          <w:tab w:val="num" w:pos="6480"/>
+        </w:tabs>
+        <w:ind w:left="6480" w:hanging="360"/>
+      </w:pPr>
+    </w:lvl>
+  </w:abstractNum>
+  <w:abstractNum w:abstractNumId="3" w15:restartNumberingAfterBreak="0">
+    <w:nsid w:val="49B02329"/>
+    <w:multiLevelType w:val="multilevel"/>
+    <w:tmpl w:val="091CC180"/>
+    <w:lvl w:ilvl="0">
+      <w:start w:val="1"/>
+      <w:numFmt w:val="decimal"/>
+      <w:lvlText w:val="%1."/>
+      <w:lvlJc w:val="left"/>
+      <w:pPr>
+        <w:tabs>
+          <w:tab w:val="num" w:pos="720"/>
+        </w:tabs>
+        <w:ind w:left="720" w:hanging="360"/>
+      </w:pPr>
+    </w:lvl>
+    <w:lvl w:ilvl="1" w:tentative="1">
+      <w:start w:val="1"/>
+      <w:numFmt w:val="decimal"/>
+      <w:lvlText w:val="%2."/>
+      <w:lvlJc w:val="left"/>
+      <w:pPr>
+        <w:tabs>
+          <w:tab w:val="num" w:pos="1440"/>
+        </w:tabs>
+        <w:ind w:left="1440" w:hanging="360"/>
+      </w:pPr>
+    </w:lvl>
+    <w:lvl w:ilvl="2" w:tentative="1">
+      <w:start w:val="1"/>
+      <w:numFmt w:val="decimal"/>
+      <w:lvlText w:val="%3."/>
+      <w:lvlJc w:val="left"/>
+      <w:pPr>
+        <w:tabs>
+          <w:tab w:val="num" w:pos="2160"/>
+        </w:tabs>
+        <w:ind w:left="2160" w:hanging="360"/>
+      </w:pPr>
+    </w:lvl>
+    <w:lvl w:ilvl="3" w:tentative="1">
+      <w:start w:val="1"/>
+      <w:numFmt w:val="decimal"/>
+      <w:lvlText w:val="%4."/>
+      <w:lvlJc w:val="left"/>
+      <w:pPr>
+        <w:tabs>
+          <w:tab w:val="num" w:pos="2880"/>
+        </w:tabs>
+        <w:ind w:left="2880" w:hanging="360"/>
+      </w:pPr>
+    </w:lvl>
+    <w:lvl w:ilvl="4" w:tentative="1">
+      <w:start w:val="1"/>
+      <w:numFmt w:val="decimal"/>
+      <w:lvlText w:val="%5."/>
+      <w:lvlJc w:val="left"/>
+      <w:pPr>
+        <w:tabs>
+          <w:tab w:val="num" w:pos="3600"/>
+        </w:tabs>
+        <w:ind w:left="3600" w:hanging="360"/>
+      </w:pPr>
+    </w:lvl>
+    <w:lvl w:ilvl="5" w:tentative="1">
+      <w:start w:val="1"/>
+      <w:numFmt w:val="decimal"/>
+      <w:lvlText w:val="%6."/>
+      <w:lvlJc w:val="left"/>
+      <w:pPr>
+        <w:tabs>
+          <w:tab w:val="num" w:pos="4320"/>
+        </w:tabs>
+        <w:ind w:left="4320" w:hanging="360"/>
+      </w:pPr>
+    </w:lvl>
+    <w:lvl w:ilvl="6" w:tentative="1">
+      <w:start w:val="1"/>
+      <w:numFmt w:val="decimal"/>
+      <w:lvlText w:val="%7."/>
+      <w:lvlJc w:val="left"/>
+      <w:pPr>
+        <w:tabs>
+          <w:tab w:val="num" w:pos="5040"/>
+        </w:tabs>
+        <w:ind w:left="5040" w:hanging="360"/>
+      </w:pPr>
+    </w:lvl>
+    <w:lvl w:ilvl="7" w:tentative="1">
+      <w:start w:val="1"/>
+      <w:numFmt w:val="decimal"/>
+      <w:lvlText w:val="%8."/>
+      <w:lvlJc w:val="left"/>
+      <w:pPr>
+        <w:tabs>
+          <w:tab w:val="num" w:pos="5760"/>
+        </w:tabs>
+        <w:ind w:left="5760" w:hanging="360"/>
+      </w:pPr>
+    </w:lvl>
+    <w:lvl w:ilvl="8" w:tentative="1">
+      <w:start w:val="1"/>
+      <w:numFmt w:val="decimal"/>
+      <w:lvlText w:val="%9."/>
+      <w:lvlJc w:val="left"/>
+      <w:pPr>
+        <w:tabs>
+          <w:tab w:val="num" w:pos="6480"/>
+        </w:tabs>
+        <w:ind w:left="6480" w:hanging="360"/>
+      </w:pPr>
+    </w:lvl>
+  </w:abstractNum>
+  <w:abstractNum w:abstractNumId="4" w15:restartNumberingAfterBreak="0">
+    <w:nsid w:val="67016000"/>
+    <w:multiLevelType w:val="multilevel"/>
+    <w:tmpl w:val="51FA6106"/>
+    <w:lvl w:ilvl="0">
+      <w:start w:val="1"/>
+      <w:numFmt w:val="bullet"/>
+      <w:lvlText w:val=""/>
+      <w:lvlJc w:val="left"/>
+      <w:pPr>
+        <w:tabs>
+          <w:tab w:val="num" w:pos="720"/>
+        </w:tabs>
+        <w:ind w:left="720" w:hanging="360"/>
+      </w:pPr>
+      <w:rPr>
+        <w:rFonts w:ascii="Symbol" w:hAnsi="Symbol" w:hint="default"/>
+        <w:sz w:val="20"/>
+      </w:rPr>
+    </w:lvl>
+    <w:lvl w:ilvl="1" w:tentative="1">
+      <w:start w:val="1"/>
+      <w:numFmt w:val="bullet"/>
+      <w:lvlText w:val="o"/>
+      <w:lvlJc w:val="left"/>
+      <w:pPr>
+        <w:tabs>
+          <w:tab w:val="num" w:pos="1440"/>
+        </w:tabs>
+        <w:ind w:left="1440" w:hanging="360"/>
+      </w:pPr>
+      <w:rPr>
+        <w:rFonts w:ascii="Courier New" w:hAnsi="Courier New" w:hint="default"/>
+        <w:sz w:val="20"/>
+      </w:rPr>
+    </w:lvl>
+    <w:lvl w:ilvl="2" w:tentative="1">
+      <w:start w:val="1"/>
+      <w:numFmt w:val="bullet"/>
+      <w:lvlText w:val=""/>
+      <w:lvlJc w:val="left"/>
+      <w:pPr>
+        <w:tabs>
+          <w:tab w:val="num" w:pos="2160"/>
+        </w:tabs>
+        <w:ind w:left="2160" w:hanging="360"/>
+      </w:pPr>
+      <w:rPr>
+        <w:rFonts w:ascii="Wingdings" w:hAnsi="Wingdings" w:hint="default"/>
+        <w:sz w:val="20"/>
+      </w:rPr>
+    </w:lvl>
+    <w:lvl w:ilvl="3" w:tentative="1">
+      <w:start w:val="1"/>
+      <w:numFmt w:val="bullet"/>
+      <w:lvlText w:val=""/>
+      <w:lvlJc w:val="left"/>
+      <w:pPr>
+        <w:tabs>
+          <w:tab w:val="num" w:pos="2880"/>
+        </w:tabs>
+        <w:ind w:left="2880" w:hanging="360"/>
+      </w:pPr>
+      <w:rPr>
+        <w:rFonts w:ascii="Wingdings" w:hAnsi="Wingdings" w:hint="default"/>
+        <w:sz w:val="20"/>
+      </w:rPr>
+    </w:lvl>
+    <w:lvl w:ilvl="4" w:tentative="1">
+      <w:start w:val="1"/>
+      <w:numFmt w:val="bullet"/>
+      <w:lvlText w:val=""/>
+      <w:lvlJc w:val="left"/>
+      <w:pPr>
+        <w:tabs>
+          <w:tab w:val="num" w:pos="3600"/>
+        </w:tabs>
+        <w:ind w:left="3600" w:hanging="360"/>
+      </w:pPr>
+      <w:rPr>
+        <w:rFonts w:ascii="Wingdings" w:hAnsi="Wingdings" w:hint="default"/>
+        <w:sz w:val="20"/>
+      </w:rPr>
+    </w:lvl>
+    <w:lvl w:ilvl="5" w:tentative="1">
+      <w:start w:val="1"/>
+      <w:numFmt w:val="bullet"/>
+      <w:lvlText w:val=""/>
+      <w:lvlJc w:val="left"/>
+      <w:pPr>
+        <w:tabs>
+          <w:tab w:val="num" w:pos="4320"/>
+        </w:tabs>
+        <w:ind w:left="4320" w:hanging="360"/>
+      </w:pPr>
+      <w:rPr>
+        <w:rFonts w:ascii="Wingdings" w:hAnsi="Wingdings" w:hint="default"/>
+        <w:sz w:val="20"/>
+      </w:rPr>
+    </w:lvl>
+    <w:lvl w:ilvl="6" w:tentative="1">
+      <w:start w:val="1"/>
+      <w:numFmt w:val="bullet"/>
+      <w:lvlText w:val=""/>
+      <w:lvlJc w:val="left"/>
+      <w:pPr>
+        <w:tabs>
+          <w:tab w:val="num" w:pos="5040"/>
+        </w:tabs>
+        <w:ind w:left="5040" w:hanging="360"/>
+      </w:pPr>
+      <w:rPr>
+        <w:rFonts w:ascii="Wingdings" w:hAnsi="Wingdings" w:hint="default"/>
+        <w:sz w:val="20"/>
+      </w:rPr>
+    </w:lvl>
+    <w:lvl w:ilvl="7" w:tentative="1">
+      <w:start w:val="1"/>
+      <w:numFmt w:val="bullet"/>
+      <w:lvlText w:val=""/>
+      <w:lvlJc w:val="left"/>
+      <w:pPr>
+        <w:tabs>
+          <w:tab w:val="num" w:pos="5760"/>
+        </w:tabs>
+        <w:ind w:left="5760" w:hanging="360"/>
+      </w:pPr>
+      <w:rPr>
+        <w:rFonts w:ascii="Wingdings" w:hAnsi="Wingdings" w:hint="default"/>
+        <w:sz w:val="20"/>
+      </w:rPr>
+    </w:lvl>
+    <w:lvl w:ilvl="8" w:tentative="1">
+      <w:start w:val="1"/>
+      <w:numFmt w:val="bullet"/>
+      <w:lvlText w:val=""/>
+      <w:lvlJc w:val="left"/>
+      <w:pPr>
+        <w:tabs>
+          <w:tab w:val="num" w:pos="6480"/>
+        </w:tabs>
+        <w:ind w:left="6480" w:hanging="360"/>
+      </w:pPr>
+      <w:rPr>
+        <w:rFonts w:ascii="Wingdings" w:hAnsi="Wingdings" w:hint="default"/>
+        <w:sz w:val="20"/>
+      </w:rPr>
+    </w:lvl>
+  </w:abstractNum>
+  <w:abstractNum w:abstractNumId="5" w15:restartNumberingAfterBreak="0">
+    <w:nsid w:val="73391C43"/>
+    <w:multiLevelType w:val="multilevel"/>
+    <w:tmpl w:val="EBFA765C"/>
+    <w:lvl w:ilvl="0">
+      <w:start w:val="1"/>
+      <w:numFmt w:val="decimal"/>
+      <w:lvlText w:val="%1."/>
+      <w:lvlJc w:val="left"/>
+      <w:pPr>
+        <w:tabs>
+          <w:tab w:val="num" w:pos="720"/>
+        </w:tabs>
+        <w:ind w:left="720" w:hanging="360"/>
+      </w:pPr>
+    </w:lvl>
+    <w:lvl w:ilvl="1" w:tentative="1">
+      <w:start w:val="1"/>
+      <w:numFmt w:val="decimal"/>
+      <w:lvlText w:val="%2."/>
+      <w:lvlJc w:val="left"/>
+      <w:pPr>
+        <w:tabs>
+          <w:tab w:val="num" w:pos="1440"/>
+        </w:tabs>
+        <w:ind w:left="1440" w:hanging="360"/>
+      </w:pPr>
+    </w:lvl>
+    <w:lvl w:ilvl="2" w:tentative="1">
+      <w:start w:val="1"/>
+      <w:numFmt w:val="decimal"/>
+      <w:lvlText w:val="%3."/>
+      <w:lvlJc w:val="left"/>
+      <w:pPr>
+        <w:tabs>
+          <w:tab w:val="num" w:pos="2160"/>
+        </w:tabs>
+        <w:ind w:left="2160" w:hanging="360"/>
+      </w:pPr>
+    </w:lvl>
+    <w:lvl w:ilvl="3" w:tentative="1">
+      <w:start w:val="1"/>
+      <w:numFmt w:val="decimal"/>
+      <w:lvlText w:val="%4."/>
+      <w:lvlJc w:val="left"/>
+      <w:pPr>
+        <w:tabs>
+          <w:tab w:val="num" w:pos="2880"/>
+        </w:tabs>
+        <w:ind w:left="2880" w:hanging="360"/>
+      </w:pPr>
+    </w:lvl>
+    <w:lvl w:ilvl="4" w:tentative="1">
+      <w:start w:val="1"/>
+      <w:numFmt w:val="decimal"/>
+      <w:lvlText w:val="%5."/>
+      <w:lvlJc w:val="left"/>
+      <w:pPr>
+        <w:tabs>
+          <w:tab w:val="num" w:pos="3600"/>
+        </w:tabs>
+        <w:ind w:left="3600" w:hanging="360"/>
+      </w:pPr>
+    </w:lvl>
+    <w:lvl w:ilvl="5" w:tentative="1">
+      <w:start w:val="1"/>
+      <w:numFmt w:val="decimal"/>
+      <w:lvlText w:val="%6."/>
+      <w:lvlJc w:val="left"/>
+      <w:pPr>
+        <w:tabs>
+          <w:tab w:val="num" w:pos="4320"/>
+        </w:tabs>
+        <w:ind w:left="4320" w:hanging="360"/>
+      </w:pPr>
+    </w:lvl>
+    <w:lvl w:ilvl="6" w:tentative="1">
+      <w:start w:val="1"/>
+      <w:numFmt w:val="decimal"/>
+      <w:lvlText w:val="%7."/>
+      <w:lvlJc w:val="left"/>
+      <w:pPr>
+        <w:tabs>
+          <w:tab w:val="num" w:pos="5040"/>
+        </w:tabs>
+        <w:ind w:left="5040" w:hanging="360"/>
+      </w:pPr>
+    </w:lvl>
+    <w:lvl w:ilvl="7" w:tentative="1">
+      <w:start w:val="1"/>
+      <w:numFmt w:val="decimal"/>
+      <w:lvlText w:val="%8."/>
+      <w:lvlJc w:val="left"/>
+      <w:pPr>
+        <w:tabs>
+          <w:tab w:val="num" w:pos="5760"/>
+        </w:tabs>
+        <w:ind w:left="5760" w:hanging="360"/>
+      </w:pPr>
+    </w:lvl>
+    <w:lvl w:ilvl="8" w:tentative="1">
+      <w:start w:val="1"/>
+      <w:numFmt w:val="decimal"/>
+      <w:lvlText w:val="%9."/>
+      <w:lvlJc w:val="left"/>
+      <w:pPr>
+        <w:tabs>
+          <w:tab w:val="num" w:pos="6480"/>
+        </w:tabs>
+        <w:ind w:left="6480" w:hanging="360"/>
+      </w:pPr>
+    </w:lvl>
+  </w:abstractNum>
   <w:num w:numId="1" w16cid:durableId="282469142">
-    <w:abstractNumId w:val="1"/>
+    <w:abstractNumId w:val="2"/>
   </w:num>
   <w:num w:numId="2" w16cid:durableId="1634480584">
     <w:abstractNumId w:val="0"/>
   </w:num>
   <w:num w:numId="3" w16cid:durableId="1590894792">
+    <w:abstractNumId w:val="4"/>
+  </w:num>
+  <w:num w:numId="4" w16cid:durableId="1756510608">
     <w:abstractNumId w:val="3"/>
   </w:num>
-  <w:num w:numId="4" w16cid:durableId="1756510608">
-    <w:abstractNumId w:val="2"/>
+  <w:num w:numId="5" w16cid:durableId="126315426">
+    <w:abstractNumId w:val="1"/>
+  </w:num>
+  <w:num w:numId="6" w16cid:durableId="430442289">
+    <w:abstractNumId w:val="5"/>
   </w:num>
 </w:numbering>
 </file>

--- a/Cloud&Containers.docx
+++ b/Cloud&Containers.docx
@@ -211,7 +211,39 @@
           <w:b/>
           <w:bCs/>
         </w:rPr>
-        <w:t xml:space="preserve"> the Dockerfile (Dockerfile)</w:t>
+        <w:t xml:space="preserve"> the </w:t>
+      </w:r>
+      <w:proofErr w:type="spellStart"/>
+      <w:r>
+        <w:rPr>
+          <w:b/>
+          <w:bCs/>
+        </w:rPr>
+        <w:t>Dockerfile</w:t>
+      </w:r>
+      <w:proofErr w:type="spellEnd"/>
+      <w:r>
+        <w:rPr>
+          <w:b/>
+          <w:bCs/>
+        </w:rPr>
+        <w:t xml:space="preserve"> (</w:t>
+      </w:r>
+      <w:proofErr w:type="spellStart"/>
+      <w:r>
+        <w:rPr>
+          <w:b/>
+          <w:bCs/>
+        </w:rPr>
+        <w:t>Dockerfile</w:t>
+      </w:r>
+      <w:proofErr w:type="spellEnd"/>
+      <w:r>
+        <w:rPr>
+          <w:b/>
+          <w:bCs/>
+        </w:rPr>
+        <w:t>)</w:t>
       </w:r>
       <w:r>
         <w:br/>
@@ -481,7 +513,15 @@
         </w:numPr>
       </w:pPr>
       <w:r>
-        <w:t>Verify that the webpage displays the text: "Welcome to your Dockerised Flask Application!"</w:t>
+        <w:t xml:space="preserve">Verify that the webpage displays the text: "Welcome to your </w:t>
+      </w:r>
+      <w:proofErr w:type="spellStart"/>
+      <w:r>
+        <w:t>Dockerised</w:t>
+      </w:r>
+      <w:proofErr w:type="spellEnd"/>
+      <w:r>
+        <w:t xml:space="preserve"> Flask Application!"</w:t>
       </w:r>
     </w:p>
     <w:p>
@@ -689,9 +729,11 @@
       <w:r>
         <w:t xml:space="preserve"> &amp; </w:t>
       </w:r>
+      <w:proofErr w:type="spellStart"/>
       <w:r>
         <w:t>redis</w:t>
       </w:r>
+      <w:proofErr w:type="spellEnd"/>
     </w:p>
     <w:p>
       <w:r>
@@ -747,7 +789,23 @@
           <w:b/>
           <w:bCs/>
         </w:rPr>
-        <w:t>3. Dockerfile (Containerizing the Flask App)</w:t>
+        <w:t xml:space="preserve">3. </w:t>
+      </w:r>
+      <w:proofErr w:type="spellStart"/>
+      <w:r>
+        <w:rPr>
+          <w:b/>
+          <w:bCs/>
+        </w:rPr>
+        <w:t>Dockerfile</w:t>
+      </w:r>
+      <w:proofErr w:type="spellEnd"/>
+      <w:r>
+        <w:rPr>
+          <w:b/>
+          <w:bCs/>
+        </w:rPr>
+        <w:t xml:space="preserve"> (Containerizing the Flask App)</w:t>
       </w:r>
     </w:p>
     <w:p>
@@ -807,7 +865,15 @@
           <w:bCs/>
         </w:rPr>
         <w:lastRenderedPageBreak/>
-        <w:t>4. compose.y</w:t>
+        <w:t xml:space="preserve">4. </w:t>
+      </w:r>
+      <w:proofErr w:type="spellStart"/>
+      <w:r>
+        <w:rPr>
+          <w:b/>
+          <w:bCs/>
+        </w:rPr>
+        <w:t>compose.y</w:t>
       </w:r>
       <w:r>
         <w:rPr>
@@ -821,7 +887,15 @@
           <w:b/>
           <w:bCs/>
         </w:rPr>
-        <w:t>ml (Defining the Services)</w:t>
+        <w:t>ml</w:t>
+      </w:r>
+      <w:proofErr w:type="spellEnd"/>
+      <w:r>
+        <w:rPr>
+          <w:b/>
+          <w:bCs/>
+        </w:rPr>
+        <w:t xml:space="preserve"> (Defining the Services)</w:t>
       </w:r>
     </w:p>
     <w:p>
@@ -1574,8 +1648,13 @@
     </w:p>
     <w:p>
       <w:r>
-        <w:t>docker volume create mysql_data</w:t>
-      </w:r>
+        <w:t xml:space="preserve">docker volume create </w:t>
+      </w:r>
+      <w:proofErr w:type="spellStart"/>
+      <w:r>
+        <w:t>mysql_data</w:t>
+      </w:r>
+      <w:proofErr w:type="spellEnd"/>
     </w:p>
     <w:p>
       <w:r>
@@ -1640,8 +1719,45 @@
     </w:p>
     <w:p>
       <w:r>
-        <w:t>docker run -d --name mysql-container -e MYSQL_ROOT_PASSWORD=my-secret-pw -e MYSQL_DATABASE=test_db -v mysql_data:/var/lib/mysql mysql:latest</w:t>
-      </w:r>
+        <w:t xml:space="preserve">docker run -d --name </w:t>
+      </w:r>
+      <w:proofErr w:type="spellStart"/>
+      <w:r>
+        <w:t>mysql</w:t>
+      </w:r>
+      <w:proofErr w:type="spellEnd"/>
+      <w:r>
+        <w:t>-container -e MYSQL_ROOT_PASSWORD=my-secret-pw -e MYSQL_DATABASE=</w:t>
+      </w:r>
+      <w:proofErr w:type="spellStart"/>
+      <w:r>
+        <w:t>test_db</w:t>
+      </w:r>
+      <w:proofErr w:type="spellEnd"/>
+      <w:r>
+        <w:t xml:space="preserve"> -v </w:t>
+      </w:r>
+      <w:proofErr w:type="spellStart"/>
+      <w:r>
+        <w:t>mysql_data</w:t>
+      </w:r>
+      <w:proofErr w:type="spellEnd"/>
+      <w:r>
+        <w:t>:/var/lib/</w:t>
+      </w:r>
+      <w:proofErr w:type="spellStart"/>
+      <w:r>
+        <w:t>mysql</w:t>
+      </w:r>
+      <w:proofErr w:type="spellEnd"/>
+      <w:r>
+        <w:t xml:space="preserve"> </w:t>
+      </w:r>
+      <w:proofErr w:type="spellStart"/>
+      <w:r>
+        <w:t>mysql:latest</w:t>
+      </w:r>
+      <w:proofErr w:type="spellEnd"/>
     </w:p>
     <w:p>
       <w:r>
@@ -1728,7 +1844,23 @@
     </w:p>
     <w:p>
       <w:r>
-        <w:t>docker exec -it mysql-container mysql -u root -p</w:t>
+        <w:t xml:space="preserve">docker exec -it </w:t>
+      </w:r>
+      <w:proofErr w:type="spellStart"/>
+      <w:r>
+        <w:t>mysql</w:t>
+      </w:r>
+      <w:proofErr w:type="spellEnd"/>
+      <w:r>
+        <w:t xml:space="preserve">-container </w:t>
+      </w:r>
+      <w:proofErr w:type="spellStart"/>
+      <w:r>
+        <w:t>mysql</w:t>
+      </w:r>
+      <w:proofErr w:type="spellEnd"/>
+      <w:r>
+        <w:t xml:space="preserve"> -u root -p</w:t>
       </w:r>
     </w:p>
     <w:p>
@@ -1794,7 +1926,15 @@
     </w:p>
     <w:p>
       <w:r>
-        <w:t>USE test_db;</w:t>
+        <w:t xml:space="preserve">USE </w:t>
+      </w:r>
+      <w:proofErr w:type="spellStart"/>
+      <w:r>
+        <w:t>test_db</w:t>
+      </w:r>
+      <w:proofErr w:type="spellEnd"/>
+      <w:r>
+        <w:t>;</w:t>
       </w:r>
     </w:p>
     <w:p>
@@ -1841,7 +1981,15 @@
     </w:p>
     <w:p>
       <w:r>
-        <w:t>CREATE TABLE dummy_table (</w:t>
+        <w:t xml:space="preserve">CREATE TABLE </w:t>
+      </w:r>
+      <w:proofErr w:type="spellStart"/>
+      <w:r>
+        <w:t>dummy_table</w:t>
+      </w:r>
+      <w:proofErr w:type="spellEnd"/>
+      <w:r>
+        <w:t xml:space="preserve"> (</w:t>
       </w:r>
     </w:p>
     <w:p>
@@ -1903,7 +2051,15 @@
     </w:p>
     <w:p>
       <w:r>
-        <w:t>INSERT INTO dummy_table (name) VALUES ('Docker Persistence Test');</w:t>
+        <w:t xml:space="preserve">INSERT INTO </w:t>
+      </w:r>
+      <w:proofErr w:type="spellStart"/>
+      <w:r>
+        <w:t>dummy_table</w:t>
+      </w:r>
+      <w:proofErr w:type="spellEnd"/>
+      <w:r>
+        <w:t xml:space="preserve"> (name) VALUES ('Docker Persistence Test');</w:t>
       </w:r>
     </w:p>
     <w:p>
@@ -1950,7 +2106,15 @@
     </w:p>
     <w:p>
       <w:r>
-        <w:t>SELECT * FROM dummy_table;</w:t>
+        <w:t xml:space="preserve">SELECT * FROM </w:t>
+      </w:r>
+      <w:proofErr w:type="spellStart"/>
+      <w:r>
+        <w:t>dummy_table</w:t>
+      </w:r>
+      <w:proofErr w:type="spellEnd"/>
+      <w:r>
+        <w:t>;</w:t>
       </w:r>
     </w:p>
     <w:p>
@@ -2033,7 +2197,15 @@
     </w:p>
     <w:p>
       <w:r>
-        <w:t>docker stop mysql-container</w:t>
+        <w:t xml:space="preserve">docker stop </w:t>
+      </w:r>
+      <w:proofErr w:type="spellStart"/>
+      <w:r>
+        <w:t>mysql</w:t>
+      </w:r>
+      <w:proofErr w:type="spellEnd"/>
+      <w:r>
+        <w:t>-container</w:t>
       </w:r>
     </w:p>
     <w:p>
@@ -2080,7 +2252,15 @@
     </w:p>
     <w:p>
       <w:r>
-        <w:t>docker rm mysql-container</w:t>
+        <w:t xml:space="preserve">docker rm </w:t>
+      </w:r>
+      <w:proofErr w:type="spellStart"/>
+      <w:r>
+        <w:t>mysql</w:t>
+      </w:r>
+      <w:proofErr w:type="spellEnd"/>
+      <w:r>
+        <w:t>-container</w:t>
       </w:r>
     </w:p>
     <w:p>
@@ -2152,13 +2332,58 @@
         <w:t>completely new container</w:t>
       </w:r>
       <w:r>
-        <w:t xml:space="preserve"> named mysql-container-new while mounting the identical mysql_data volume: </w:t>
-      </w:r>
-    </w:p>
-    <w:p>
-      <w:r>
-        <w:t>docker run -d --name mysql-container-new -e MYSQL_ROOT_PASSWORD=my-secret-pw -v mysql_data:/var/lib/mysql mysql:latest</w:t>
-      </w:r>
+        <w:t xml:space="preserve"> named </w:t>
+      </w:r>
+      <w:proofErr w:type="spellStart"/>
+      <w:r>
+        <w:t>mysql</w:t>
+      </w:r>
+      <w:proofErr w:type="spellEnd"/>
+      <w:r>
+        <w:t xml:space="preserve">-container-new while mounting the identical </w:t>
+      </w:r>
+      <w:proofErr w:type="spellStart"/>
+      <w:r>
+        <w:t>mysql_data</w:t>
+      </w:r>
+      <w:proofErr w:type="spellEnd"/>
+      <w:r>
+        <w:t xml:space="preserve"> volume: </w:t>
+      </w:r>
+    </w:p>
+    <w:p>
+      <w:r>
+        <w:t xml:space="preserve">docker run -d --name </w:t>
+      </w:r>
+      <w:proofErr w:type="spellStart"/>
+      <w:r>
+        <w:t>mysql</w:t>
+      </w:r>
+      <w:proofErr w:type="spellEnd"/>
+      <w:r>
+        <w:t xml:space="preserve">-container-new -e MYSQL_ROOT_PASSWORD=my-secret-pw -v </w:t>
+      </w:r>
+      <w:proofErr w:type="spellStart"/>
+      <w:r>
+        <w:t>mysql_data</w:t>
+      </w:r>
+      <w:proofErr w:type="spellEnd"/>
+      <w:r>
+        <w:t>:/var/lib/</w:t>
+      </w:r>
+      <w:proofErr w:type="spellStart"/>
+      <w:r>
+        <w:t>mysql</w:t>
+      </w:r>
+      <w:proofErr w:type="spellEnd"/>
+      <w:r>
+        <w:t xml:space="preserve"> </w:t>
+      </w:r>
+      <w:proofErr w:type="spellStart"/>
+      <w:r>
+        <w:t>mysql:latest</w:t>
+      </w:r>
+      <w:proofErr w:type="spellEnd"/>
     </w:p>
     <w:p>
       <w:r>
@@ -2230,7 +2455,23 @@
     </w:p>
     <w:p>
       <w:r>
-        <w:t>docker exec -it mysql-container-new mysql -u root -p</w:t>
+        <w:t xml:space="preserve">docker exec -it </w:t>
+      </w:r>
+      <w:proofErr w:type="spellStart"/>
+      <w:r>
+        <w:t>mysql</w:t>
+      </w:r>
+      <w:proofErr w:type="spellEnd"/>
+      <w:r>
+        <w:t xml:space="preserve">-container-new </w:t>
+      </w:r>
+      <w:proofErr w:type="spellStart"/>
+      <w:r>
+        <w:t>mysql</w:t>
+      </w:r>
+      <w:proofErr w:type="spellEnd"/>
+      <w:r>
+        <w:t xml:space="preserve"> -u root -p</w:t>
       </w:r>
     </w:p>
     <w:p>
@@ -2277,7 +2518,15 @@
     </w:p>
     <w:p>
       <w:r>
-        <w:t>USE test_db;</w:t>
+        <w:t xml:space="preserve">USE </w:t>
+      </w:r>
+      <w:proofErr w:type="spellStart"/>
+      <w:r>
+        <w:t>test_db</w:t>
+      </w:r>
+      <w:proofErr w:type="spellEnd"/>
+      <w:r>
+        <w:t>;</w:t>
       </w:r>
     </w:p>
     <w:p>
@@ -2325,7 +2574,15 @@
     <w:p>
       <w:r>
         <w:lastRenderedPageBreak/>
-        <w:t>SELECT * FROM dummy_table;</w:t>
+        <w:t xml:space="preserve">SELECT * FROM </w:t>
+      </w:r>
+      <w:proofErr w:type="spellStart"/>
+      <w:r>
+        <w:t>dummy_table</w:t>
+      </w:r>
+      <w:proofErr w:type="spellEnd"/>
+      <w:r>
+        <w:t>;</w:t>
       </w:r>
     </w:p>
     <w:p>
@@ -2464,6 +2721,7 @@
       <w:r>
         <w:t xml:space="preserve"> a user-defined bridge network named </w:t>
       </w:r>
+      <w:proofErr w:type="spellStart"/>
       <w:r>
         <w:rPr>
           <w:b/>
@@ -2471,14 +2729,20 @@
         </w:rPr>
         <w:t>my_custom_network</w:t>
       </w:r>
+      <w:proofErr w:type="spellEnd"/>
       <w:r>
         <w:t xml:space="preserve">: </w:t>
       </w:r>
     </w:p>
     <w:p>
       <w:r>
-        <w:t>docker network create --driver bridge my_custom_network</w:t>
-      </w:r>
+        <w:t xml:space="preserve">docker network create --driver bridge </w:t>
+      </w:r>
+      <w:proofErr w:type="spellStart"/>
+      <w:r>
+        <w:t>my_custom_network</w:t>
+      </w:r>
+      <w:proofErr w:type="spellEnd"/>
     </w:p>
     <w:p>
       <w:r>
@@ -2562,7 +2826,15 @@
         <w:t>d</w:t>
       </w:r>
       <w:r>
-        <w:t xml:space="preserve"> Flask app initialization to establish a connection to Redis using the host parameter set as the container name (redis): </w:t>
+        <w:t xml:space="preserve"> Flask app initialization to establish a connection to Redis using the host parameter set as the container name (</w:t>
+      </w:r>
+      <w:proofErr w:type="spellStart"/>
+      <w:r>
+        <w:t>redis</w:t>
+      </w:r>
+      <w:proofErr w:type="spellEnd"/>
+      <w:r>
+        <w:t xml:space="preserve">): </w:t>
       </w:r>
     </w:p>
     <w:p>
@@ -2619,7 +2891,23 @@
           <w:b/>
           <w:bCs/>
         </w:rPr>
-        <w:t>2. The Dockerfile for Flask</w:t>
+        <w:t xml:space="preserve">2. The </w:t>
+      </w:r>
+      <w:proofErr w:type="spellStart"/>
+      <w:r>
+        <w:rPr>
+          <w:b/>
+          <w:bCs/>
+        </w:rPr>
+        <w:t>Dockerfile</w:t>
+      </w:r>
+      <w:proofErr w:type="spellEnd"/>
+      <w:r>
+        <w:rPr>
+          <w:b/>
+          <w:bCs/>
+        </w:rPr>
+        <w:t xml:space="preserve"> for Flask</w:t>
       </w:r>
     </w:p>
     <w:p>
@@ -2759,13 +3047,42 @@
         <w:t>Redis</w:t>
       </w:r>
       <w:r>
-        <w:t xml:space="preserve"> container attached to the custom network using --name redis:</w:t>
-      </w:r>
-    </w:p>
-    <w:p>
-      <w:r>
-        <w:t>docker run -d --name redis --network my_custom_network redis:alpine</w:t>
-      </w:r>
+        <w:t xml:space="preserve"> container attached to the custom network using --name </w:t>
+      </w:r>
+      <w:proofErr w:type="spellStart"/>
+      <w:r>
+        <w:t>redis</w:t>
+      </w:r>
+      <w:proofErr w:type="spellEnd"/>
+      <w:r>
+        <w:t>:</w:t>
+      </w:r>
+    </w:p>
+    <w:p>
+      <w:r>
+        <w:t xml:space="preserve">docker run -d --name </w:t>
+      </w:r>
+      <w:proofErr w:type="spellStart"/>
+      <w:r>
+        <w:t>redis</w:t>
+      </w:r>
+      <w:proofErr w:type="spellEnd"/>
+      <w:r>
+        <w:t xml:space="preserve"> --network </w:t>
+      </w:r>
+      <w:proofErr w:type="spellStart"/>
+      <w:r>
+        <w:t>my_custom_network</w:t>
+      </w:r>
+      <w:proofErr w:type="spellEnd"/>
+      <w:r>
+        <w:t xml:space="preserve"> </w:t>
+      </w:r>
+      <w:proofErr w:type="spellStart"/>
+      <w:r>
+        <w:t>redis:alpine</w:t>
+      </w:r>
+      <w:proofErr w:type="spellEnd"/>
     </w:p>
     <w:p>
       <w:r>
@@ -2832,7 +3149,23 @@
     </w:p>
     <w:p>
       <w:r>
-        <w:t>docker run -d --name flask_app --network my_custom_network -p 5000:5000 my-flask-app</w:t>
+        <w:t xml:space="preserve">docker run -d --name </w:t>
+      </w:r>
+      <w:proofErr w:type="spellStart"/>
+      <w:r>
+        <w:t>flask_app</w:t>
+      </w:r>
+      <w:proofErr w:type="spellEnd"/>
+      <w:r>
+        <w:t xml:space="preserve"> --network </w:t>
+      </w:r>
+      <w:proofErr w:type="spellStart"/>
+      <w:r>
+        <w:t>my_custom_network</w:t>
+      </w:r>
+      <w:proofErr w:type="spellEnd"/>
+      <w:r>
+        <w:t xml:space="preserve"> -p 5000:5000 my-flask-app</w:t>
       </w:r>
     </w:p>
     <w:p>
@@ -3610,7 +3943,23 @@
     </w:p>
     <w:p>
       <w:r>
-        <w:t>docker inspect -f '{{range .NetworkSettings.Networks}}{{.IPAddress}}{{end}}' container-2</w:t>
+        <w:t>docker inspect -f '{{range .</w:t>
+      </w:r>
+      <w:proofErr w:type="spellStart"/>
+      <w:r>
+        <w:t>NetworkSettings.Networks</w:t>
+      </w:r>
+      <w:proofErr w:type="spellEnd"/>
+      <w:r>
+        <w:t>}}{{.</w:t>
+      </w:r>
+      <w:proofErr w:type="spellStart"/>
+      <w:r>
+        <w:t>IPAddress</w:t>
+      </w:r>
+      <w:proofErr w:type="spellEnd"/>
+      <w:r>
+        <w:t>}}{{end}}' container-2</w:t>
       </w:r>
     </w:p>
     <w:p>
@@ -3954,8 +4303,17 @@
           <w:bCs/>
         </w:rPr>
         <w:lastRenderedPageBreak/>
-        <w:t>2. Create a Multi-Stage Dockerfile</w:t>
-      </w:r>
+        <w:t xml:space="preserve">2. Create a Multi-Stage </w:t>
+      </w:r>
+      <w:proofErr w:type="spellStart"/>
+      <w:r>
+        <w:rPr>
+          <w:b/>
+          <w:bCs/>
+        </w:rPr>
+        <w:t>Dockerfile</w:t>
+      </w:r>
+      <w:proofErr w:type="spellEnd"/>
     </w:p>
     <w:p>
       <w:r>
@@ -4361,6 +4719,9 @@
     </w:p>
     <w:p>
       <w:r>
+        <w:rPr>
+          <w:noProof/>
+        </w:rPr>
         <w:drawing>
           <wp:inline distT="0" distB="0" distL="0" distR="0" wp14:anchorId="24598974" wp14:editId="19FAFAD7">
             <wp:extent cx="3619686" cy="1549480"/>
@@ -4426,6 +4787,9 @@
     </w:p>
     <w:p>
       <w:r>
+        <w:rPr>
+          <w:noProof/>
+        </w:rPr>
         <w:drawing>
           <wp:inline distT="0" distB="0" distL="0" distR="0" wp14:anchorId="5DBEAA49" wp14:editId="7697993E">
             <wp:extent cx="1924149" cy="577880"/>
@@ -4476,11 +4840,30 @@
           <w:bCs/>
         </w:rPr>
         <w:lastRenderedPageBreak/>
-        <w:t>2. Create a Multi-Stage Dockerfile for Python</w:t>
-      </w:r>
-    </w:p>
-    <w:p>
-      <w:r>
+        <w:t xml:space="preserve">2. Create a Multi-Stage </w:t>
+      </w:r>
+      <w:proofErr w:type="spellStart"/>
+      <w:r>
+        <w:rPr>
+          <w:b/>
+          <w:bCs/>
+        </w:rPr>
+        <w:t>Dockerfile</w:t>
+      </w:r>
+      <w:proofErr w:type="spellEnd"/>
+      <w:r>
+        <w:rPr>
+          <w:b/>
+          <w:bCs/>
+        </w:rPr>
+        <w:t xml:space="preserve"> for Python</w:t>
+      </w:r>
+    </w:p>
+    <w:p>
+      <w:r>
+        <w:rPr>
+          <w:noProof/>
+        </w:rPr>
         <w:drawing>
           <wp:inline distT="0" distB="0" distL="0" distR="0" wp14:anchorId="4E6B5F0A" wp14:editId="34902E9F">
             <wp:extent cx="5505450" cy="3676650"/>
@@ -4555,6 +4938,9 @@
     </w:p>
     <w:p>
       <w:r>
+        <w:rPr>
+          <w:noProof/>
+        </w:rPr>
         <w:drawing>
           <wp:inline distT="0" distB="0" distL="0" distR="0" wp14:anchorId="2047CF3F" wp14:editId="7DE66226">
             <wp:extent cx="4369025" cy="381020"/>
@@ -4614,6 +5000,9 @@
     </w:p>
     <w:p>
       <w:r>
+        <w:rPr>
+          <w:noProof/>
+        </w:rPr>
         <w:drawing>
           <wp:inline distT="0" distB="0" distL="0" distR="0" wp14:anchorId="4086D561" wp14:editId="6125AC18">
             <wp:extent cx="5731510" cy="277495"/>
@@ -4744,6 +5133,9 @@
     </w:p>
     <w:p>
       <w:r>
+        <w:rPr>
+          <w:noProof/>
+        </w:rPr>
         <w:drawing>
           <wp:inline distT="0" distB="0" distL="0" distR="0" wp14:anchorId="67857F20" wp14:editId="076AD19C">
             <wp:extent cx="5245370" cy="914447"/>
@@ -4781,6 +5173,1227 @@
         </w:drawing>
       </w:r>
     </w:p>
+    <w:p/>
+    <w:p>
+      <w:r>
+        <w:lastRenderedPageBreak/>
+        <w:drawing>
+          <wp:inline distT="0" distB="0" distL="0" distR="0" wp14:anchorId="120BC853" wp14:editId="669EC933">
+            <wp:extent cx="5130800" cy="4629150"/>
+            <wp:effectExtent l="0" t="0" r="0" b="0"/>
+            <wp:docPr id="926165129" name="Picture 1"/>
+            <wp:cNvGraphicFramePr>
+              <a:graphicFrameLocks xmlns:a="http://schemas.openxmlformats.org/drawingml/2006/main" noChangeAspect="1"/>
+            </wp:cNvGraphicFramePr>
+            <a:graphic xmlns:a="http://schemas.openxmlformats.org/drawingml/2006/main">
+              <a:graphicData uri="http://schemas.openxmlformats.org/drawingml/2006/picture">
+                <pic:pic xmlns:pic="http://schemas.openxmlformats.org/drawingml/2006/picture">
+                  <pic:nvPicPr>
+                    <pic:cNvPr id="926165129" name=""/>
+                    <pic:cNvPicPr/>
+                  </pic:nvPicPr>
+                  <pic:blipFill>
+                    <a:blip r:embed="rId75"/>
+                    <a:stretch>
+                      <a:fillRect/>
+                    </a:stretch>
+                  </pic:blipFill>
+                  <pic:spPr>
+                    <a:xfrm>
+                      <a:off x="0" y="0"/>
+                      <a:ext cx="5131064" cy="4629388"/>
+                    </a:xfrm>
+                    <a:prstGeom prst="rect">
+                      <a:avLst/>
+                    </a:prstGeom>
+                  </pic:spPr>
+                </pic:pic>
+              </a:graphicData>
+            </a:graphic>
+          </wp:inline>
+        </w:drawing>
+      </w:r>
+    </w:p>
+    <w:p/>
+    <w:p>
+      <w:pPr>
+        <w:jc w:val="center"/>
+        <w:rPr>
+          <w:b/>
+          <w:bCs/>
+          <w:lang w:val="en-US"/>
+        </w:rPr>
+      </w:pPr>
+      <w:r>
+        <w:rPr>
+          <w:b/>
+          <w:bCs/>
+          <w:lang w:val="en-US"/>
+        </w:rPr>
+        <w:t>Task 8</w:t>
+      </w:r>
+    </w:p>
+    <w:p>
+      <w:pPr>
+        <w:rPr>
+          <w:b/>
+          <w:bCs/>
+        </w:rPr>
+      </w:pPr>
+      <w:r>
+        <w:rPr>
+          <w:b/>
+          <w:bCs/>
+        </w:rPr>
+        <w:t>Step 1: Create a Named Volume</w:t>
+      </w:r>
+    </w:p>
+    <w:p>
+      <w:r>
+        <w:t xml:space="preserve">docker volume create </w:t>
+      </w:r>
+      <w:proofErr w:type="spellStart"/>
+      <w:r>
+        <w:t>postgres</w:t>
+      </w:r>
+      <w:proofErr w:type="spellEnd"/>
+      <w:r>
+        <w:t>-data</w:t>
+      </w:r>
+    </w:p>
+    <w:p>
+      <w:r>
+        <w:drawing>
+          <wp:inline distT="0" distB="0" distL="0" distR="0" wp14:anchorId="6B8B4B08" wp14:editId="59CA5256">
+            <wp:extent cx="5054860" cy="361969"/>
+            <wp:effectExtent l="0" t="0" r="0" b="0"/>
+            <wp:docPr id="2118306319" name="Picture 1"/>
+            <wp:cNvGraphicFramePr>
+              <a:graphicFrameLocks xmlns:a="http://schemas.openxmlformats.org/drawingml/2006/main" noChangeAspect="1"/>
+            </wp:cNvGraphicFramePr>
+            <a:graphic xmlns:a="http://schemas.openxmlformats.org/drawingml/2006/main">
+              <a:graphicData uri="http://schemas.openxmlformats.org/drawingml/2006/picture">
+                <pic:pic xmlns:pic="http://schemas.openxmlformats.org/drawingml/2006/picture">
+                  <pic:nvPicPr>
+                    <pic:cNvPr id="2118306319" name=""/>
+                    <pic:cNvPicPr/>
+                  </pic:nvPicPr>
+                  <pic:blipFill>
+                    <a:blip r:embed="rId76"/>
+                    <a:stretch>
+                      <a:fillRect/>
+                    </a:stretch>
+                  </pic:blipFill>
+                  <pic:spPr>
+                    <a:xfrm>
+                      <a:off x="0" y="0"/>
+                      <a:ext cx="5054860" cy="361969"/>
+                    </a:xfrm>
+                    <a:prstGeom prst="rect">
+                      <a:avLst/>
+                    </a:prstGeom>
+                  </pic:spPr>
+                </pic:pic>
+              </a:graphicData>
+            </a:graphic>
+          </wp:inline>
+        </w:drawing>
+      </w:r>
+    </w:p>
+    <w:p>
+      <w:pPr>
+        <w:rPr>
+          <w:b/>
+          <w:bCs/>
+        </w:rPr>
+      </w:pPr>
+      <w:r>
+        <w:rPr>
+          <w:b/>
+          <w:bCs/>
+        </w:rPr>
+        <w:t>Step 2: Set Up and Run the PostgreSQL Container</w:t>
+      </w:r>
+    </w:p>
+    <w:p>
+      <w:r>
+        <w:t>docker run --name my-</w:t>
+      </w:r>
+      <w:proofErr w:type="spellStart"/>
+      <w:r>
+        <w:t>postgres</w:t>
+      </w:r>
+      <w:proofErr w:type="spellEnd"/>
+      <w:r>
+        <w:t xml:space="preserve"> -e POSTGRES_USER=</w:t>
+      </w:r>
+      <w:proofErr w:type="spellStart"/>
+      <w:r>
+        <w:t>myuser</w:t>
+      </w:r>
+      <w:proofErr w:type="spellEnd"/>
+      <w:r>
+        <w:t xml:space="preserve"> -e POSTGRES_PASSWORD=</w:t>
+      </w:r>
+      <w:proofErr w:type="spellStart"/>
+      <w:r>
+        <w:t>mypassword</w:t>
+      </w:r>
+      <w:proofErr w:type="spellEnd"/>
+      <w:r>
+        <w:t xml:space="preserve"> -e POSTGRES_DB=</w:t>
+      </w:r>
+      <w:proofErr w:type="spellStart"/>
+      <w:r>
+        <w:t>mydb</w:t>
+      </w:r>
+      <w:proofErr w:type="spellEnd"/>
+      <w:r>
+        <w:t xml:space="preserve"> -v </w:t>
+      </w:r>
+      <w:proofErr w:type="spellStart"/>
+      <w:r>
+        <w:t>postgres</w:t>
+      </w:r>
+      <w:proofErr w:type="spellEnd"/>
+      <w:r>
+        <w:t>-data:/var/lib/</w:t>
+      </w:r>
+      <w:proofErr w:type="spellStart"/>
+      <w:r>
+        <w:t>postgresql</w:t>
+      </w:r>
+      <w:proofErr w:type="spellEnd"/>
+      <w:r>
+        <w:t xml:space="preserve">/data -p 5432:5432 -d </w:t>
+      </w:r>
+      <w:proofErr w:type="spellStart"/>
+      <w:r>
+        <w:t>postgres</w:t>
+      </w:r>
+      <w:proofErr w:type="spellEnd"/>
+    </w:p>
+    <w:p>
+      <w:pPr>
+        <w:rPr>
+          <w:b/>
+          <w:bCs/>
+        </w:rPr>
+      </w:pPr>
+      <w:r>
+        <w:rPr>
+          <w:b/>
+          <w:bCs/>
+        </w:rPr>
+        <w:drawing>
+          <wp:inline distT="0" distB="0" distL="0" distR="0" wp14:anchorId="1C9BB37E" wp14:editId="1FF9CA3E">
+            <wp:extent cx="6184900" cy="349250"/>
+            <wp:effectExtent l="0" t="0" r="6350" b="0"/>
+            <wp:docPr id="2137333794" name="Picture 1"/>
+            <wp:cNvGraphicFramePr>
+              <a:graphicFrameLocks xmlns:a="http://schemas.openxmlformats.org/drawingml/2006/main" noChangeAspect="1"/>
+            </wp:cNvGraphicFramePr>
+            <a:graphic xmlns:a="http://schemas.openxmlformats.org/drawingml/2006/main">
+              <a:graphicData uri="http://schemas.openxmlformats.org/drawingml/2006/picture">
+                <pic:pic xmlns:pic="http://schemas.openxmlformats.org/drawingml/2006/picture">
+                  <pic:nvPicPr>
+                    <pic:cNvPr id="2137333794" name=""/>
+                    <pic:cNvPicPr/>
+                  </pic:nvPicPr>
+                  <pic:blipFill>
+                    <a:blip r:embed="rId77"/>
+                    <a:stretch>
+                      <a:fillRect/>
+                    </a:stretch>
+                  </pic:blipFill>
+                  <pic:spPr>
+                    <a:xfrm>
+                      <a:off x="0" y="0"/>
+                      <a:ext cx="6184900" cy="349250"/>
+                    </a:xfrm>
+                    <a:prstGeom prst="rect">
+                      <a:avLst/>
+                    </a:prstGeom>
+                  </pic:spPr>
+                </pic:pic>
+              </a:graphicData>
+            </a:graphic>
+          </wp:inline>
+        </w:drawing>
+      </w:r>
+    </w:p>
+    <w:p>
+      <w:pPr>
+        <w:rPr>
+          <w:b/>
+          <w:bCs/>
+        </w:rPr>
+      </w:pPr>
+      <w:r>
+        <w:rPr>
+          <w:b/>
+          <w:bCs/>
+        </w:rPr>
+        <w:drawing>
+          <wp:inline distT="0" distB="0" distL="0" distR="0" wp14:anchorId="5CA4F32A" wp14:editId="3F116C52">
+            <wp:extent cx="5588287" cy="476274"/>
+            <wp:effectExtent l="0" t="0" r="0" b="0"/>
+            <wp:docPr id="1314316148" name="Picture 1"/>
+            <wp:cNvGraphicFramePr>
+              <a:graphicFrameLocks xmlns:a="http://schemas.openxmlformats.org/drawingml/2006/main" noChangeAspect="1"/>
+            </wp:cNvGraphicFramePr>
+            <a:graphic xmlns:a="http://schemas.openxmlformats.org/drawingml/2006/main">
+              <a:graphicData uri="http://schemas.openxmlformats.org/drawingml/2006/picture">
+                <pic:pic xmlns:pic="http://schemas.openxmlformats.org/drawingml/2006/picture">
+                  <pic:nvPicPr>
+                    <pic:cNvPr id="1314316148" name=""/>
+                    <pic:cNvPicPr/>
+                  </pic:nvPicPr>
+                  <pic:blipFill>
+                    <a:blip r:embed="rId78"/>
+                    <a:stretch>
+                      <a:fillRect/>
+                    </a:stretch>
+                  </pic:blipFill>
+                  <pic:spPr>
+                    <a:xfrm>
+                      <a:off x="0" y="0"/>
+                      <a:ext cx="5588287" cy="476274"/>
+                    </a:xfrm>
+                    <a:prstGeom prst="rect">
+                      <a:avLst/>
+                    </a:prstGeom>
+                  </pic:spPr>
+                </pic:pic>
+              </a:graphicData>
+            </a:graphic>
+          </wp:inline>
+        </w:drawing>
+      </w:r>
+    </w:p>
+    <w:p>
+      <w:pPr>
+        <w:rPr>
+          <w:b/>
+          <w:bCs/>
+        </w:rPr>
+      </w:pPr>
+    </w:p>
+    <w:p>
+      <w:pPr>
+        <w:rPr>
+          <w:b/>
+          <w:bCs/>
+        </w:rPr>
+      </w:pPr>
+      <w:r>
+        <w:rPr>
+          <w:b/>
+          <w:bCs/>
+        </w:rPr>
+        <w:lastRenderedPageBreak/>
+        <w:t>Step 3: Test Data Persistence</w:t>
+      </w:r>
+    </w:p>
+    <w:p>
+      <w:pPr>
+        <w:rPr>
+          <w:b/>
+          <w:bCs/>
+        </w:rPr>
+      </w:pPr>
+      <w:r>
+        <w:rPr>
+          <w:b/>
+          <w:bCs/>
+        </w:rPr>
+        <w:t>1. Access the Database and Add Data</w:t>
+      </w:r>
+    </w:p>
+    <w:p>
+      <w:r>
+        <w:t>Execute</w:t>
+      </w:r>
+      <w:r>
+        <w:t>d</w:t>
+      </w:r>
+      <w:r>
+        <w:t xml:space="preserve"> the </w:t>
+      </w:r>
+      <w:proofErr w:type="spellStart"/>
+      <w:r>
+        <w:t>psql</w:t>
+      </w:r>
+      <w:proofErr w:type="spellEnd"/>
+      <w:r>
+        <w:t xml:space="preserve"> interactive terminal inside the running container: </w:t>
+      </w:r>
+    </w:p>
+    <w:p>
+      <w:r>
+        <w:t>docker start my-</w:t>
+      </w:r>
+      <w:proofErr w:type="spellStart"/>
+      <w:r>
+        <w:t>postgres</w:t>
+      </w:r>
+      <w:proofErr w:type="spellEnd"/>
+    </w:p>
+    <w:p>
+      <w:r>
+        <w:drawing>
+          <wp:inline distT="0" distB="0" distL="0" distR="0" wp14:anchorId="7E5B00C7" wp14:editId="0439D486">
+            <wp:extent cx="4330923" cy="311166"/>
+            <wp:effectExtent l="0" t="0" r="0" b="0"/>
+            <wp:docPr id="629321151" name="Picture 1"/>
+            <wp:cNvGraphicFramePr>
+              <a:graphicFrameLocks xmlns:a="http://schemas.openxmlformats.org/drawingml/2006/main" noChangeAspect="1"/>
+            </wp:cNvGraphicFramePr>
+            <a:graphic xmlns:a="http://schemas.openxmlformats.org/drawingml/2006/main">
+              <a:graphicData uri="http://schemas.openxmlformats.org/drawingml/2006/picture">
+                <pic:pic xmlns:pic="http://schemas.openxmlformats.org/drawingml/2006/picture">
+                  <pic:nvPicPr>
+                    <pic:cNvPr id="629321151" name=""/>
+                    <pic:cNvPicPr/>
+                  </pic:nvPicPr>
+                  <pic:blipFill>
+                    <a:blip r:embed="rId79"/>
+                    <a:stretch>
+                      <a:fillRect/>
+                    </a:stretch>
+                  </pic:blipFill>
+                  <pic:spPr>
+                    <a:xfrm>
+                      <a:off x="0" y="0"/>
+                      <a:ext cx="4330923" cy="311166"/>
+                    </a:xfrm>
+                    <a:prstGeom prst="rect">
+                      <a:avLst/>
+                    </a:prstGeom>
+                  </pic:spPr>
+                </pic:pic>
+              </a:graphicData>
+            </a:graphic>
+          </wp:inline>
+        </w:drawing>
+      </w:r>
+    </w:p>
+    <w:p>
+      <w:r>
+        <w:t>docker run --name my-</w:t>
+      </w:r>
+      <w:proofErr w:type="spellStart"/>
+      <w:r>
+        <w:t>postgres</w:t>
+      </w:r>
+      <w:proofErr w:type="spellEnd"/>
+      <w:r>
+        <w:t xml:space="preserve"> -e POSTGRES_USER=</w:t>
+      </w:r>
+      <w:proofErr w:type="spellStart"/>
+      <w:r>
+        <w:t>myuser</w:t>
+      </w:r>
+      <w:proofErr w:type="spellEnd"/>
+      <w:r>
+        <w:t xml:space="preserve"> -e POSTGRES_PASSWORD=</w:t>
+      </w:r>
+      <w:proofErr w:type="spellStart"/>
+      <w:r>
+        <w:t>mypassword</w:t>
+      </w:r>
+      <w:proofErr w:type="spellEnd"/>
+      <w:r>
+        <w:t xml:space="preserve"> -e POSTGRES_DB=</w:t>
+      </w:r>
+      <w:proofErr w:type="spellStart"/>
+      <w:r>
+        <w:t>mydb</w:t>
+      </w:r>
+      <w:proofErr w:type="spellEnd"/>
+      <w:r>
+        <w:t xml:space="preserve"> -d </w:t>
+      </w:r>
+      <w:proofErr w:type="spellStart"/>
+      <w:r>
+        <w:t>postgres</w:t>
+      </w:r>
+      <w:proofErr w:type="spellEnd"/>
+    </w:p>
+    <w:p>
+      <w:r>
+        <w:drawing>
+          <wp:inline distT="0" distB="0" distL="0" distR="0" wp14:anchorId="08B22361" wp14:editId="56CB8F23">
+            <wp:extent cx="5731510" cy="295910"/>
+            <wp:effectExtent l="0" t="0" r="2540" b="8890"/>
+            <wp:docPr id="1102148520" name="Picture 1"/>
+            <wp:cNvGraphicFramePr>
+              <a:graphicFrameLocks xmlns:a="http://schemas.openxmlformats.org/drawingml/2006/main" noChangeAspect="1"/>
+            </wp:cNvGraphicFramePr>
+            <a:graphic xmlns:a="http://schemas.openxmlformats.org/drawingml/2006/main">
+              <a:graphicData uri="http://schemas.openxmlformats.org/drawingml/2006/picture">
+                <pic:pic xmlns:pic="http://schemas.openxmlformats.org/drawingml/2006/picture">
+                  <pic:nvPicPr>
+                    <pic:cNvPr id="1102148520" name=""/>
+                    <pic:cNvPicPr/>
+                  </pic:nvPicPr>
+                  <pic:blipFill>
+                    <a:blip r:embed="rId80"/>
+                    <a:stretch>
+                      <a:fillRect/>
+                    </a:stretch>
+                  </pic:blipFill>
+                  <pic:spPr>
+                    <a:xfrm>
+                      <a:off x="0" y="0"/>
+                      <a:ext cx="5731510" cy="295910"/>
+                    </a:xfrm>
+                    <a:prstGeom prst="rect">
+                      <a:avLst/>
+                    </a:prstGeom>
+                  </pic:spPr>
+                </pic:pic>
+              </a:graphicData>
+            </a:graphic>
+          </wp:inline>
+        </w:drawing>
+      </w:r>
+    </w:p>
+    <w:p>
+      <w:r>
+        <w:t>docker exec -it my-</w:t>
+      </w:r>
+      <w:proofErr w:type="spellStart"/>
+      <w:r>
+        <w:t>postgres</w:t>
+      </w:r>
+      <w:proofErr w:type="spellEnd"/>
+      <w:r>
+        <w:t xml:space="preserve"> </w:t>
+      </w:r>
+      <w:proofErr w:type="spellStart"/>
+      <w:r>
+        <w:t>psql</w:t>
+      </w:r>
+      <w:proofErr w:type="spellEnd"/>
+      <w:r>
+        <w:t xml:space="preserve"> -U </w:t>
+      </w:r>
+      <w:proofErr w:type="spellStart"/>
+      <w:r>
+        <w:t>myuser</w:t>
+      </w:r>
+      <w:proofErr w:type="spellEnd"/>
+      <w:r>
+        <w:t xml:space="preserve"> -d </w:t>
+      </w:r>
+      <w:proofErr w:type="spellStart"/>
+      <w:r>
+        <w:t>mydb</w:t>
+      </w:r>
+      <w:proofErr w:type="spellEnd"/>
+    </w:p>
+    <w:p>
+      <w:r>
+        <w:drawing>
+          <wp:inline distT="0" distB="0" distL="0" distR="0" wp14:anchorId="06F34639" wp14:editId="7F193BBC">
+            <wp:extent cx="5731510" cy="782955"/>
+            <wp:effectExtent l="0" t="0" r="2540" b="0"/>
+            <wp:docPr id="992549445" name="Picture 1"/>
+            <wp:cNvGraphicFramePr>
+              <a:graphicFrameLocks xmlns:a="http://schemas.openxmlformats.org/drawingml/2006/main" noChangeAspect="1"/>
+            </wp:cNvGraphicFramePr>
+            <a:graphic xmlns:a="http://schemas.openxmlformats.org/drawingml/2006/main">
+              <a:graphicData uri="http://schemas.openxmlformats.org/drawingml/2006/picture">
+                <pic:pic xmlns:pic="http://schemas.openxmlformats.org/drawingml/2006/picture">
+                  <pic:nvPicPr>
+                    <pic:cNvPr id="992549445" name=""/>
+                    <pic:cNvPicPr/>
+                  </pic:nvPicPr>
+                  <pic:blipFill>
+                    <a:blip r:embed="rId81"/>
+                    <a:stretch>
+                      <a:fillRect/>
+                    </a:stretch>
+                  </pic:blipFill>
+                  <pic:spPr>
+                    <a:xfrm>
+                      <a:off x="0" y="0"/>
+                      <a:ext cx="5731510" cy="782955"/>
+                    </a:xfrm>
+                    <a:prstGeom prst="rect">
+                      <a:avLst/>
+                    </a:prstGeom>
+                  </pic:spPr>
+                </pic:pic>
+              </a:graphicData>
+            </a:graphic>
+          </wp:inline>
+        </w:drawing>
+      </w:r>
+    </w:p>
+    <w:p>
+      <w:r>
+        <w:t xml:space="preserve">Once inside the </w:t>
+      </w:r>
+      <w:proofErr w:type="spellStart"/>
+      <w:r>
+        <w:t>mydb</w:t>
+      </w:r>
+      <w:proofErr w:type="spellEnd"/>
+      <w:r>
+        <w:t xml:space="preserve">=# prompt, create a test table and insert a record: </w:t>
+      </w:r>
+    </w:p>
+    <w:p>
+      <w:r>
+        <w:t>CREATE TABLE users (id SERIAL PRIMARY KEY, name VARCHAR(50));</w:t>
+      </w:r>
+    </w:p>
+    <w:p>
+      <w:r>
+        <w:drawing>
+          <wp:inline distT="0" distB="0" distL="0" distR="0" wp14:anchorId="5354A3B2" wp14:editId="7118C598">
+            <wp:extent cx="4845299" cy="342918"/>
+            <wp:effectExtent l="0" t="0" r="0" b="0"/>
+            <wp:docPr id="1632011521" name="Picture 1"/>
+            <wp:cNvGraphicFramePr>
+              <a:graphicFrameLocks xmlns:a="http://schemas.openxmlformats.org/drawingml/2006/main" noChangeAspect="1"/>
+            </wp:cNvGraphicFramePr>
+            <a:graphic xmlns:a="http://schemas.openxmlformats.org/drawingml/2006/main">
+              <a:graphicData uri="http://schemas.openxmlformats.org/drawingml/2006/picture">
+                <pic:pic xmlns:pic="http://schemas.openxmlformats.org/drawingml/2006/picture">
+                  <pic:nvPicPr>
+                    <pic:cNvPr id="1632011521" name=""/>
+                    <pic:cNvPicPr/>
+                  </pic:nvPicPr>
+                  <pic:blipFill>
+                    <a:blip r:embed="rId82"/>
+                    <a:stretch>
+                      <a:fillRect/>
+                    </a:stretch>
+                  </pic:blipFill>
+                  <pic:spPr>
+                    <a:xfrm>
+                      <a:off x="0" y="0"/>
+                      <a:ext cx="4845299" cy="342918"/>
+                    </a:xfrm>
+                    <a:prstGeom prst="rect">
+                      <a:avLst/>
+                    </a:prstGeom>
+                  </pic:spPr>
+                </pic:pic>
+              </a:graphicData>
+            </a:graphic>
+          </wp:inline>
+        </w:drawing>
+      </w:r>
+    </w:p>
+    <w:p>
+      <w:r>
+        <w:t>INSERT INTO users (name) VALUES ('Alice'), ('Bob');</w:t>
+      </w:r>
+    </w:p>
+    <w:p>
+      <w:r>
+        <w:drawing>
+          <wp:inline distT="0" distB="0" distL="0" distR="0" wp14:anchorId="49D8741D" wp14:editId="0FEB5F85">
+            <wp:extent cx="4115011" cy="342918"/>
+            <wp:effectExtent l="0" t="0" r="0" b="0"/>
+            <wp:docPr id="1575645723" name="Picture 1"/>
+            <wp:cNvGraphicFramePr>
+              <a:graphicFrameLocks xmlns:a="http://schemas.openxmlformats.org/drawingml/2006/main" noChangeAspect="1"/>
+            </wp:cNvGraphicFramePr>
+            <a:graphic xmlns:a="http://schemas.openxmlformats.org/drawingml/2006/main">
+              <a:graphicData uri="http://schemas.openxmlformats.org/drawingml/2006/picture">
+                <pic:pic xmlns:pic="http://schemas.openxmlformats.org/drawingml/2006/picture">
+                  <pic:nvPicPr>
+                    <pic:cNvPr id="1575645723" name=""/>
+                    <pic:cNvPicPr/>
+                  </pic:nvPicPr>
+                  <pic:blipFill>
+                    <a:blip r:embed="rId83"/>
+                    <a:stretch>
+                      <a:fillRect/>
+                    </a:stretch>
+                  </pic:blipFill>
+                  <pic:spPr>
+                    <a:xfrm>
+                      <a:off x="0" y="0"/>
+                      <a:ext cx="4115011" cy="342918"/>
+                    </a:xfrm>
+                    <a:prstGeom prst="rect">
+                      <a:avLst/>
+                    </a:prstGeom>
+                  </pic:spPr>
+                </pic:pic>
+              </a:graphicData>
+            </a:graphic>
+          </wp:inline>
+        </w:drawing>
+      </w:r>
+    </w:p>
+    <w:p>
+      <w:r>
+        <w:t>SELECT * FROM users;</w:t>
+      </w:r>
+    </w:p>
+    <w:p>
+      <w:r>
+        <w:drawing>
+          <wp:inline distT="0" distB="0" distL="0" distR="0" wp14:anchorId="595723A5" wp14:editId="28B3EA2D">
+            <wp:extent cx="2000250" cy="958850"/>
+            <wp:effectExtent l="0" t="0" r="0" b="0"/>
+            <wp:docPr id="974395112" name="Picture 1"/>
+            <wp:cNvGraphicFramePr>
+              <a:graphicFrameLocks xmlns:a="http://schemas.openxmlformats.org/drawingml/2006/main" noChangeAspect="1"/>
+            </wp:cNvGraphicFramePr>
+            <a:graphic xmlns:a="http://schemas.openxmlformats.org/drawingml/2006/main">
+              <a:graphicData uri="http://schemas.openxmlformats.org/drawingml/2006/picture">
+                <pic:pic xmlns:pic="http://schemas.openxmlformats.org/drawingml/2006/picture">
+                  <pic:nvPicPr>
+                    <pic:cNvPr id="974395112" name=""/>
+                    <pic:cNvPicPr/>
+                  </pic:nvPicPr>
+                  <pic:blipFill>
+                    <a:blip r:embed="rId84"/>
+                    <a:stretch>
+                      <a:fillRect/>
+                    </a:stretch>
+                  </pic:blipFill>
+                  <pic:spPr>
+                    <a:xfrm>
+                      <a:off x="0" y="0"/>
+                      <a:ext cx="2000354" cy="958900"/>
+                    </a:xfrm>
+                    <a:prstGeom prst="rect">
+                      <a:avLst/>
+                    </a:prstGeom>
+                  </pic:spPr>
+                </pic:pic>
+              </a:graphicData>
+            </a:graphic>
+          </wp:inline>
+        </w:drawing>
+      </w:r>
+    </w:p>
+    <w:p>
+      <w:r>
+        <w:t>\q</w:t>
+      </w:r>
+    </w:p>
+    <w:p>
+      <w:pPr>
+        <w:rPr>
+          <w:b/>
+          <w:bCs/>
+        </w:rPr>
+      </w:pPr>
+      <w:r>
+        <w:rPr>
+          <w:b/>
+          <w:bCs/>
+        </w:rPr>
+        <w:t>2. Stop and Remove the Container</w:t>
+      </w:r>
+    </w:p>
+    <w:p>
+      <w:r>
+        <w:t xml:space="preserve">Simulate a complete container destruction or upgrade cycle: </w:t>
+      </w:r>
+    </w:p>
+    <w:p>
+      <w:r>
+        <w:t>docker stop my-</w:t>
+      </w:r>
+      <w:proofErr w:type="spellStart"/>
+      <w:r>
+        <w:t>postgres</w:t>
+      </w:r>
+      <w:proofErr w:type="spellEnd"/>
+    </w:p>
+    <w:p>
+      <w:r>
+        <w:drawing>
+          <wp:inline distT="0" distB="0" distL="0" distR="0" wp14:anchorId="321F2929" wp14:editId="707AEA06">
+            <wp:extent cx="4286470" cy="342918"/>
+            <wp:effectExtent l="0" t="0" r="0" b="0"/>
+            <wp:docPr id="1893542874" name="Picture 1"/>
+            <wp:cNvGraphicFramePr>
+              <a:graphicFrameLocks xmlns:a="http://schemas.openxmlformats.org/drawingml/2006/main" noChangeAspect="1"/>
+            </wp:cNvGraphicFramePr>
+            <a:graphic xmlns:a="http://schemas.openxmlformats.org/drawingml/2006/main">
+              <a:graphicData uri="http://schemas.openxmlformats.org/drawingml/2006/picture">
+                <pic:pic xmlns:pic="http://schemas.openxmlformats.org/drawingml/2006/picture">
+                  <pic:nvPicPr>
+                    <pic:cNvPr id="1893542874" name=""/>
+                    <pic:cNvPicPr/>
+                  </pic:nvPicPr>
+                  <pic:blipFill>
+                    <a:blip r:embed="rId85"/>
+                    <a:stretch>
+                      <a:fillRect/>
+                    </a:stretch>
+                  </pic:blipFill>
+                  <pic:spPr>
+                    <a:xfrm>
+                      <a:off x="0" y="0"/>
+                      <a:ext cx="4286470" cy="342918"/>
+                    </a:xfrm>
+                    <a:prstGeom prst="rect">
+                      <a:avLst/>
+                    </a:prstGeom>
+                  </pic:spPr>
+                </pic:pic>
+              </a:graphicData>
+            </a:graphic>
+          </wp:inline>
+        </w:drawing>
+      </w:r>
+    </w:p>
+    <w:p>
+      <w:r>
+        <w:lastRenderedPageBreak/>
+        <w:t>docker rm my-</w:t>
+      </w:r>
+      <w:proofErr w:type="spellStart"/>
+      <w:r>
+        <w:t>postgres</w:t>
+      </w:r>
+      <w:proofErr w:type="spellEnd"/>
+    </w:p>
+    <w:p>
+      <w:r>
+        <w:drawing>
+          <wp:inline distT="0" distB="0" distL="0" distR="0" wp14:anchorId="67AAA4FE" wp14:editId="18888263">
+            <wp:extent cx="4121362" cy="349268"/>
+            <wp:effectExtent l="0" t="0" r="0" b="0"/>
+            <wp:docPr id="933690650" name="Picture 1"/>
+            <wp:cNvGraphicFramePr>
+              <a:graphicFrameLocks xmlns:a="http://schemas.openxmlformats.org/drawingml/2006/main" noChangeAspect="1"/>
+            </wp:cNvGraphicFramePr>
+            <a:graphic xmlns:a="http://schemas.openxmlformats.org/drawingml/2006/main">
+              <a:graphicData uri="http://schemas.openxmlformats.org/drawingml/2006/picture">
+                <pic:pic xmlns:pic="http://schemas.openxmlformats.org/drawingml/2006/picture">
+                  <pic:nvPicPr>
+                    <pic:cNvPr id="933690650" name=""/>
+                    <pic:cNvPicPr/>
+                  </pic:nvPicPr>
+                  <pic:blipFill>
+                    <a:blip r:embed="rId86"/>
+                    <a:stretch>
+                      <a:fillRect/>
+                    </a:stretch>
+                  </pic:blipFill>
+                  <pic:spPr>
+                    <a:xfrm>
+                      <a:off x="0" y="0"/>
+                      <a:ext cx="4121362" cy="349268"/>
+                    </a:xfrm>
+                    <a:prstGeom prst="rect">
+                      <a:avLst/>
+                    </a:prstGeom>
+                  </pic:spPr>
+                </pic:pic>
+              </a:graphicData>
+            </a:graphic>
+          </wp:inline>
+        </w:drawing>
+      </w:r>
+    </w:p>
+    <w:p>
+      <w:pPr>
+        <w:rPr>
+          <w:b/>
+          <w:bCs/>
+        </w:rPr>
+      </w:pPr>
+      <w:r>
+        <w:rPr>
+          <w:b/>
+          <w:bCs/>
+        </w:rPr>
+        <w:t>3. Run a Brand New Container with the Same Volume</w:t>
+      </w:r>
+    </w:p>
+    <w:p>
+      <w:r>
+        <w:t>Launch</w:t>
+      </w:r>
+      <w:r>
+        <w:t>ed</w:t>
+      </w:r>
+      <w:r>
+        <w:t xml:space="preserve"> a brand new container instance using the exact same volume attachment </w:t>
+      </w:r>
+    </w:p>
+    <w:p>
+      <w:r>
+        <w:t>docker run --name my-</w:t>
+      </w:r>
+      <w:proofErr w:type="spellStart"/>
+      <w:r>
+        <w:t>postgres</w:t>
+      </w:r>
+      <w:proofErr w:type="spellEnd"/>
+      <w:r>
+        <w:t xml:space="preserve"> -e POSTGRES_USER=</w:t>
+      </w:r>
+      <w:proofErr w:type="spellStart"/>
+      <w:r>
+        <w:t>myuser</w:t>
+      </w:r>
+      <w:proofErr w:type="spellEnd"/>
+      <w:r>
+        <w:t xml:space="preserve"> -e POSTGRES_PASSWORD=</w:t>
+      </w:r>
+      <w:proofErr w:type="spellStart"/>
+      <w:r>
+        <w:t>mypassword</w:t>
+      </w:r>
+      <w:proofErr w:type="spellEnd"/>
+      <w:r>
+        <w:t xml:space="preserve"> -e POSTGRES_DB=</w:t>
+      </w:r>
+      <w:proofErr w:type="spellStart"/>
+      <w:r>
+        <w:t>mydb</w:t>
+      </w:r>
+      <w:proofErr w:type="spellEnd"/>
+      <w:r>
+        <w:t xml:space="preserve"> -v </w:t>
+      </w:r>
+      <w:proofErr w:type="spellStart"/>
+      <w:r>
+        <w:t>postgres</w:t>
+      </w:r>
+      <w:proofErr w:type="spellEnd"/>
+      <w:r>
+        <w:t>-data:/var/lib/</w:t>
+      </w:r>
+      <w:proofErr w:type="spellStart"/>
+      <w:r>
+        <w:t>postgresql</w:t>
+      </w:r>
+      <w:proofErr w:type="spellEnd"/>
+      <w:r>
+        <w:t xml:space="preserve">/data -p 5432:5432 -d </w:t>
+      </w:r>
+      <w:proofErr w:type="spellStart"/>
+      <w:r>
+        <w:t>postgres</w:t>
+      </w:r>
+      <w:proofErr w:type="spellEnd"/>
+    </w:p>
+    <w:p>
+      <w:r>
+        <w:drawing>
+          <wp:inline distT="0" distB="0" distL="0" distR="0" wp14:anchorId="6EB28D49" wp14:editId="386AAF9C">
+            <wp:extent cx="6089650" cy="463550"/>
+            <wp:effectExtent l="0" t="0" r="6350" b="0"/>
+            <wp:docPr id="271582955" name="Picture 1"/>
+            <wp:cNvGraphicFramePr>
+              <a:graphicFrameLocks xmlns:a="http://schemas.openxmlformats.org/drawingml/2006/main" noChangeAspect="1"/>
+            </wp:cNvGraphicFramePr>
+            <a:graphic xmlns:a="http://schemas.openxmlformats.org/drawingml/2006/main">
+              <a:graphicData uri="http://schemas.openxmlformats.org/drawingml/2006/picture">
+                <pic:pic xmlns:pic="http://schemas.openxmlformats.org/drawingml/2006/picture">
+                  <pic:nvPicPr>
+                    <pic:cNvPr id="271582955" name=""/>
+                    <pic:cNvPicPr/>
+                  </pic:nvPicPr>
+                  <pic:blipFill>
+                    <a:blip r:embed="rId87"/>
+                    <a:stretch>
+                      <a:fillRect/>
+                    </a:stretch>
+                  </pic:blipFill>
+                  <pic:spPr>
+                    <a:xfrm>
+                      <a:off x="0" y="0"/>
+                      <a:ext cx="6089650" cy="463550"/>
+                    </a:xfrm>
+                    <a:prstGeom prst="rect">
+                      <a:avLst/>
+                    </a:prstGeom>
+                  </pic:spPr>
+                </pic:pic>
+              </a:graphicData>
+            </a:graphic>
+          </wp:inline>
+        </w:drawing>
+      </w:r>
+    </w:p>
+    <w:p>
+      <w:pPr>
+        <w:rPr>
+          <w:b/>
+          <w:bCs/>
+        </w:rPr>
+      </w:pPr>
+      <w:r>
+        <w:rPr>
+          <w:b/>
+          <w:bCs/>
+        </w:rPr>
+        <w:t>4. Verify That Your Data Persisted</w:t>
+      </w:r>
+    </w:p>
+    <w:p>
+      <w:r>
+        <w:t>Log</w:t>
+      </w:r>
+      <w:r>
+        <w:t>ged</w:t>
+      </w:r>
+      <w:r>
+        <w:t xml:space="preserve"> back into the new container instance via </w:t>
+      </w:r>
+      <w:proofErr w:type="spellStart"/>
+      <w:r>
+        <w:t>psql</w:t>
+      </w:r>
+      <w:proofErr w:type="spellEnd"/>
+      <w:r>
+        <w:t xml:space="preserve">: </w:t>
+      </w:r>
+    </w:p>
+    <w:p>
+      <w:r>
+        <w:t>d</w:t>
+      </w:r>
+      <w:r>
+        <w:t>ocker run --name my-</w:t>
+      </w:r>
+      <w:proofErr w:type="spellStart"/>
+      <w:r>
+        <w:t>postgres</w:t>
+      </w:r>
+      <w:proofErr w:type="spellEnd"/>
+      <w:r>
+        <w:t xml:space="preserve"> -e POSTGRES_USER=</w:t>
+      </w:r>
+      <w:proofErr w:type="spellStart"/>
+      <w:r>
+        <w:t>myuser</w:t>
+      </w:r>
+      <w:proofErr w:type="spellEnd"/>
+      <w:r>
+        <w:t xml:space="preserve"> -e POSTGRES_PASSWORD=</w:t>
+      </w:r>
+      <w:proofErr w:type="spellStart"/>
+      <w:r>
+        <w:t>mypassword</w:t>
+      </w:r>
+      <w:proofErr w:type="spellEnd"/>
+      <w:r>
+        <w:t xml:space="preserve"> -e POSTGRES_DB=</w:t>
+      </w:r>
+      <w:proofErr w:type="spellStart"/>
+      <w:r>
+        <w:t>mydb</w:t>
+      </w:r>
+      <w:proofErr w:type="spellEnd"/>
+      <w:r>
+        <w:t xml:space="preserve"> -d </w:t>
+      </w:r>
+      <w:proofErr w:type="spellStart"/>
+      <w:r>
+        <w:t>postgres</w:t>
+      </w:r>
+      <w:proofErr w:type="spellEnd"/>
+    </w:p>
+    <w:p>
+      <w:r>
+        <w:drawing>
+          <wp:inline distT="0" distB="0" distL="0" distR="0" wp14:anchorId="1E1DA263" wp14:editId="1DD6B02F">
+            <wp:extent cx="5731510" cy="301625"/>
+            <wp:effectExtent l="0" t="0" r="2540" b="3175"/>
+            <wp:docPr id="364385295" name="Picture 1"/>
+            <wp:cNvGraphicFramePr>
+              <a:graphicFrameLocks xmlns:a="http://schemas.openxmlformats.org/drawingml/2006/main" noChangeAspect="1"/>
+            </wp:cNvGraphicFramePr>
+            <a:graphic xmlns:a="http://schemas.openxmlformats.org/drawingml/2006/main">
+              <a:graphicData uri="http://schemas.openxmlformats.org/drawingml/2006/picture">
+                <pic:pic xmlns:pic="http://schemas.openxmlformats.org/drawingml/2006/picture">
+                  <pic:nvPicPr>
+                    <pic:cNvPr id="364385295" name=""/>
+                    <pic:cNvPicPr/>
+                  </pic:nvPicPr>
+                  <pic:blipFill>
+                    <a:blip r:embed="rId88"/>
+                    <a:stretch>
+                      <a:fillRect/>
+                    </a:stretch>
+                  </pic:blipFill>
+                  <pic:spPr>
+                    <a:xfrm>
+                      <a:off x="0" y="0"/>
+                      <a:ext cx="5731510" cy="301625"/>
+                    </a:xfrm>
+                    <a:prstGeom prst="rect">
+                      <a:avLst/>
+                    </a:prstGeom>
+                  </pic:spPr>
+                </pic:pic>
+              </a:graphicData>
+            </a:graphic>
+          </wp:inline>
+        </w:drawing>
+      </w:r>
+    </w:p>
+    <w:p>
+      <w:r>
+        <w:t>docker exec -it my-</w:t>
+      </w:r>
+      <w:proofErr w:type="spellStart"/>
+      <w:r>
+        <w:t>postgres</w:t>
+      </w:r>
+      <w:proofErr w:type="spellEnd"/>
+      <w:r>
+        <w:t xml:space="preserve"> </w:t>
+      </w:r>
+      <w:proofErr w:type="spellStart"/>
+      <w:r>
+        <w:t>psql</w:t>
+      </w:r>
+      <w:proofErr w:type="spellEnd"/>
+      <w:r>
+        <w:t xml:space="preserve"> -U </w:t>
+      </w:r>
+      <w:proofErr w:type="spellStart"/>
+      <w:r>
+        <w:t>myuser</w:t>
+      </w:r>
+      <w:proofErr w:type="spellEnd"/>
+      <w:r>
+        <w:t xml:space="preserve"> -d </w:t>
+      </w:r>
+      <w:proofErr w:type="spellStart"/>
+      <w:r>
+        <w:t>mydb</w:t>
+      </w:r>
+      <w:proofErr w:type="spellEnd"/>
+    </w:p>
+    <w:p>
+      <w:r>
+        <w:drawing>
+          <wp:inline distT="0" distB="0" distL="0" distR="0" wp14:anchorId="494046B3" wp14:editId="0407DCF8">
+            <wp:extent cx="5731510" cy="792480"/>
+            <wp:effectExtent l="0" t="0" r="2540" b="7620"/>
+            <wp:docPr id="1508080541" name="Picture 1"/>
+            <wp:cNvGraphicFramePr>
+              <a:graphicFrameLocks xmlns:a="http://schemas.openxmlformats.org/drawingml/2006/main" noChangeAspect="1"/>
+            </wp:cNvGraphicFramePr>
+            <a:graphic xmlns:a="http://schemas.openxmlformats.org/drawingml/2006/main">
+              <a:graphicData uri="http://schemas.openxmlformats.org/drawingml/2006/picture">
+                <pic:pic xmlns:pic="http://schemas.openxmlformats.org/drawingml/2006/picture">
+                  <pic:nvPicPr>
+                    <pic:cNvPr id="1508080541" name=""/>
+                    <pic:cNvPicPr/>
+                  </pic:nvPicPr>
+                  <pic:blipFill>
+                    <a:blip r:embed="rId89"/>
+                    <a:stretch>
+                      <a:fillRect/>
+                    </a:stretch>
+                  </pic:blipFill>
+                  <pic:spPr>
+                    <a:xfrm>
+                      <a:off x="0" y="0"/>
+                      <a:ext cx="5731510" cy="792480"/>
+                    </a:xfrm>
+                    <a:prstGeom prst="rect">
+                      <a:avLst/>
+                    </a:prstGeom>
+                  </pic:spPr>
+                </pic:pic>
+              </a:graphicData>
+            </a:graphic>
+          </wp:inline>
+        </w:drawing>
+      </w:r>
+    </w:p>
+    <w:p>
+      <w:r>
+        <w:t xml:space="preserve">Query </w:t>
+      </w:r>
+      <w:r>
+        <w:t>the</w:t>
+      </w:r>
+      <w:r>
+        <w:t xml:space="preserve"> table to confirm that the information remains intact:</w:t>
+      </w:r>
+    </w:p>
+    <w:p>
+      <w:r>
+        <w:t>SELECT * FROM users;</w:t>
+      </w:r>
+    </w:p>
+    <w:p>
+      <w:r>
+        <w:drawing>
+          <wp:inline distT="0" distB="0" distL="0" distR="0" wp14:anchorId="6DBEC92B" wp14:editId="4B385FE5">
+            <wp:extent cx="2057506" cy="958899"/>
+            <wp:effectExtent l="0" t="0" r="0" b="0"/>
+            <wp:docPr id="530281015" name="Picture 1"/>
+            <wp:cNvGraphicFramePr>
+              <a:graphicFrameLocks xmlns:a="http://schemas.openxmlformats.org/drawingml/2006/main" noChangeAspect="1"/>
+            </wp:cNvGraphicFramePr>
+            <a:graphic xmlns:a="http://schemas.openxmlformats.org/drawingml/2006/main">
+              <a:graphicData uri="http://schemas.openxmlformats.org/drawingml/2006/picture">
+                <pic:pic xmlns:pic="http://schemas.openxmlformats.org/drawingml/2006/picture">
+                  <pic:nvPicPr>
+                    <pic:cNvPr id="530281015" name=""/>
+                    <pic:cNvPicPr/>
+                  </pic:nvPicPr>
+                  <pic:blipFill>
+                    <a:blip r:embed="rId90"/>
+                    <a:stretch>
+                      <a:fillRect/>
+                    </a:stretch>
+                  </pic:blipFill>
+                  <pic:spPr>
+                    <a:xfrm>
+                      <a:off x="0" y="0"/>
+                      <a:ext cx="2057506" cy="958899"/>
+                    </a:xfrm>
+                    <a:prstGeom prst="rect">
+                      <a:avLst/>
+                    </a:prstGeom>
+                  </pic:spPr>
+                </pic:pic>
+              </a:graphicData>
+            </a:graphic>
+          </wp:inline>
+        </w:drawing>
+      </w:r>
+    </w:p>
+    <w:p>
+      <w:r>
+        <w:rPr>
+          <w:i/>
+          <w:iCs/>
+        </w:rPr>
+        <w:t>Shown the</w:t>
+      </w:r>
+      <w:r>
+        <w:rPr>
+          <w:i/>
+          <w:iCs/>
+        </w:rPr>
+        <w:t xml:space="preserve"> original 'Alice' and 'Bob' rows printed successfully</w:t>
+      </w:r>
+      <w:r>
+        <w:rPr>
+          <w:i/>
+          <w:iCs/>
+        </w:rPr>
+        <w:t>.</w:t>
+      </w:r>
+    </w:p>
+    <w:p/>
     <w:p/>
     <w:sectPr>
       <w:pgSz w:w="11906" w:h="16838"/>
@@ -6168,7 +7781,6 @@
   <w:style w:type="character" w:default="1" w:styleId="DefaultParagraphFont">
     <w:name w:val="Default Paragraph Font"/>
     <w:uiPriority w:val="1"/>
-    <w:semiHidden/>
     <w:unhideWhenUsed/>
   </w:style>
   <w:style w:type="table" w:default="1" w:styleId="TableNormal">

--- a/Cloud&Containers.docx
+++ b/Cloud&Containers.docx
@@ -5176,6 +5176,9 @@
     <w:p/>
     <w:p>
       <w:r>
+        <w:rPr>
+          <w:noProof/>
+        </w:rPr>
         <w:lastRenderedPageBreak/>
         <w:drawing>
           <wp:inline distT="0" distB="0" distL="0" distR="0" wp14:anchorId="120BC853" wp14:editId="669EC933">
@@ -5263,6 +5266,9 @@
     </w:p>
     <w:p>
       <w:r>
+        <w:rPr>
+          <w:noProof/>
+        </w:rPr>
         <w:drawing>
           <wp:inline distT="0" distB="0" distL="0" distR="0" wp14:anchorId="6B8B4B08" wp14:editId="59CA5256">
             <wp:extent cx="5054860" cy="361969"/>
@@ -5384,6 +5390,7 @@
         <w:rPr>
           <w:b/>
           <w:bCs/>
+          <w:noProof/>
         </w:rPr>
         <w:drawing>
           <wp:inline distT="0" distB="0" distL="0" distR="0" wp14:anchorId="1C9BB37E" wp14:editId="1FF9CA3E">
@@ -5433,6 +5440,7 @@
         <w:rPr>
           <w:b/>
           <w:bCs/>
+          <w:noProof/>
         </w:rPr>
         <w:drawing>
           <wp:inline distT="0" distB="0" distL="0" distR="0" wp14:anchorId="5CA4F32A" wp14:editId="3F116C52">
@@ -5541,6 +5549,9 @@
     </w:p>
     <w:p>
       <w:r>
+        <w:rPr>
+          <w:noProof/>
+        </w:rPr>
         <w:drawing>
           <wp:inline distT="0" distB="0" distL="0" distR="0" wp14:anchorId="7E5B00C7" wp14:editId="0439D486">
             <wp:extent cx="4330923" cy="311166"/>
@@ -5622,6 +5633,9 @@
     </w:p>
     <w:p>
       <w:r>
+        <w:rPr>
+          <w:noProof/>
+        </w:rPr>
         <w:drawing>
           <wp:inline distT="0" distB="0" distL="0" distR="0" wp14:anchorId="08B22361" wp14:editId="56CB8F23">
             <wp:extent cx="5731510" cy="295910"/>
@@ -5695,6 +5709,9 @@
     </w:p>
     <w:p>
       <w:r>
+        <w:rPr>
+          <w:noProof/>
+        </w:rPr>
         <w:drawing>
           <wp:inline distT="0" distB="0" distL="0" distR="0" wp14:anchorId="06F34639" wp14:editId="7F193BBC">
             <wp:extent cx="5731510" cy="782955"/>
@@ -5752,6 +5769,9 @@
     </w:p>
     <w:p>
       <w:r>
+        <w:rPr>
+          <w:noProof/>
+        </w:rPr>
         <w:drawing>
           <wp:inline distT="0" distB="0" distL="0" distR="0" wp14:anchorId="5354A3B2" wp14:editId="7118C598">
             <wp:extent cx="4845299" cy="342918"/>
@@ -5796,6 +5816,9 @@
     </w:p>
     <w:p>
       <w:r>
+        <w:rPr>
+          <w:noProof/>
+        </w:rPr>
         <w:drawing>
           <wp:inline distT="0" distB="0" distL="0" distR="0" wp14:anchorId="49D8741D" wp14:editId="0FEB5F85">
             <wp:extent cx="4115011" cy="342918"/>
@@ -5840,6 +5863,9 @@
     </w:p>
     <w:p>
       <w:r>
+        <w:rPr>
+          <w:noProof/>
+        </w:rPr>
         <w:drawing>
           <wp:inline distT="0" distB="0" distL="0" distR="0" wp14:anchorId="595723A5" wp14:editId="28B3EA2D">
             <wp:extent cx="2000250" cy="958850"/>
@@ -5914,6 +5940,9 @@
     </w:p>
     <w:p>
       <w:r>
+        <w:rPr>
+          <w:noProof/>
+        </w:rPr>
         <w:drawing>
           <wp:inline distT="0" distB="0" distL="0" distR="0" wp14:anchorId="321F2929" wp14:editId="707AEA06">
             <wp:extent cx="4286470" cy="342918"/>
@@ -5964,6 +5993,9 @@
     </w:p>
     <w:p>
       <w:r>
+        <w:rPr>
+          <w:noProof/>
+        </w:rPr>
         <w:drawing>
           <wp:inline distT="0" distB="0" distL="0" distR="0" wp14:anchorId="67AAA4FE" wp14:editId="18888263">
             <wp:extent cx="4121362" cy="349268"/>
@@ -6087,6 +6119,9 @@
     </w:p>
     <w:p>
       <w:r>
+        <w:rPr>
+          <w:noProof/>
+        </w:rPr>
         <w:drawing>
           <wp:inline distT="0" distB="0" distL="0" distR="0" wp14:anchorId="6EB28D49" wp14:editId="386AAF9C">
             <wp:extent cx="6089650" cy="463550"/>
@@ -6205,6 +6240,9 @@
     </w:p>
     <w:p>
       <w:r>
+        <w:rPr>
+          <w:noProof/>
+        </w:rPr>
         <w:drawing>
           <wp:inline distT="0" distB="0" distL="0" distR="0" wp14:anchorId="1E1DA263" wp14:editId="1DD6B02F">
             <wp:extent cx="5731510" cy="301625"/>
@@ -6278,6 +6316,9 @@
     </w:p>
     <w:p>
       <w:r>
+        <w:rPr>
+          <w:noProof/>
+        </w:rPr>
         <w:drawing>
           <wp:inline distT="0" distB="0" distL="0" distR="0" wp14:anchorId="494046B3" wp14:editId="0407DCF8">
             <wp:extent cx="5731510" cy="792480"/>
@@ -6333,6 +6374,9 @@
     </w:p>
     <w:p>
       <w:r>
+        <w:rPr>
+          <w:noProof/>
+        </w:rPr>
         <w:drawing>
           <wp:inline distT="0" distB="0" distL="0" distR="0" wp14:anchorId="6DBEC92B" wp14:editId="4B385FE5">
             <wp:extent cx="2057506" cy="958899"/>
@@ -6395,6 +6439,551 @@
     </w:p>
     <w:p/>
     <w:p/>
+    <w:p/>
+    <w:p/>
+    <w:p>
+      <w:r>
+        <w:rPr>
+          <w:noProof/>
+        </w:rPr>
+        <w:lastRenderedPageBreak/>
+        <w:drawing>
+          <wp:inline distT="0" distB="0" distL="0" distR="0" wp14:anchorId="07F05FD0" wp14:editId="01029E73">
+            <wp:extent cx="5067299" cy="3505200"/>
+            <wp:effectExtent l="0" t="0" r="635" b="0"/>
+            <wp:docPr id="1140318696" name="Picture 1"/>
+            <wp:cNvGraphicFramePr>
+              <a:graphicFrameLocks xmlns:a="http://schemas.openxmlformats.org/drawingml/2006/main" noChangeAspect="1"/>
+            </wp:cNvGraphicFramePr>
+            <a:graphic xmlns:a="http://schemas.openxmlformats.org/drawingml/2006/main">
+              <a:graphicData uri="http://schemas.openxmlformats.org/drawingml/2006/picture">
+                <pic:pic xmlns:pic="http://schemas.openxmlformats.org/drawingml/2006/picture">
+                  <pic:nvPicPr>
+                    <pic:cNvPr id="1140318696" name=""/>
+                    <pic:cNvPicPr/>
+                  </pic:nvPicPr>
+                  <pic:blipFill>
+                    <a:blip r:embed="rId91"/>
+                    <a:stretch>
+                      <a:fillRect/>
+                    </a:stretch>
+                  </pic:blipFill>
+                  <pic:spPr>
+                    <a:xfrm>
+                      <a:off x="0" y="0"/>
+                      <a:ext cx="5073270" cy="3509330"/>
+                    </a:xfrm>
+                    <a:prstGeom prst="rect">
+                      <a:avLst/>
+                    </a:prstGeom>
+                  </pic:spPr>
+                </pic:pic>
+              </a:graphicData>
+            </a:graphic>
+          </wp:inline>
+        </w:drawing>
+      </w:r>
+    </w:p>
+    <w:p/>
+    <w:p>
+      <w:pPr>
+        <w:jc w:val="center"/>
+        <w:rPr>
+          <w:b/>
+          <w:bCs/>
+          <w:lang w:val="en-US"/>
+        </w:rPr>
+      </w:pPr>
+      <w:r>
+        <w:rPr>
+          <w:b/>
+          <w:bCs/>
+          <w:lang w:val="en-US"/>
+        </w:rPr>
+        <w:t>Task 9</w:t>
+      </w:r>
+    </w:p>
+    <w:p>
+      <w:pPr>
+        <w:rPr>
+          <w:b/>
+          <w:bCs/>
+        </w:rPr>
+      </w:pPr>
+      <w:r>
+        <w:rPr>
+          <w:b/>
+          <w:bCs/>
+        </w:rPr>
+        <w:t>Step 1: Create a Shared Volume</w:t>
+      </w:r>
+    </w:p>
+    <w:p>
+      <w:r>
+        <w:t>Create</w:t>
+      </w:r>
+      <w:r>
+        <w:t>d</w:t>
+      </w:r>
+      <w:r>
+        <w:t xml:space="preserve"> a named Docker volume that both containers will use to read and write persistent data. Open </w:t>
+      </w:r>
+      <w:r>
+        <w:t>the</w:t>
+      </w:r>
+      <w:r>
+        <w:t xml:space="preserve"> terminal and run: </w:t>
+      </w:r>
+    </w:p>
+    <w:p>
+      <w:r>
+        <w:t xml:space="preserve">docker volume create </w:t>
+      </w:r>
+      <w:proofErr w:type="spellStart"/>
+      <w:r>
+        <w:t>my_shared_data</w:t>
+      </w:r>
+      <w:proofErr w:type="spellEnd"/>
+    </w:p>
+    <w:p>
+      <w:r>
+        <w:drawing>
+          <wp:inline distT="0" distB="0" distL="0" distR="0" wp14:anchorId="5AC4B9C4" wp14:editId="48178259">
+            <wp:extent cx="5112013" cy="330217"/>
+            <wp:effectExtent l="0" t="0" r="0" b="0"/>
+            <wp:docPr id="1270171756" name="Picture 1"/>
+            <wp:cNvGraphicFramePr>
+              <a:graphicFrameLocks xmlns:a="http://schemas.openxmlformats.org/drawingml/2006/main" noChangeAspect="1"/>
+            </wp:cNvGraphicFramePr>
+            <a:graphic xmlns:a="http://schemas.openxmlformats.org/drawingml/2006/main">
+              <a:graphicData uri="http://schemas.openxmlformats.org/drawingml/2006/picture">
+                <pic:pic xmlns:pic="http://schemas.openxmlformats.org/drawingml/2006/picture">
+                  <pic:nvPicPr>
+                    <pic:cNvPr id="1270171756" name=""/>
+                    <pic:cNvPicPr/>
+                  </pic:nvPicPr>
+                  <pic:blipFill>
+                    <a:blip r:embed="rId92"/>
+                    <a:stretch>
+                      <a:fillRect/>
+                    </a:stretch>
+                  </pic:blipFill>
+                  <pic:spPr>
+                    <a:xfrm>
+                      <a:off x="0" y="0"/>
+                      <a:ext cx="5112013" cy="330217"/>
+                    </a:xfrm>
+                    <a:prstGeom prst="rect">
+                      <a:avLst/>
+                    </a:prstGeom>
+                  </pic:spPr>
+                </pic:pic>
+              </a:graphicData>
+            </a:graphic>
+          </wp:inline>
+        </w:drawing>
+      </w:r>
+    </w:p>
+    <w:p>
+      <w:pPr>
+        <w:rPr>
+          <w:b/>
+          <w:bCs/>
+        </w:rPr>
+      </w:pPr>
+      <w:r>
+        <w:rPr>
+          <w:b/>
+          <w:bCs/>
+        </w:rPr>
+        <w:t>Step 2: Run Multiple Containers Using the Shared Volume</w:t>
+      </w:r>
+    </w:p>
+    <w:p>
+      <w:pPr>
+        <w:numPr>
+          <w:ilvl w:val="0"/>
+          <w:numId w:val="7"/>
+        </w:numPr>
+      </w:pPr>
+      <w:r>
+        <w:rPr>
+          <w:b/>
+          <w:bCs/>
+        </w:rPr>
+        <w:t>Start the Flask app container:</w:t>
+      </w:r>
+    </w:p>
+    <w:p>
+      <w:r>
+        <w:t xml:space="preserve">docker run -d --name </w:t>
+      </w:r>
+      <w:proofErr w:type="spellStart"/>
+      <w:r>
+        <w:t>flask_app</w:t>
+      </w:r>
+      <w:proofErr w:type="spellEnd"/>
+      <w:r>
+        <w:t xml:space="preserve"> -v </w:t>
+      </w:r>
+      <w:proofErr w:type="spellStart"/>
+      <w:r>
+        <w:t>my_shared_data</w:t>
+      </w:r>
+      <w:proofErr w:type="spellEnd"/>
+      <w:r>
+        <w:t>:/data python:3.10-slim tail -f /dev/null</w:t>
+      </w:r>
+    </w:p>
+    <w:p>
+      <w:r>
+        <w:drawing>
+          <wp:inline distT="0" distB="0" distL="0" distR="0" wp14:anchorId="0FD67F86" wp14:editId="39822F9E">
+            <wp:extent cx="5994400" cy="631190"/>
+            <wp:effectExtent l="0" t="0" r="6350" b="0"/>
+            <wp:docPr id="1932591581" name="Picture 1"/>
+            <wp:cNvGraphicFramePr>
+              <a:graphicFrameLocks xmlns:a="http://schemas.openxmlformats.org/drawingml/2006/main" noChangeAspect="1"/>
+            </wp:cNvGraphicFramePr>
+            <a:graphic xmlns:a="http://schemas.openxmlformats.org/drawingml/2006/main">
+              <a:graphicData uri="http://schemas.openxmlformats.org/drawingml/2006/picture">
+                <pic:pic xmlns:pic="http://schemas.openxmlformats.org/drawingml/2006/picture">
+                  <pic:nvPicPr>
+                    <pic:cNvPr id="1932591581" name=""/>
+                    <pic:cNvPicPr/>
+                  </pic:nvPicPr>
+                  <pic:blipFill>
+                    <a:blip r:embed="rId93"/>
+                    <a:stretch>
+                      <a:fillRect/>
+                    </a:stretch>
+                  </pic:blipFill>
+                  <pic:spPr>
+                    <a:xfrm>
+                      <a:off x="0" y="0"/>
+                      <a:ext cx="5994400" cy="631190"/>
+                    </a:xfrm>
+                    <a:prstGeom prst="rect">
+                      <a:avLst/>
+                    </a:prstGeom>
+                  </pic:spPr>
+                </pic:pic>
+              </a:graphicData>
+            </a:graphic>
+          </wp:inline>
+        </w:drawing>
+      </w:r>
+    </w:p>
+    <w:p>
+      <w:pPr>
+        <w:numPr>
+          <w:ilvl w:val="0"/>
+          <w:numId w:val="7"/>
+        </w:numPr>
+      </w:pPr>
+      <w:r>
+        <w:rPr>
+          <w:b/>
+          <w:bCs/>
+        </w:rPr>
+        <w:t>Start the Redis app container:</w:t>
+      </w:r>
+    </w:p>
+    <w:p>
+      <w:r>
+        <w:t xml:space="preserve">docker run -d --name </w:t>
+      </w:r>
+      <w:proofErr w:type="spellStart"/>
+      <w:r>
+        <w:t>redis_app</w:t>
+      </w:r>
+      <w:proofErr w:type="spellEnd"/>
+      <w:r>
+        <w:t xml:space="preserve"> -v </w:t>
+      </w:r>
+      <w:proofErr w:type="spellStart"/>
+      <w:r>
+        <w:t>my_shared_data</w:t>
+      </w:r>
+      <w:proofErr w:type="spellEnd"/>
+      <w:r>
+        <w:t xml:space="preserve">:/data </w:t>
+      </w:r>
+      <w:proofErr w:type="spellStart"/>
+      <w:r>
+        <w:t>redis:alpine</w:t>
+      </w:r>
+      <w:proofErr w:type="spellEnd"/>
+    </w:p>
+    <w:p>
+      <w:r>
+        <w:drawing>
+          <wp:inline distT="0" distB="0" distL="0" distR="0" wp14:anchorId="6B438944" wp14:editId="54BECD50">
+            <wp:extent cx="5842000" cy="374650"/>
+            <wp:effectExtent l="0" t="0" r="6350" b="6350"/>
+            <wp:docPr id="699506427" name="Picture 1"/>
+            <wp:cNvGraphicFramePr>
+              <a:graphicFrameLocks xmlns:a="http://schemas.openxmlformats.org/drawingml/2006/main" noChangeAspect="1"/>
+            </wp:cNvGraphicFramePr>
+            <a:graphic xmlns:a="http://schemas.openxmlformats.org/drawingml/2006/main">
+              <a:graphicData uri="http://schemas.openxmlformats.org/drawingml/2006/picture">
+                <pic:pic xmlns:pic="http://schemas.openxmlformats.org/drawingml/2006/picture">
+                  <pic:nvPicPr>
+                    <pic:cNvPr id="699506427" name=""/>
+                    <pic:cNvPicPr/>
+                  </pic:nvPicPr>
+                  <pic:blipFill>
+                    <a:blip r:embed="rId94"/>
+                    <a:stretch>
+                      <a:fillRect/>
+                    </a:stretch>
+                  </pic:blipFill>
+                  <pic:spPr>
+                    <a:xfrm>
+                      <a:off x="0" y="0"/>
+                      <a:ext cx="5842000" cy="374650"/>
+                    </a:xfrm>
+                    <a:prstGeom prst="rect">
+                      <a:avLst/>
+                    </a:prstGeom>
+                  </pic:spPr>
+                </pic:pic>
+              </a:graphicData>
+            </a:graphic>
+          </wp:inline>
+        </w:drawing>
+      </w:r>
+    </w:p>
+    <w:p>
+      <w:pPr>
+        <w:rPr>
+          <w:b/>
+          <w:bCs/>
+        </w:rPr>
+      </w:pPr>
+      <w:r>
+        <w:rPr>
+          <w:b/>
+          <w:bCs/>
+        </w:rPr>
+        <w:lastRenderedPageBreak/>
+        <w:t>Step 3: Test Data Sharing</w:t>
+      </w:r>
+    </w:p>
+    <w:p>
+      <w:r>
+        <w:t>Verif</w:t>
+      </w:r>
+      <w:r>
+        <w:t>ied</w:t>
+      </w:r>
+      <w:r>
+        <w:t xml:space="preserve"> that data written by one container is immediately accessible by the other.</w:t>
+      </w:r>
+    </w:p>
+    <w:p>
+      <w:pPr>
+        <w:numPr>
+          <w:ilvl w:val="0"/>
+          <w:numId w:val="8"/>
+        </w:numPr>
+      </w:pPr>
+      <w:r>
+        <w:rPr>
+          <w:b/>
+          <w:bCs/>
+        </w:rPr>
+        <w:t xml:space="preserve">Add data from the </w:t>
+      </w:r>
+      <w:proofErr w:type="spellStart"/>
+      <w:r>
+        <w:rPr>
+          <w:b/>
+          <w:bCs/>
+        </w:rPr>
+        <w:t>flask_app</w:t>
+      </w:r>
+      <w:proofErr w:type="spellEnd"/>
+      <w:r>
+        <w:rPr>
+          <w:b/>
+          <w:bCs/>
+        </w:rPr>
+        <w:t xml:space="preserve"> container:</w:t>
+      </w:r>
+      <w:r>
+        <w:br/>
+        <w:t>Execute</w:t>
+      </w:r>
+      <w:r>
+        <w:t>d</w:t>
+      </w:r>
+      <w:r>
+        <w:t xml:space="preserve"> a command inside the first container to create a text file inside its /data folder:</w:t>
+      </w:r>
+    </w:p>
+    <w:p>
+      <w:r>
+        <w:t xml:space="preserve">docker exec -it </w:t>
+      </w:r>
+      <w:proofErr w:type="spellStart"/>
+      <w:r>
+        <w:t>flask_app</w:t>
+      </w:r>
+      <w:proofErr w:type="spellEnd"/>
+      <w:r>
+        <w:t xml:space="preserve"> </w:t>
+      </w:r>
+      <w:proofErr w:type="spellStart"/>
+      <w:r>
+        <w:t>sh</w:t>
+      </w:r>
+      <w:proofErr w:type="spellEnd"/>
+      <w:r>
+        <w:t xml:space="preserve"> -c "echo 'Hello from Flask!' &gt; /data/share.txt"</w:t>
+      </w:r>
+    </w:p>
+    <w:p>
+      <w:r>
+        <w:drawing>
+          <wp:inline distT="0" distB="0" distL="0" distR="0" wp14:anchorId="3BBFC954" wp14:editId="3D3B1FB5">
+            <wp:extent cx="5731510" cy="424180"/>
+            <wp:effectExtent l="0" t="0" r="2540" b="0"/>
+            <wp:docPr id="1705390211" name="Picture 1"/>
+            <wp:cNvGraphicFramePr>
+              <a:graphicFrameLocks xmlns:a="http://schemas.openxmlformats.org/drawingml/2006/main" noChangeAspect="1"/>
+            </wp:cNvGraphicFramePr>
+            <a:graphic xmlns:a="http://schemas.openxmlformats.org/drawingml/2006/main">
+              <a:graphicData uri="http://schemas.openxmlformats.org/drawingml/2006/picture">
+                <pic:pic xmlns:pic="http://schemas.openxmlformats.org/drawingml/2006/picture">
+                  <pic:nvPicPr>
+                    <pic:cNvPr id="1705390211" name=""/>
+                    <pic:cNvPicPr/>
+                  </pic:nvPicPr>
+                  <pic:blipFill>
+                    <a:blip r:embed="rId95"/>
+                    <a:stretch>
+                      <a:fillRect/>
+                    </a:stretch>
+                  </pic:blipFill>
+                  <pic:spPr>
+                    <a:xfrm>
+                      <a:off x="0" y="0"/>
+                      <a:ext cx="5731510" cy="424180"/>
+                    </a:xfrm>
+                    <a:prstGeom prst="rect">
+                      <a:avLst/>
+                    </a:prstGeom>
+                  </pic:spPr>
+                </pic:pic>
+              </a:graphicData>
+            </a:graphic>
+          </wp:inline>
+        </w:drawing>
+      </w:r>
+    </w:p>
+    <w:p>
+      <w:pPr>
+        <w:numPr>
+          <w:ilvl w:val="0"/>
+          <w:numId w:val="8"/>
+        </w:numPr>
+      </w:pPr>
+      <w:r>
+        <w:rPr>
+          <w:b/>
+          <w:bCs/>
+        </w:rPr>
+        <w:t xml:space="preserve">Verify and read the data from the </w:t>
+      </w:r>
+      <w:proofErr w:type="spellStart"/>
+      <w:r>
+        <w:rPr>
+          <w:b/>
+          <w:bCs/>
+        </w:rPr>
+        <w:t>redis_app</w:t>
+      </w:r>
+      <w:proofErr w:type="spellEnd"/>
+      <w:r>
+        <w:rPr>
+          <w:b/>
+          <w:bCs/>
+        </w:rPr>
+        <w:t xml:space="preserve"> container:</w:t>
+      </w:r>
+      <w:r>
+        <w:br/>
+        <w:t>Execute</w:t>
+      </w:r>
+      <w:r>
+        <w:t>d</w:t>
+      </w:r>
+      <w:r>
+        <w:t xml:space="preserve"> a command inside the second container to read the file from its own /data folder:</w:t>
+      </w:r>
+    </w:p>
+    <w:p>
+      <w:r>
+        <w:t xml:space="preserve">docker exec -it </w:t>
+      </w:r>
+      <w:proofErr w:type="spellStart"/>
+      <w:r>
+        <w:t>redis_app</w:t>
+      </w:r>
+      <w:proofErr w:type="spellEnd"/>
+      <w:r>
+        <w:t xml:space="preserve"> cat /data/share.txt</w:t>
+      </w:r>
+    </w:p>
+    <w:p>
+      <w:r>
+        <w:drawing>
+          <wp:inline distT="0" distB="0" distL="0" distR="0" wp14:anchorId="24DC9D82" wp14:editId="7E0B8EA1">
+            <wp:extent cx="5731510" cy="335915"/>
+            <wp:effectExtent l="0" t="0" r="2540" b="6985"/>
+            <wp:docPr id="1177123994" name="Picture 1"/>
+            <wp:cNvGraphicFramePr>
+              <a:graphicFrameLocks xmlns:a="http://schemas.openxmlformats.org/drawingml/2006/main" noChangeAspect="1"/>
+            </wp:cNvGraphicFramePr>
+            <a:graphic xmlns:a="http://schemas.openxmlformats.org/drawingml/2006/main">
+              <a:graphicData uri="http://schemas.openxmlformats.org/drawingml/2006/picture">
+                <pic:pic xmlns:pic="http://schemas.openxmlformats.org/drawingml/2006/picture">
+                  <pic:nvPicPr>
+                    <pic:cNvPr id="1177123994" name=""/>
+                    <pic:cNvPicPr/>
+                  </pic:nvPicPr>
+                  <pic:blipFill>
+                    <a:blip r:embed="rId96"/>
+                    <a:stretch>
+                      <a:fillRect/>
+                    </a:stretch>
+                  </pic:blipFill>
+                  <pic:spPr>
+                    <a:xfrm>
+                      <a:off x="0" y="0"/>
+                      <a:ext cx="5731510" cy="335915"/>
+                    </a:xfrm>
+                    <a:prstGeom prst="rect">
+                      <a:avLst/>
+                    </a:prstGeom>
+                  </pic:spPr>
+                </pic:pic>
+              </a:graphicData>
+            </a:graphic>
+          </wp:inline>
+        </w:drawing>
+      </w:r>
+    </w:p>
+    <w:p>
+      <w:r>
+        <w:t>My</w:t>
+      </w:r>
+      <w:r>
+        <w:t xml:space="preserve"> shared volume configuration is working perfectly! </w:t>
+      </w:r>
+    </w:p>
+    <w:p/>
     <w:sectPr>
       <w:pgSz w:w="11906" w:h="16838"/>
       <w:pgMar w:top="1440" w:right="1440" w:bottom="1440" w:left="1440" w:header="708" w:footer="708" w:gutter="0"/>
@@ -6521,6 +7110,119 @@
     </w:lvl>
   </w:abstractNum>
   <w:abstractNum w:abstractNumId="1" w15:restartNumberingAfterBreak="0">
+    <w:nsid w:val="362C664F"/>
+    <w:multiLevelType w:val="multilevel"/>
+    <w:tmpl w:val="5F0EF426"/>
+    <w:lvl w:ilvl="0">
+      <w:start w:val="1"/>
+      <w:numFmt w:val="decimal"/>
+      <w:lvlText w:val="%1."/>
+      <w:lvlJc w:val="left"/>
+      <w:pPr>
+        <w:tabs>
+          <w:tab w:val="num" w:pos="720"/>
+        </w:tabs>
+        <w:ind w:left="720" w:hanging="360"/>
+      </w:pPr>
+    </w:lvl>
+    <w:lvl w:ilvl="1" w:tentative="1">
+      <w:start w:val="1"/>
+      <w:numFmt w:val="decimal"/>
+      <w:lvlText w:val="%2."/>
+      <w:lvlJc w:val="left"/>
+      <w:pPr>
+        <w:tabs>
+          <w:tab w:val="num" w:pos="1440"/>
+        </w:tabs>
+        <w:ind w:left="1440" w:hanging="360"/>
+      </w:pPr>
+    </w:lvl>
+    <w:lvl w:ilvl="2" w:tentative="1">
+      <w:start w:val="1"/>
+      <w:numFmt w:val="decimal"/>
+      <w:lvlText w:val="%3."/>
+      <w:lvlJc w:val="left"/>
+      <w:pPr>
+        <w:tabs>
+          <w:tab w:val="num" w:pos="2160"/>
+        </w:tabs>
+        <w:ind w:left="2160" w:hanging="360"/>
+      </w:pPr>
+    </w:lvl>
+    <w:lvl w:ilvl="3" w:tentative="1">
+      <w:start w:val="1"/>
+      <w:numFmt w:val="decimal"/>
+      <w:lvlText w:val="%4."/>
+      <w:lvlJc w:val="left"/>
+      <w:pPr>
+        <w:tabs>
+          <w:tab w:val="num" w:pos="2880"/>
+        </w:tabs>
+        <w:ind w:left="2880" w:hanging="360"/>
+      </w:pPr>
+    </w:lvl>
+    <w:lvl w:ilvl="4" w:tentative="1">
+      <w:start w:val="1"/>
+      <w:numFmt w:val="decimal"/>
+      <w:lvlText w:val="%5."/>
+      <w:lvlJc w:val="left"/>
+      <w:pPr>
+        <w:tabs>
+          <w:tab w:val="num" w:pos="3600"/>
+        </w:tabs>
+        <w:ind w:left="3600" w:hanging="360"/>
+      </w:pPr>
+    </w:lvl>
+    <w:lvl w:ilvl="5" w:tentative="1">
+      <w:start w:val="1"/>
+      <w:numFmt w:val="decimal"/>
+      <w:lvlText w:val="%6."/>
+      <w:lvlJc w:val="left"/>
+      <w:pPr>
+        <w:tabs>
+          <w:tab w:val="num" w:pos="4320"/>
+        </w:tabs>
+        <w:ind w:left="4320" w:hanging="360"/>
+      </w:pPr>
+    </w:lvl>
+    <w:lvl w:ilvl="6" w:tentative="1">
+      <w:start w:val="1"/>
+      <w:numFmt w:val="decimal"/>
+      <w:lvlText w:val="%7."/>
+      <w:lvlJc w:val="left"/>
+      <w:pPr>
+        <w:tabs>
+          <w:tab w:val="num" w:pos="5040"/>
+        </w:tabs>
+        <w:ind w:left="5040" w:hanging="360"/>
+      </w:pPr>
+    </w:lvl>
+    <w:lvl w:ilvl="7" w:tentative="1">
+      <w:start w:val="1"/>
+      <w:numFmt w:val="decimal"/>
+      <w:lvlText w:val="%8."/>
+      <w:lvlJc w:val="left"/>
+      <w:pPr>
+        <w:tabs>
+          <w:tab w:val="num" w:pos="5760"/>
+        </w:tabs>
+        <w:ind w:left="5760" w:hanging="360"/>
+      </w:pPr>
+    </w:lvl>
+    <w:lvl w:ilvl="8" w:tentative="1">
+      <w:start w:val="1"/>
+      <w:numFmt w:val="decimal"/>
+      <w:lvlText w:val="%9."/>
+      <w:lvlJc w:val="left"/>
+      <w:pPr>
+        <w:tabs>
+          <w:tab w:val="num" w:pos="6480"/>
+        </w:tabs>
+        <w:ind w:left="6480" w:hanging="360"/>
+      </w:pPr>
+    </w:lvl>
+  </w:abstractNum>
+  <w:abstractNum w:abstractNumId="2" w15:restartNumberingAfterBreak="0">
     <w:nsid w:val="411C232E"/>
     <w:multiLevelType w:val="multilevel"/>
     <w:tmpl w:val="981856CA"/>
@@ -6669,7 +7371,7 @@
       </w:rPr>
     </w:lvl>
   </w:abstractNum>
-  <w:abstractNum w:abstractNumId="2" w15:restartNumberingAfterBreak="0">
+  <w:abstractNum w:abstractNumId="3" w15:restartNumberingAfterBreak="0">
     <w:nsid w:val="446A5360"/>
     <w:multiLevelType w:val="multilevel"/>
     <w:tmpl w:val="C84E0766"/>
@@ -6782,7 +7484,7 @@
       </w:pPr>
     </w:lvl>
   </w:abstractNum>
-  <w:abstractNum w:abstractNumId="3" w15:restartNumberingAfterBreak="0">
+  <w:abstractNum w:abstractNumId="4" w15:restartNumberingAfterBreak="0">
     <w:nsid w:val="49B02329"/>
     <w:multiLevelType w:val="multilevel"/>
     <w:tmpl w:val="091CC180"/>
@@ -6895,7 +7597,120 @@
       </w:pPr>
     </w:lvl>
   </w:abstractNum>
-  <w:abstractNum w:abstractNumId="4" w15:restartNumberingAfterBreak="0">
+  <w:abstractNum w:abstractNumId="5" w15:restartNumberingAfterBreak="0">
+    <w:nsid w:val="4DDD60C8"/>
+    <w:multiLevelType w:val="multilevel"/>
+    <w:tmpl w:val="67163C38"/>
+    <w:lvl w:ilvl="0">
+      <w:start w:val="1"/>
+      <w:numFmt w:val="decimal"/>
+      <w:lvlText w:val="%1."/>
+      <w:lvlJc w:val="left"/>
+      <w:pPr>
+        <w:tabs>
+          <w:tab w:val="num" w:pos="720"/>
+        </w:tabs>
+        <w:ind w:left="720" w:hanging="360"/>
+      </w:pPr>
+    </w:lvl>
+    <w:lvl w:ilvl="1" w:tentative="1">
+      <w:start w:val="1"/>
+      <w:numFmt w:val="decimal"/>
+      <w:lvlText w:val="%2."/>
+      <w:lvlJc w:val="left"/>
+      <w:pPr>
+        <w:tabs>
+          <w:tab w:val="num" w:pos="1440"/>
+        </w:tabs>
+        <w:ind w:left="1440" w:hanging="360"/>
+      </w:pPr>
+    </w:lvl>
+    <w:lvl w:ilvl="2" w:tentative="1">
+      <w:start w:val="1"/>
+      <w:numFmt w:val="decimal"/>
+      <w:lvlText w:val="%3."/>
+      <w:lvlJc w:val="left"/>
+      <w:pPr>
+        <w:tabs>
+          <w:tab w:val="num" w:pos="2160"/>
+        </w:tabs>
+        <w:ind w:left="2160" w:hanging="360"/>
+      </w:pPr>
+    </w:lvl>
+    <w:lvl w:ilvl="3" w:tentative="1">
+      <w:start w:val="1"/>
+      <w:numFmt w:val="decimal"/>
+      <w:lvlText w:val="%4."/>
+      <w:lvlJc w:val="left"/>
+      <w:pPr>
+        <w:tabs>
+          <w:tab w:val="num" w:pos="2880"/>
+        </w:tabs>
+        <w:ind w:left="2880" w:hanging="360"/>
+      </w:pPr>
+    </w:lvl>
+    <w:lvl w:ilvl="4" w:tentative="1">
+      <w:start w:val="1"/>
+      <w:numFmt w:val="decimal"/>
+      <w:lvlText w:val="%5."/>
+      <w:lvlJc w:val="left"/>
+      <w:pPr>
+        <w:tabs>
+          <w:tab w:val="num" w:pos="3600"/>
+        </w:tabs>
+        <w:ind w:left="3600" w:hanging="360"/>
+      </w:pPr>
+    </w:lvl>
+    <w:lvl w:ilvl="5" w:tentative="1">
+      <w:start w:val="1"/>
+      <w:numFmt w:val="decimal"/>
+      <w:lvlText w:val="%6."/>
+      <w:lvlJc w:val="left"/>
+      <w:pPr>
+        <w:tabs>
+          <w:tab w:val="num" w:pos="4320"/>
+        </w:tabs>
+        <w:ind w:left="4320" w:hanging="360"/>
+      </w:pPr>
+    </w:lvl>
+    <w:lvl w:ilvl="6" w:tentative="1">
+      <w:start w:val="1"/>
+      <w:numFmt w:val="decimal"/>
+      <w:lvlText w:val="%7."/>
+      <w:lvlJc w:val="left"/>
+      <w:pPr>
+        <w:tabs>
+          <w:tab w:val="num" w:pos="5040"/>
+        </w:tabs>
+        <w:ind w:left="5040" w:hanging="360"/>
+      </w:pPr>
+    </w:lvl>
+    <w:lvl w:ilvl="7" w:tentative="1">
+      <w:start w:val="1"/>
+      <w:numFmt w:val="decimal"/>
+      <w:lvlText w:val="%8."/>
+      <w:lvlJc w:val="left"/>
+      <w:pPr>
+        <w:tabs>
+          <w:tab w:val="num" w:pos="5760"/>
+        </w:tabs>
+        <w:ind w:left="5760" w:hanging="360"/>
+      </w:pPr>
+    </w:lvl>
+    <w:lvl w:ilvl="8" w:tentative="1">
+      <w:start w:val="1"/>
+      <w:numFmt w:val="decimal"/>
+      <w:lvlText w:val="%9."/>
+      <w:lvlJc w:val="left"/>
+      <w:pPr>
+        <w:tabs>
+          <w:tab w:val="num" w:pos="6480"/>
+        </w:tabs>
+        <w:ind w:left="6480" w:hanging="360"/>
+      </w:pPr>
+    </w:lvl>
+  </w:abstractNum>
+  <w:abstractNum w:abstractNumId="6" w15:restartNumberingAfterBreak="0">
     <w:nsid w:val="67016000"/>
     <w:multiLevelType w:val="multilevel"/>
     <w:tmpl w:val="51FA6106"/>
@@ -7044,7 +7859,7 @@
       </w:rPr>
     </w:lvl>
   </w:abstractNum>
-  <w:abstractNum w:abstractNumId="5" w15:restartNumberingAfterBreak="0">
+  <w:abstractNum w:abstractNumId="7" w15:restartNumberingAfterBreak="0">
     <w:nsid w:val="73391C43"/>
     <w:multiLevelType w:val="multilevel"/>
     <w:tmpl w:val="EBFA765C"/>
@@ -7158,21 +7973,27 @@
     </w:lvl>
   </w:abstractNum>
   <w:num w:numId="1" w16cid:durableId="282469142">
-    <w:abstractNumId w:val="2"/>
+    <w:abstractNumId w:val="3"/>
   </w:num>
   <w:num w:numId="2" w16cid:durableId="1634480584">
     <w:abstractNumId w:val="0"/>
   </w:num>
   <w:num w:numId="3" w16cid:durableId="1590894792">
+    <w:abstractNumId w:val="6"/>
+  </w:num>
+  <w:num w:numId="4" w16cid:durableId="1756510608">
     <w:abstractNumId w:val="4"/>
   </w:num>
-  <w:num w:numId="4" w16cid:durableId="1756510608">
-    <w:abstractNumId w:val="3"/>
+  <w:num w:numId="5" w16cid:durableId="126315426">
+    <w:abstractNumId w:val="2"/>
   </w:num>
-  <w:num w:numId="5" w16cid:durableId="126315426">
+  <w:num w:numId="6" w16cid:durableId="430442289">
+    <w:abstractNumId w:val="7"/>
+  </w:num>
+  <w:num w:numId="7" w16cid:durableId="39789688">
     <w:abstractNumId w:val="1"/>
   </w:num>
-  <w:num w:numId="6" w16cid:durableId="430442289">
+  <w:num w:numId="8" w16cid:durableId="1578437200">
     <w:abstractNumId w:val="5"/>
   </w:num>
 </w:numbering>
